--- a/docs/speach.docx
+++ b/docs/speach.docx
@@ -1,39 +1,111 @@
 
 <file path=word/document.xml><?xml version="1.0" encoding="utf-8"?>
-<w:document xmlns:wpc="http://schemas.microsoft.com/office/word/2010/wordprocessingCanvas" xmlns:cx="http://schemas.microsoft.com/office/drawing/2014/chartex" xmlns:cx1="http://schemas.microsoft.com/office/drawing/2015/9/8/chartex" xmlns:cx2="http://schemas.microsoft.com/office/drawing/2015/10/21/chartex" xmlns:cx3="http://schemas.microsoft.com/office/drawing/2016/5/9/chartex" xmlns:cx4="http://schemas.microsoft.com/office/drawing/2016/5/10/chartex" xmlns:cx5="http://schemas.microsoft.com/office/drawing/2016/5/11/chartex" xmlns:cx6="http://schemas.microsoft.com/office/drawing/2016/5/12/chartex" xmlns:cx7="http://schemas.microsoft.com/office/drawing/2016/5/13/chartex" xmlns:cx8="http://schemas.microsoft.com/office/drawing/2016/5/14/chartex" xmlns:mc="http://schemas.openxmlformats.org/markup-compatibility/2006" xmlns:aink="http://schemas.microsoft.com/office/drawing/2016/ink" xmlns:am3d="http://schemas.microsoft.com/office/drawing/2017/model3d" xmlns:o="urn:schemas-microsoft-com:office:office" xmlns:r="http://schemas.openxmlformats.org/officeDocument/2006/relationships" xmlns:m="http://schemas.openxmlformats.org/officeDocument/2006/math" xmlns:v="urn:schemas-microsoft-com:vml" xmlns:wp14="http://schemas.microsoft.com/office/word/2010/wordprocessingDrawing" xmlns:wp="http://schemas.openxmlformats.org/drawingml/2006/wordprocessingDrawing" xmlns:w10="urn:schemas-microsoft-com:office:word" xmlns:w="http://schemas.openxmlformats.org/wordprocessingml/2006/main" xmlns:w14="http://schemas.microsoft.com/office/word/2010/wordml" xmlns:w15="http://schemas.microsoft.com/office/word/2012/wordml" xmlns:w16cex="http://schemas.microsoft.com/office/word/2018/wordml/cex" xmlns:w16cid="http://schemas.microsoft.com/office/word/2016/wordml/cid" xmlns:w16="http://schemas.microsoft.com/office/word/2018/wordml" xmlns:w16se="http://schemas.microsoft.com/office/word/2015/wordml/symex" xmlns:wpg="http://schemas.microsoft.com/office/word/2010/wordprocessingGroup" xmlns:wpi="http://schemas.microsoft.com/office/word/2010/wordprocessingInk" xmlns:wne="http://schemas.microsoft.com/office/word/2006/wordml" xmlns:wps="http://schemas.microsoft.com/office/word/2010/wordprocessingShape" mc:Ignorable="w14 w15 w16se w16cid w16 w16cex wp14">
+<w:document xmlns:wpc="http://schemas.microsoft.com/office/word/2010/wordprocessingCanvas" xmlns:cx="http://schemas.microsoft.com/office/drawing/2014/chartex" xmlns:mc="http://schemas.openxmlformats.org/markup-compatibility/2006" xmlns:o="urn:schemas-microsoft-com:office:office" xmlns:r="http://schemas.openxmlformats.org/officeDocument/2006/relationships" xmlns:m="http://schemas.openxmlformats.org/officeDocument/2006/math" xmlns:v="urn:schemas-microsoft-com:vml" xmlns:wp14="http://schemas.microsoft.com/office/word/2010/wordprocessingDrawing" xmlns:wp="http://schemas.openxmlformats.org/drawingml/2006/wordprocessingDrawing" xmlns:w10="urn:schemas-microsoft-com:office:word" xmlns:w="http://schemas.openxmlformats.org/wordprocessingml/2006/main" xmlns:w14="http://schemas.microsoft.com/office/word/2010/wordml" xmlns:w15="http://schemas.microsoft.com/office/word/2012/wordml" xmlns:w16se="http://schemas.microsoft.com/office/word/2015/wordml/symex" xmlns:wpg="http://schemas.microsoft.com/office/word/2010/wordprocessingGroup" xmlns:wpi="http://schemas.microsoft.com/office/word/2010/wordprocessingInk" xmlns:wne="http://schemas.microsoft.com/office/word/2006/wordml" xmlns:wps="http://schemas.microsoft.com/office/word/2010/wordprocessingShape" mc:Ignorable="w14 w15 w16se wp14">
   <w:body>
     <w:p>
       <w:r>
-        <w:t>Уважаемые члены комиссии,</w:t>
-      </w:r>
-      <w:r>
-        <w:t xml:space="preserve"> я вас всех приветствую,</w:t>
-      </w:r>
-      <w:r>
-        <w:t xml:space="preserve"> </w:t>
-      </w:r>
-      <w:r>
-        <w:t>моя</w:t>
-      </w:r>
-      <w:r>
-        <w:t xml:space="preserve"> тема дипломной работы выбрана по причине того, что </w:t>
-      </w:r>
-      <w:r>
-        <w:t>в</w:t>
-      </w:r>
-      <w:r>
-        <w:t xml:space="preserve"> настоящее время в качестве приво</w:t>
-      </w:r>
-      <w:r>
-        <w:t xml:space="preserve">да нагнетателя природного газа </w:t>
-      </w:r>
-      <w:r>
-        <w:t xml:space="preserve">в подавляющем большинстве используются </w:t>
+        <w:t>Ответы на замечания рецензии</w:t>
+      </w:r>
+    </w:p>
+    <w:p>
+      <w:pPr>
+        <w:pStyle w:val="a8"/>
+        <w:numPr>
+          <w:ilvl w:val="0"/>
+          <w:numId w:val="15"/>
+        </w:numPr>
+      </w:pPr>
+      <w:proofErr w:type="spellStart"/>
+      <w:r>
+        <w:t>Выбраная</w:t>
+      </w:r>
+      <w:proofErr w:type="spellEnd"/>
+      <w:r>
+        <w:t xml:space="preserve"> модель турбулентности не чувствительна к точности сетки из-за хороших пристеночных функций</w:t>
+      </w:r>
+    </w:p>
+    <w:p>
+      <w:pPr>
+        <w:pStyle w:val="a8"/>
+        <w:numPr>
+          <w:ilvl w:val="0"/>
+          <w:numId w:val="15"/>
+        </w:numPr>
+      </w:pPr>
+      <w:r>
+        <w:t xml:space="preserve">Температурное поле в Д как правило квадратичное и для быстрых оценочных </w:t>
+      </w:r>
+      <w:proofErr w:type="spellStart"/>
+      <w:r>
+        <w:t>рещультатов</w:t>
+      </w:r>
+      <w:proofErr w:type="spellEnd"/>
+      <w:r>
+        <w:t xml:space="preserve"> были наложены </w:t>
+      </w:r>
+      <w:proofErr w:type="spellStart"/>
+      <w:r>
+        <w:t>гу</w:t>
+      </w:r>
+      <w:proofErr w:type="spellEnd"/>
+      <w:r>
+        <w:t xml:space="preserve"> 1 рода.</w:t>
+      </w:r>
+    </w:p>
+    <w:p>
+      <w:pPr>
+        <w:pStyle w:val="a8"/>
+        <w:numPr>
+          <w:ilvl w:val="0"/>
+          <w:numId w:val="15"/>
+        </w:numPr>
+      </w:pPr>
+      <w:r>
+        <w:t xml:space="preserve">Магистраль </w:t>
+      </w:r>
+      <w:proofErr w:type="spellStart"/>
+      <w:r>
+        <w:t>подвада</w:t>
+      </w:r>
+      <w:proofErr w:type="spellEnd"/>
+      <w:r>
+        <w:t xml:space="preserve"> масла к П КНД была переработана и </w:t>
       </w:r>
       <w:bookmarkStart w:id="0" w:name="_GoBack"/>
       <w:bookmarkEnd w:id="0"/>
       <w:r>
-        <w:t xml:space="preserve">ГТУ, среди которых </w:t>
+        <w:t xml:space="preserve">упрощена  </w:t>
+      </w:r>
+    </w:p>
+    <w:p/>
+    <w:p/>
+    <w:p>
+      <w:r>
+        <w:t>Уважаемые члены комиссии,</w:t>
+      </w:r>
+      <w:r>
+        <w:t xml:space="preserve"> я вас всех приветствую,</w:t>
+      </w:r>
+      <w:r>
+        <w:t xml:space="preserve"> </w:t>
+      </w:r>
+      <w:r>
+        <w:t>моя</w:t>
+      </w:r>
+      <w:r>
+        <w:t xml:space="preserve"> тема дипломной работы выбрана по причине того, что </w:t>
+      </w:r>
+      <w:r>
+        <w:t>в</w:t>
+      </w:r>
+      <w:r>
+        <w:t xml:space="preserve"> настоящее время в качестве приво</w:t>
+      </w:r>
+      <w:r>
+        <w:t xml:space="preserve">да нагнетателя природного газа </w:t>
+      </w:r>
+      <w:r>
+        <w:t xml:space="preserve">в подавляющем большинстве используются ГТУ, среди которых </w:t>
       </w:r>
       <m:oMath>
         <m:r>
@@ -687,6 +759,7 @@
         <w:rPr>
           <w:rFonts w:eastAsiaTheme="minorEastAsia"/>
         </w:rPr>
+        <w:lastRenderedPageBreak/>
         <w:t>Далее в научно-исследовательской части дипломной работы</w:t>
       </w:r>
       <w:r>
@@ -770,7 +843,6 @@
           <w:rFonts w:eastAsiaTheme="minorEastAsia"/>
           <w:iCs/>
         </w:rPr>
-        <w:lastRenderedPageBreak/>
         <w:t>В организационно-экономической части диплома произведена оценка себестоимости проектируемой установки и выполнено сравнение технико-экономических показателей с установкой аналогом.</w:t>
       </w:r>
     </w:p>
@@ -1461,7 +1533,7 @@
 </file>
 
 <file path=word/numbering.xml><?xml version="1.0" encoding="utf-8"?>
-<w:numbering xmlns:wpc="http://schemas.microsoft.com/office/word/2010/wordprocessingCanvas" xmlns:cx="http://schemas.microsoft.com/office/drawing/2014/chartex" xmlns:cx1="http://schemas.microsoft.com/office/drawing/2015/9/8/chartex" xmlns:cx2="http://schemas.microsoft.com/office/drawing/2015/10/21/chartex" xmlns:cx3="http://schemas.microsoft.com/office/drawing/2016/5/9/chartex" xmlns:cx4="http://schemas.microsoft.com/office/drawing/2016/5/10/chartex" xmlns:cx5="http://schemas.microsoft.com/office/drawing/2016/5/11/chartex" xmlns:cx6="http://schemas.microsoft.com/office/drawing/2016/5/12/chartex" xmlns:cx7="http://schemas.microsoft.com/office/drawing/2016/5/13/chartex" xmlns:cx8="http://schemas.microsoft.com/office/drawing/2016/5/14/chartex" xmlns:mc="http://schemas.openxmlformats.org/markup-compatibility/2006" xmlns:aink="http://schemas.microsoft.com/office/drawing/2016/ink" xmlns:am3d="http://schemas.microsoft.com/office/drawing/2017/model3d" xmlns:o="urn:schemas-microsoft-com:office:office" xmlns:r="http://schemas.openxmlformats.org/officeDocument/2006/relationships" xmlns:m="http://schemas.openxmlformats.org/officeDocument/2006/math" xmlns:v="urn:schemas-microsoft-com:vml" xmlns:wp14="http://schemas.microsoft.com/office/word/2010/wordprocessingDrawing" xmlns:wp="http://schemas.openxmlformats.org/drawingml/2006/wordprocessingDrawing" xmlns:w10="urn:schemas-microsoft-com:office:word" xmlns:w="http://schemas.openxmlformats.org/wordprocessingml/2006/main" xmlns:w14="http://schemas.microsoft.com/office/word/2010/wordml" xmlns:w15="http://schemas.microsoft.com/office/word/2012/wordml" xmlns:w16cex="http://schemas.microsoft.com/office/word/2018/wordml/cex" xmlns:w16cid="http://schemas.microsoft.com/office/word/2016/wordml/cid" xmlns:w16="http://schemas.microsoft.com/office/word/2018/wordml" xmlns:w16se="http://schemas.microsoft.com/office/word/2015/wordml/symex" xmlns:wpg="http://schemas.microsoft.com/office/word/2010/wordprocessingGroup" xmlns:wpi="http://schemas.microsoft.com/office/word/2010/wordprocessingInk" xmlns:wne="http://schemas.microsoft.com/office/word/2006/wordml" xmlns:wps="http://schemas.microsoft.com/office/word/2010/wordprocessingShape" mc:Ignorable="w14 w15 w16se w16cid w16 w16cex wp14">
+<w:numbering xmlns:wpc="http://schemas.microsoft.com/office/word/2010/wordprocessingCanvas" xmlns:cx="http://schemas.microsoft.com/office/drawing/2014/chartex" xmlns:mc="http://schemas.openxmlformats.org/markup-compatibility/2006" xmlns:o="urn:schemas-microsoft-com:office:office" xmlns:r="http://schemas.openxmlformats.org/officeDocument/2006/relationships" xmlns:m="http://schemas.openxmlformats.org/officeDocument/2006/math" xmlns:v="urn:schemas-microsoft-com:vml" xmlns:wp14="http://schemas.microsoft.com/office/word/2010/wordprocessingDrawing" xmlns:wp="http://schemas.openxmlformats.org/drawingml/2006/wordprocessingDrawing" xmlns:w10="urn:schemas-microsoft-com:office:word" xmlns:w="http://schemas.openxmlformats.org/wordprocessingml/2006/main" xmlns:w14="http://schemas.microsoft.com/office/word/2010/wordml" xmlns:w15="http://schemas.microsoft.com/office/word/2012/wordml" xmlns:w16se="http://schemas.microsoft.com/office/word/2015/wordml/symex" xmlns:wpg="http://schemas.microsoft.com/office/word/2010/wordprocessingGroup" xmlns:wpi="http://schemas.microsoft.com/office/word/2010/wordprocessingInk" xmlns:wne="http://schemas.microsoft.com/office/word/2006/wordml" xmlns:wps="http://schemas.microsoft.com/office/word/2010/wordprocessingShape" mc:Ignorable="w14 w15 w16se wp14">
   <w:abstractNum w:abstractNumId="0" w15:restartNumberingAfterBreak="0">
     <w:nsid w:val="05292888"/>
     <w:multiLevelType w:val="multilevel"/>
@@ -1774,6 +1846,95 @@
           <w:tab w:val="num" w:pos="6480"/>
         </w:tabs>
         <w:ind w:left="6480" w:hanging="720"/>
+      </w:pPr>
+    </w:lvl>
+  </w:abstractNum>
+  <w:abstractNum w:abstractNumId="3" w15:restartNumberingAfterBreak="0">
+    <w:nsid w:val="48105104"/>
+    <w:multiLevelType w:val="hybridMultilevel"/>
+    <w:tmpl w:val="858CE6FA"/>
+    <w:lvl w:ilvl="0" w:tplc="6DBE9012">
+      <w:start w:val="1"/>
+      <w:numFmt w:val="decimal"/>
+      <w:lvlText w:val="%1."/>
+      <w:lvlJc w:val="left"/>
+      <w:pPr>
+        <w:ind w:left="1069" w:hanging="360"/>
+      </w:pPr>
+      <w:rPr>
+        <w:rFonts w:hint="default"/>
+      </w:rPr>
+    </w:lvl>
+    <w:lvl w:ilvl="1" w:tplc="04190019" w:tentative="1">
+      <w:start w:val="1"/>
+      <w:numFmt w:val="lowerLetter"/>
+      <w:lvlText w:val="%2."/>
+      <w:lvlJc w:val="left"/>
+      <w:pPr>
+        <w:ind w:left="1789" w:hanging="360"/>
+      </w:pPr>
+    </w:lvl>
+    <w:lvl w:ilvl="2" w:tplc="0419001B" w:tentative="1">
+      <w:start w:val="1"/>
+      <w:numFmt w:val="lowerRoman"/>
+      <w:lvlText w:val="%3."/>
+      <w:lvlJc w:val="right"/>
+      <w:pPr>
+        <w:ind w:left="2509" w:hanging="180"/>
+      </w:pPr>
+    </w:lvl>
+    <w:lvl w:ilvl="3" w:tplc="0419000F" w:tentative="1">
+      <w:start w:val="1"/>
+      <w:numFmt w:val="decimal"/>
+      <w:lvlText w:val="%4."/>
+      <w:lvlJc w:val="left"/>
+      <w:pPr>
+        <w:ind w:left="3229" w:hanging="360"/>
+      </w:pPr>
+    </w:lvl>
+    <w:lvl w:ilvl="4" w:tplc="04190019" w:tentative="1">
+      <w:start w:val="1"/>
+      <w:numFmt w:val="lowerLetter"/>
+      <w:lvlText w:val="%5."/>
+      <w:lvlJc w:val="left"/>
+      <w:pPr>
+        <w:ind w:left="3949" w:hanging="360"/>
+      </w:pPr>
+    </w:lvl>
+    <w:lvl w:ilvl="5" w:tplc="0419001B" w:tentative="1">
+      <w:start w:val="1"/>
+      <w:numFmt w:val="lowerRoman"/>
+      <w:lvlText w:val="%6."/>
+      <w:lvlJc w:val="right"/>
+      <w:pPr>
+        <w:ind w:left="4669" w:hanging="180"/>
+      </w:pPr>
+    </w:lvl>
+    <w:lvl w:ilvl="6" w:tplc="0419000F" w:tentative="1">
+      <w:start w:val="1"/>
+      <w:numFmt w:val="decimal"/>
+      <w:lvlText w:val="%7."/>
+      <w:lvlJc w:val="left"/>
+      <w:pPr>
+        <w:ind w:left="5389" w:hanging="360"/>
+      </w:pPr>
+    </w:lvl>
+    <w:lvl w:ilvl="7" w:tplc="04190019" w:tentative="1">
+      <w:start w:val="1"/>
+      <w:numFmt w:val="lowerLetter"/>
+      <w:lvlText w:val="%8."/>
+      <w:lvlJc w:val="left"/>
+      <w:pPr>
+        <w:ind w:left="6109" w:hanging="360"/>
+      </w:pPr>
+    </w:lvl>
+    <w:lvl w:ilvl="8" w:tplc="0419001B" w:tentative="1">
+      <w:start w:val="1"/>
+      <w:numFmt w:val="lowerRoman"/>
+      <w:lvlText w:val="%9."/>
+      <w:lvlJc w:val="right"/>
+      <w:pPr>
+        <w:ind w:left="6829" w:hanging="180"/>
       </w:pPr>
     </w:lvl>
   </w:abstractNum>
@@ -1819,11 +1980,14 @@
   <w:num w:numId="14">
     <w:abstractNumId w:val="1"/>
   </w:num>
+  <w:num w:numId="15">
+    <w:abstractNumId w:val="3"/>
+  </w:num>
 </w:numbering>
 </file>
 
 <file path=word/styles.xml><?xml version="1.0" encoding="utf-8"?>
-<w:styles xmlns:mc="http://schemas.openxmlformats.org/markup-compatibility/2006" xmlns:r="http://schemas.openxmlformats.org/officeDocument/2006/relationships" xmlns:w="http://schemas.openxmlformats.org/wordprocessingml/2006/main" xmlns:w14="http://schemas.microsoft.com/office/word/2010/wordml" xmlns:w15="http://schemas.microsoft.com/office/word/2012/wordml" xmlns:w16cex="http://schemas.microsoft.com/office/word/2018/wordml/cex" xmlns:w16cid="http://schemas.microsoft.com/office/word/2016/wordml/cid" xmlns:w16="http://schemas.microsoft.com/office/word/2018/wordml" xmlns:w16se="http://schemas.microsoft.com/office/word/2015/wordml/symex" mc:Ignorable="w14 w15 w16se w16cid w16 w16cex">
+<w:styles xmlns:mc="http://schemas.openxmlformats.org/markup-compatibility/2006" xmlns:r="http://schemas.openxmlformats.org/officeDocument/2006/relationships" xmlns:w="http://schemas.openxmlformats.org/wordprocessingml/2006/main" xmlns:w14="http://schemas.microsoft.com/office/word/2010/wordml" xmlns:w15="http://schemas.microsoft.com/office/word/2012/wordml" xmlns:w16se="http://schemas.microsoft.com/office/word/2015/wordml/symex" mc:Ignorable="w14 w15 w16se">
   <w:docDefaults>
     <w:rPrDefault>
       <w:rPr>
@@ -1841,7 +2005,7 @@
       </w:pPr>
     </w:pPrDefault>
   </w:docDefaults>
-  <w:latentStyles w:defLockedState="0" w:defUIPriority="99" w:defSemiHidden="0" w:defUnhideWhenUsed="0" w:defQFormat="0" w:count="376">
+  <w:latentStyles w:defLockedState="0" w:defUIPriority="99" w:defSemiHidden="0" w:defUnhideWhenUsed="0" w:defQFormat="0" w:count="371">
     <w:lsdException w:name="Normal" w:uiPriority="0" w:qFormat="1"/>
     <w:lsdException w:name="heading 1" w:uiPriority="9" w:qFormat="1"/>
     <w:lsdException w:name="heading 2" w:semiHidden="1" w:uiPriority="9" w:unhideWhenUsed="1" w:qFormat="1"/>
@@ -2213,11 +2377,6 @@
     <w:lsdException w:name="List Table 5 Dark Accent 6" w:uiPriority="50"/>
     <w:lsdException w:name="List Table 6 Colorful Accent 6" w:uiPriority="51"/>
     <w:lsdException w:name="List Table 7 Colorful Accent 6" w:uiPriority="52"/>
-    <w:lsdException w:name="Mention" w:semiHidden="1" w:unhideWhenUsed="1"/>
-    <w:lsdException w:name="Smart Hyperlink" w:semiHidden="1" w:unhideWhenUsed="1"/>
-    <w:lsdException w:name="Hashtag" w:semiHidden="1" w:unhideWhenUsed="1"/>
-    <w:lsdException w:name="Unresolved Mention" w:semiHidden="1" w:unhideWhenUsed="1"/>
-    <w:lsdException w:name="Smart Link" w:semiHidden="1" w:unhideWhenUsed="1"/>
   </w:latentStyles>
   <w:style w:type="paragraph" w:default="1" w:styleId="a">
     <w:name w:val="Normal"/>
@@ -2456,6 +2615,17 @@
     <w:rPr>
       <w:color w:val="808080"/>
     </w:rPr>
+  </w:style>
+  <w:style w:type="paragraph" w:styleId="a8">
+    <w:name w:val="List Paragraph"/>
+    <w:basedOn w:val="a"/>
+    <w:uiPriority w:val="34"/>
+    <w:qFormat/>
+    <w:rsid w:val="00D33988"/>
+    <w:pPr>
+      <w:ind w:left="720"/>
+      <w:contextualSpacing/>
+    </w:pPr>
   </w:style>
 </w:styles>
 </file>

--- a/docs/speach.docx
+++ b/docs/speach.docx
@@ -69,12 +69,7 @@
       </w:r>
       <w:proofErr w:type="spellEnd"/>
       <w:r>
-        <w:t xml:space="preserve"> масла к П КНД была переработана и </w:t>
-      </w:r>
-      <w:bookmarkStart w:id="0" w:name="_GoBack"/>
-      <w:bookmarkEnd w:id="0"/>
-      <w:r>
-        <w:t xml:space="preserve">упрощена  </w:t>
+        <w:t xml:space="preserve"> масла к П КНД была переработана и упрощена  </w:t>
       </w:r>
     </w:p>
     <w:p/>
@@ -1521,6 +1516,904 @@
         </w:rPr>
         <w:t>, более точна в пограничных слоях.</w:t>
       </w:r>
+    </w:p>
+    <w:p>
+      <w:pPr>
+        <w:rPr>
+          <w:rFonts w:eastAsiaTheme="minorEastAsia"/>
+        </w:rPr>
+      </w:pPr>
+    </w:p>
+    <w:p>
+      <w:pPr>
+        <w:spacing w:after="160" w:line="259" w:lineRule="auto"/>
+        <w:ind w:firstLine="0"/>
+        <w:jc w:val="left"/>
+        <w:rPr>
+          <w:rFonts w:eastAsiaTheme="minorEastAsia"/>
+        </w:rPr>
+      </w:pPr>
+      <w:r>
+        <w:rPr>
+          <w:rFonts w:eastAsiaTheme="minorEastAsia"/>
+        </w:rPr>
+        <w:br w:type="page"/>
+      </w:r>
+    </w:p>
+    <w:p>
+      <w:pPr>
+        <w:rPr>
+          <w:rFonts w:eastAsiaTheme="minorEastAsia"/>
+        </w:rPr>
+      </w:pPr>
+      <w:r>
+        <w:rPr>
+          <w:rFonts w:eastAsiaTheme="minorEastAsia"/>
+        </w:rPr>
+        <w:lastRenderedPageBreak/>
+        <w:t>Добрый день, уважаемая комиссия,</w:t>
+      </w:r>
+    </w:p>
+    <w:p>
+      <w:pPr>
+        <w:rPr>
+          <w:rFonts w:eastAsiaTheme="minorEastAsia"/>
+        </w:rPr>
+      </w:pPr>
+    </w:p>
+    <w:p>
+      <w:pPr>
+        <w:rPr>
+          <w:rFonts w:eastAsiaTheme="minorEastAsia"/>
+        </w:rPr>
+      </w:pPr>
+      <w:r>
+        <w:rPr>
+          <w:rFonts w:eastAsiaTheme="minorEastAsia"/>
+        </w:rPr>
+        <w:t>Темой моей курсовой работы была "Тепловая защита СА ТВД ТРДД большой степени двухконтурности классом тяги 8 тонн для пассажирского самолета.</w:t>
+      </w:r>
+    </w:p>
+    <w:p>
+      <w:pPr>
+        <w:rPr>
+          <w:rFonts w:eastAsiaTheme="minorEastAsia"/>
+        </w:rPr>
+      </w:pPr>
+    </w:p>
+    <w:p>
+      <w:pPr>
+        <w:rPr>
+          <w:rFonts w:eastAsiaTheme="minorEastAsia"/>
+        </w:rPr>
+      </w:pPr>
+      <w:r>
+        <w:rPr>
+          <w:rFonts w:eastAsiaTheme="minorEastAsia"/>
+        </w:rPr>
+        <w:t>В качестве исходных данных мне была задана требуемая тяга и полная температура после КС.</w:t>
+      </w:r>
+    </w:p>
+    <w:p>
+      <w:pPr>
+        <w:rPr>
+          <w:rFonts w:eastAsiaTheme="minorEastAsia"/>
+        </w:rPr>
+      </w:pPr>
+    </w:p>
+    <w:p>
+      <w:pPr>
+        <w:rPr>
+          <w:rFonts w:eastAsiaTheme="minorEastAsia"/>
+        </w:rPr>
+      </w:pPr>
+      <w:r>
+        <w:rPr>
+          <w:rFonts w:eastAsiaTheme="minorEastAsia"/>
+        </w:rPr>
+        <w:t xml:space="preserve">Дале с помощью моей программы, представленной на конференции было </w:t>
+      </w:r>
+      <w:proofErr w:type="spellStart"/>
+      <w:r>
+        <w:rPr>
+          <w:rFonts w:eastAsiaTheme="minorEastAsia"/>
+        </w:rPr>
+        <w:t>перерасчитано</w:t>
+      </w:r>
+      <w:proofErr w:type="spellEnd"/>
+      <w:r>
+        <w:rPr>
+          <w:rFonts w:eastAsiaTheme="minorEastAsia"/>
+        </w:rPr>
+        <w:t xml:space="preserve"> более 9,5 млн вариантов двигателей.</w:t>
+      </w:r>
+    </w:p>
+    <w:p>
+      <w:pPr>
+        <w:rPr>
+          <w:rFonts w:eastAsiaTheme="minorEastAsia"/>
+        </w:rPr>
+      </w:pPr>
+      <w:r>
+        <w:rPr>
+          <w:rFonts w:eastAsiaTheme="minorEastAsia"/>
+        </w:rPr>
+        <w:t>По критерию крайности и условию совместности узлов 2/3 былых двигателей пришлось отбросить.</w:t>
+      </w:r>
+    </w:p>
+    <w:p>
+      <w:pPr>
+        <w:rPr>
+          <w:rFonts w:eastAsiaTheme="minorEastAsia"/>
+        </w:rPr>
+      </w:pPr>
+      <w:r>
+        <w:rPr>
+          <w:rFonts w:eastAsiaTheme="minorEastAsia"/>
+        </w:rPr>
+        <w:t xml:space="preserve">Далее была просчитана матрица корреляции, </w:t>
+      </w:r>
+      <w:proofErr w:type="spellStart"/>
+      <w:r>
+        <w:rPr>
+          <w:rFonts w:eastAsiaTheme="minorEastAsia"/>
+        </w:rPr>
+        <w:t>позволивщая</w:t>
+      </w:r>
+      <w:proofErr w:type="spellEnd"/>
+      <w:r>
+        <w:rPr>
+          <w:rFonts w:eastAsiaTheme="minorEastAsia"/>
+        </w:rPr>
+        <w:t xml:space="preserve"> оценить влияние параметров на друг друга и сузить параметры варьирования до двух.</w:t>
+      </w:r>
+    </w:p>
+    <w:p>
+      <w:pPr>
+        <w:rPr>
+          <w:rFonts w:eastAsiaTheme="minorEastAsia"/>
+        </w:rPr>
+      </w:pPr>
+      <w:r>
+        <w:rPr>
+          <w:rFonts w:eastAsiaTheme="minorEastAsia"/>
+        </w:rPr>
+        <w:t xml:space="preserve">Более </w:t>
+      </w:r>
+      <w:proofErr w:type="spellStart"/>
+      <w:r>
+        <w:rPr>
+          <w:rFonts w:eastAsiaTheme="minorEastAsia"/>
+        </w:rPr>
+        <w:t>дискретизованное</w:t>
+      </w:r>
+      <w:proofErr w:type="spellEnd"/>
+      <w:r>
+        <w:rPr>
+          <w:rFonts w:eastAsiaTheme="minorEastAsia"/>
+        </w:rPr>
+        <w:t xml:space="preserve"> </w:t>
+      </w:r>
+      <w:proofErr w:type="spellStart"/>
+      <w:r>
+        <w:rPr>
+          <w:rFonts w:eastAsiaTheme="minorEastAsia"/>
+        </w:rPr>
+        <w:t>вариьррование</w:t>
+      </w:r>
+      <w:proofErr w:type="spellEnd"/>
+      <w:r>
+        <w:rPr>
+          <w:rFonts w:eastAsiaTheme="minorEastAsia"/>
+        </w:rPr>
+        <w:t xml:space="preserve"> по степени двухконтурности и степени повышения полного давления в КНД II контура выявлено 344 годных образца.</w:t>
+      </w:r>
+    </w:p>
+    <w:p>
+      <w:pPr>
+        <w:rPr>
+          <w:rFonts w:eastAsiaTheme="minorEastAsia"/>
+        </w:rPr>
+      </w:pPr>
+    </w:p>
+    <w:p>
+      <w:pPr>
+        <w:rPr>
+          <w:rFonts w:eastAsiaTheme="minorEastAsia"/>
+        </w:rPr>
+      </w:pPr>
+      <w:r>
+        <w:rPr>
+          <w:rFonts w:eastAsiaTheme="minorEastAsia"/>
+        </w:rPr>
+        <w:t>Результат расчета цикла и матрицу корреляции вы можете изучить на этих листах.</w:t>
+      </w:r>
+    </w:p>
+    <w:p>
+      <w:pPr>
+        <w:rPr>
+          <w:rFonts w:eastAsiaTheme="minorEastAsia"/>
+        </w:rPr>
+      </w:pPr>
+    </w:p>
+    <w:p>
+      <w:pPr>
+        <w:rPr>
+          <w:rFonts w:eastAsiaTheme="minorEastAsia"/>
+        </w:rPr>
+      </w:pPr>
+      <w:r>
+        <w:rPr>
+          <w:rFonts w:eastAsiaTheme="minorEastAsia"/>
+        </w:rPr>
+        <w:t>По выбранной точке был произведен расчет охлаждаемой ТВД.</w:t>
+      </w:r>
+    </w:p>
+    <w:p>
+      <w:pPr>
+        <w:rPr>
+          <w:rFonts w:eastAsiaTheme="minorEastAsia"/>
+        </w:rPr>
+      </w:pPr>
+      <w:r>
+        <w:rPr>
+          <w:rFonts w:eastAsiaTheme="minorEastAsia"/>
+        </w:rPr>
+        <w:t xml:space="preserve">Результатом </w:t>
+      </w:r>
+      <w:proofErr w:type="spellStart"/>
+      <w:r>
+        <w:rPr>
+          <w:rFonts w:eastAsiaTheme="minorEastAsia"/>
+        </w:rPr>
+        <w:t>явлилась</w:t>
+      </w:r>
+      <w:proofErr w:type="spellEnd"/>
+      <w:r>
+        <w:rPr>
+          <w:rFonts w:eastAsiaTheme="minorEastAsia"/>
+        </w:rPr>
+        <w:t xml:space="preserve"> Т с двумя охлаждаемыми ступенями </w:t>
+      </w:r>
+      <w:proofErr w:type="spellStart"/>
+      <w:r>
+        <w:rPr>
+          <w:rFonts w:eastAsiaTheme="minorEastAsia"/>
+        </w:rPr>
+        <w:t>выполнеными</w:t>
+      </w:r>
+      <w:proofErr w:type="spellEnd"/>
+      <w:r>
+        <w:rPr>
+          <w:rFonts w:eastAsiaTheme="minorEastAsia"/>
+        </w:rPr>
+        <w:t xml:space="preserve"> по закону </w:t>
+      </w:r>
+      <w:proofErr w:type="spellStart"/>
+      <w:r>
+        <w:rPr>
+          <w:rFonts w:eastAsiaTheme="minorEastAsia"/>
+        </w:rPr>
+        <w:t>Dср</w:t>
+      </w:r>
+      <w:proofErr w:type="spellEnd"/>
+      <w:r>
+        <w:rPr>
+          <w:rFonts w:eastAsiaTheme="minorEastAsia"/>
+        </w:rPr>
+        <w:t>=const.</w:t>
+      </w:r>
+    </w:p>
+    <w:p>
+      <w:pPr>
+        <w:rPr>
+          <w:rFonts w:eastAsiaTheme="minorEastAsia"/>
+        </w:rPr>
+      </w:pPr>
+      <w:r>
+        <w:rPr>
+          <w:rFonts w:eastAsiaTheme="minorEastAsia"/>
+        </w:rPr>
+        <w:t xml:space="preserve">Основные параметры Т вы можете </w:t>
+      </w:r>
+      <w:proofErr w:type="spellStart"/>
+      <w:r>
+        <w:rPr>
+          <w:rFonts w:eastAsiaTheme="minorEastAsia"/>
+        </w:rPr>
+        <w:t>увидить</w:t>
+      </w:r>
+      <w:proofErr w:type="spellEnd"/>
+      <w:r>
+        <w:rPr>
+          <w:rFonts w:eastAsiaTheme="minorEastAsia"/>
+        </w:rPr>
+        <w:t xml:space="preserve"> на продольном листе.</w:t>
+      </w:r>
+    </w:p>
+    <w:p>
+      <w:pPr>
+        <w:rPr>
+          <w:rFonts w:eastAsiaTheme="minorEastAsia"/>
+        </w:rPr>
+      </w:pPr>
+    </w:p>
+    <w:p>
+      <w:pPr>
+        <w:rPr>
+          <w:rFonts w:eastAsiaTheme="minorEastAsia"/>
+        </w:rPr>
+      </w:pPr>
+      <w:r>
+        <w:rPr>
+          <w:rFonts w:eastAsiaTheme="minorEastAsia"/>
+        </w:rPr>
+        <w:t>Далее было выполнено профилирование Л по высоте по закону постоянства угла выхода потока из СА.</w:t>
+      </w:r>
+    </w:p>
+    <w:p>
+      <w:pPr>
+        <w:rPr>
+          <w:rFonts w:eastAsiaTheme="minorEastAsia"/>
+        </w:rPr>
+      </w:pPr>
+      <w:r>
+        <w:rPr>
+          <w:rFonts w:eastAsiaTheme="minorEastAsia"/>
+        </w:rPr>
+        <w:t xml:space="preserve">Треугольники скоростей и профилирование, </w:t>
+      </w:r>
+      <w:proofErr w:type="spellStart"/>
+      <w:r>
+        <w:rPr>
+          <w:rFonts w:eastAsiaTheme="minorEastAsia"/>
+        </w:rPr>
+        <w:t>выполненое</w:t>
+      </w:r>
+      <w:proofErr w:type="spellEnd"/>
+      <w:r>
+        <w:rPr>
+          <w:rFonts w:eastAsiaTheme="minorEastAsia"/>
+        </w:rPr>
+        <w:t xml:space="preserve"> моей программой </w:t>
+      </w:r>
+      <w:proofErr w:type="spellStart"/>
+      <w:r>
+        <w:rPr>
+          <w:rFonts w:eastAsiaTheme="minorEastAsia"/>
+        </w:rPr>
+        <w:t>предсталено</w:t>
+      </w:r>
+      <w:proofErr w:type="spellEnd"/>
+      <w:r>
+        <w:rPr>
+          <w:rFonts w:eastAsiaTheme="minorEastAsia"/>
+        </w:rPr>
+        <w:t xml:space="preserve"> на данных листах.</w:t>
+      </w:r>
+    </w:p>
+    <w:p>
+      <w:pPr>
+        <w:rPr>
+          <w:rFonts w:eastAsiaTheme="minorEastAsia"/>
+        </w:rPr>
+      </w:pPr>
+    </w:p>
+    <w:p>
+      <w:pPr>
+        <w:rPr>
+          <w:rFonts w:eastAsiaTheme="minorEastAsia"/>
+        </w:rPr>
+      </w:pPr>
+      <w:r>
+        <w:rPr>
+          <w:rFonts w:eastAsiaTheme="minorEastAsia"/>
+        </w:rPr>
+        <w:t>Затем был смоделирована 3D модель СА 1 ступени.</w:t>
+      </w:r>
+    </w:p>
+    <w:p>
+      <w:pPr>
+        <w:rPr>
+          <w:rFonts w:eastAsiaTheme="minorEastAsia"/>
+        </w:rPr>
+      </w:pPr>
+      <w:r>
+        <w:rPr>
+          <w:rFonts w:eastAsiaTheme="minorEastAsia"/>
+        </w:rPr>
+        <w:t xml:space="preserve">Чертежи представлены здесь </w:t>
+      </w:r>
+    </w:p>
+    <w:p>
+      <w:pPr>
+        <w:rPr>
+          <w:rFonts w:eastAsiaTheme="minorEastAsia"/>
+        </w:rPr>
+      </w:pPr>
+    </w:p>
+    <w:p>
+      <w:pPr>
+        <w:rPr>
+          <w:rFonts w:eastAsiaTheme="minorEastAsia"/>
+        </w:rPr>
+      </w:pPr>
+      <w:r>
+        <w:rPr>
+          <w:rFonts w:eastAsiaTheme="minorEastAsia"/>
+        </w:rPr>
+        <w:t xml:space="preserve">Затем была просчитана тепловая защита СА 1 ступени. </w:t>
+      </w:r>
+    </w:p>
+    <w:p>
+      <w:pPr>
+        <w:rPr>
+          <w:rFonts w:eastAsiaTheme="minorEastAsia"/>
+        </w:rPr>
+      </w:pPr>
+      <w:r>
+        <w:rPr>
+          <w:rFonts w:eastAsiaTheme="minorEastAsia"/>
+        </w:rPr>
+        <w:t xml:space="preserve">Сначала конвективным охлаждением, затем по </w:t>
+      </w:r>
+      <w:proofErr w:type="spellStart"/>
+      <w:r>
+        <w:rPr>
+          <w:rFonts w:eastAsiaTheme="minorEastAsia"/>
+        </w:rPr>
+        <w:t>неудовлетверенности</w:t>
+      </w:r>
+      <w:proofErr w:type="spellEnd"/>
+      <w:r>
+        <w:rPr>
+          <w:rFonts w:eastAsiaTheme="minorEastAsia"/>
+        </w:rPr>
+        <w:t xml:space="preserve"> данного метода конвективно-пленочное охлаждение по методике Иванова.</w:t>
+      </w:r>
+    </w:p>
+    <w:p>
+      <w:pPr>
+        <w:rPr>
+          <w:rFonts w:eastAsiaTheme="minorEastAsia"/>
+        </w:rPr>
+      </w:pPr>
+      <w:r>
+        <w:rPr>
+          <w:rFonts w:eastAsiaTheme="minorEastAsia"/>
+        </w:rPr>
+        <w:lastRenderedPageBreak/>
+        <w:t>Результаты охлаждения представлены на данном листе.</w:t>
+      </w:r>
+    </w:p>
+    <w:p>
+      <w:pPr>
+        <w:spacing w:after="160" w:line="259" w:lineRule="auto"/>
+        <w:ind w:firstLine="0"/>
+        <w:jc w:val="left"/>
+        <w:rPr>
+          <w:rFonts w:eastAsiaTheme="minorEastAsia"/>
+        </w:rPr>
+      </w:pPr>
+      <w:r>
+        <w:rPr>
+          <w:rFonts w:eastAsiaTheme="minorEastAsia"/>
+        </w:rPr>
+        <w:br w:type="page"/>
+      </w:r>
+    </w:p>
+    <w:p>
+      <w:pPr>
+        <w:rPr>
+          <w:rFonts w:cs="Times New Roman"/>
+          <w:sz w:val="26"/>
+          <w:szCs w:val="26"/>
+        </w:rPr>
+      </w:pPr>
+      <w:r>
+        <w:rPr>
+          <w:rFonts w:cs="Times New Roman"/>
+          <w:sz w:val="26"/>
+          <w:szCs w:val="26"/>
+        </w:rPr>
+        <w:lastRenderedPageBreak/>
+        <w:t>Добрый день, уважаемая комиссия,</w:t>
+      </w:r>
+    </w:p>
+    <w:p>
+      <w:pPr>
+        <w:rPr>
+          <w:rFonts w:cs="Times New Roman"/>
+          <w:sz w:val="26"/>
+          <w:szCs w:val="26"/>
+        </w:rPr>
+      </w:pPr>
+      <w:r>
+        <w:rPr>
+          <w:rFonts w:cs="Times New Roman"/>
+          <w:sz w:val="26"/>
+          <w:szCs w:val="26"/>
+        </w:rPr>
+        <w:t>Тема моей курсовой работы: "Расчет цикла и осевой турбины авиационного ГТД"</w:t>
+      </w:r>
+    </w:p>
+    <w:p>
+      <w:pPr>
+        <w:rPr>
+          <w:rFonts w:cs="Times New Roman"/>
+          <w:sz w:val="26"/>
+          <w:szCs w:val="26"/>
+        </w:rPr>
+      </w:pPr>
+      <w:r>
+        <w:rPr>
+          <w:rFonts w:cs="Times New Roman"/>
+          <w:sz w:val="26"/>
+          <w:szCs w:val="26"/>
+        </w:rPr>
+        <w:t xml:space="preserve">Основная задача: произвести расчет цикла 2ухвального ГТД с приводом от силовой турбины на винт мощностью 1500 </w:t>
+      </w:r>
+      <w:proofErr w:type="spellStart"/>
+      <w:r>
+        <w:rPr>
+          <w:rFonts w:cs="Times New Roman"/>
+          <w:sz w:val="26"/>
+          <w:szCs w:val="26"/>
+        </w:rPr>
+        <w:t>л.с</w:t>
+      </w:r>
+      <w:proofErr w:type="spellEnd"/>
+      <w:r>
+        <w:rPr>
+          <w:rFonts w:cs="Times New Roman"/>
+          <w:sz w:val="26"/>
+          <w:szCs w:val="26"/>
+        </w:rPr>
+        <w:t>. (1.1 МВт).</w:t>
+      </w:r>
+      <w:r>
+        <w:rPr>
+          <w:rFonts w:cs="Times New Roman"/>
+          <w:sz w:val="26"/>
+          <w:szCs w:val="26"/>
+        </w:rPr>
+        <w:t xml:space="preserve"> Выбрать расчетную точку</w:t>
+      </w:r>
+      <w:r>
+        <w:rPr>
+          <w:rFonts w:cs="Times New Roman"/>
+          <w:sz w:val="26"/>
+          <w:szCs w:val="26"/>
+        </w:rPr>
+        <w:t xml:space="preserve"> и спроектировать ТВД. Температура после КС 1400 К.</w:t>
+      </w:r>
+    </w:p>
+    <w:p>
+      <w:pPr>
+        <w:rPr>
+          <w:rFonts w:cs="Times New Roman"/>
+          <w:sz w:val="26"/>
+          <w:szCs w:val="26"/>
+        </w:rPr>
+      </w:pPr>
+      <w:r>
+        <w:rPr>
+          <w:rFonts w:cs="Times New Roman"/>
+          <w:sz w:val="26"/>
+          <w:szCs w:val="26"/>
+        </w:rPr>
+        <w:t xml:space="preserve">Новизна от основное отличие моей работы от других заключается в написание расчетной программы цикла </w:t>
+      </w:r>
+      <w:r>
+        <w:rPr>
+          <w:rFonts w:cs="Times New Roman"/>
+          <w:b/>
+          <w:sz w:val="26"/>
+          <w:szCs w:val="26"/>
+        </w:rPr>
+        <w:t>для любой схемы</w:t>
+      </w:r>
+      <w:r>
+        <w:rPr>
+          <w:rFonts w:cs="Times New Roman"/>
+          <w:sz w:val="26"/>
+          <w:szCs w:val="26"/>
+        </w:rPr>
+        <w:t xml:space="preserve"> двигателя не зависимо от его применения. Исходная схема двигателя/установки представляет собой максимально плотной с точки зрения узлов, входящих в нее. Программа учитывает не только основные узлы газогенератора, но и опционально подключаемые редуктора, теплообменные аппараты, компрессоры среднего и низкого давлений, вентилятор, турбины среднего и низкого давлений, свободной турбины, а также соплами первого и второго контура с соответственными для каждого исходными характеристиками. При отсутствии в частной схеме какого-либо компонента, он считается с идеальными параметрами, представляющими собой результаты вида отсутствия узла: н-р: при отсутствии в схеме КНД, его степень повышения полного давления автоматически принимается равной 1, точно так же, как и его КПД. </w:t>
+      </w:r>
+    </w:p>
+    <w:p>
+      <w:pPr>
+        <w:rPr>
+          <w:rFonts w:cs="Times New Roman"/>
+          <w:sz w:val="26"/>
+          <w:szCs w:val="26"/>
+        </w:rPr>
+      </w:pPr>
+      <w:r>
+        <w:rPr>
+          <w:rFonts w:cs="Times New Roman"/>
+          <w:sz w:val="26"/>
+          <w:szCs w:val="26"/>
+        </w:rPr>
+        <w:t xml:space="preserve">Дальнейшим развитием методики такого расчета цикла заключается в возможности подключения </w:t>
+      </w:r>
+      <w:r>
+        <w:rPr>
+          <w:rFonts w:cs="Times New Roman"/>
+          <w:sz w:val="26"/>
+          <w:szCs w:val="26"/>
+        </w:rPr>
+        <w:t xml:space="preserve">и расчета </w:t>
+      </w:r>
+      <w:r>
+        <w:rPr>
+          <w:rFonts w:cs="Times New Roman"/>
+          <w:sz w:val="26"/>
+          <w:szCs w:val="26"/>
+        </w:rPr>
+        <w:t>коробок отбора мощности</w:t>
+      </w:r>
+      <w:r>
+        <w:rPr>
+          <w:rFonts w:cs="Times New Roman"/>
+          <w:sz w:val="26"/>
+          <w:szCs w:val="26"/>
+        </w:rPr>
+        <w:t xml:space="preserve"> для каждого </w:t>
+      </w:r>
+      <w:proofErr w:type="spellStart"/>
+      <w:r>
+        <w:rPr>
+          <w:rFonts w:cs="Times New Roman"/>
+          <w:sz w:val="26"/>
+          <w:szCs w:val="26"/>
+        </w:rPr>
+        <w:t>узло</w:t>
+      </w:r>
+      <w:proofErr w:type="spellEnd"/>
+      <w:r>
+        <w:rPr>
+          <w:rFonts w:cs="Times New Roman"/>
+          <w:sz w:val="26"/>
+          <w:szCs w:val="26"/>
+        </w:rPr>
+        <w:t>.</w:t>
+      </w:r>
+    </w:p>
+    <w:p>
+      <w:pPr>
+        <w:rPr>
+          <w:rFonts w:cs="Times New Roman"/>
+          <w:sz w:val="26"/>
+          <w:szCs w:val="26"/>
+        </w:rPr>
+      </w:pPr>
+      <w:r>
+        <w:rPr>
+          <w:rFonts w:cs="Times New Roman"/>
+          <w:sz w:val="26"/>
+          <w:szCs w:val="26"/>
+        </w:rPr>
+        <w:t>Более подробно вы можете ознакомится с данной программой в моей РПЗ.</w:t>
+      </w:r>
+    </w:p>
+    <w:p>
+      <w:pPr>
+        <w:rPr>
+          <w:rFonts w:cs="Times New Roman"/>
+          <w:sz w:val="26"/>
+          <w:szCs w:val="26"/>
+        </w:rPr>
+      </w:pPr>
+      <w:r>
+        <w:rPr>
+          <w:rFonts w:cs="Times New Roman"/>
+          <w:sz w:val="26"/>
+          <w:szCs w:val="26"/>
+        </w:rPr>
+        <w:t>Для моих исходных данных оптимальной точкой степени повышения полного давления в К является 11.9, позволяющая получить ее в двух ступенях ЦБК, добиться приемлемого расхода воздуха и горючего, и достаточного теплоперепада для 2хступенчатой ТВД.</w:t>
+      </w:r>
+    </w:p>
+    <w:p>
+      <w:pPr>
+        <w:rPr>
+          <w:rFonts w:cs="Times New Roman"/>
+          <w:sz w:val="26"/>
+          <w:szCs w:val="26"/>
+        </w:rPr>
+      </w:pPr>
+      <w:r>
+        <w:rPr>
+          <w:rFonts w:cs="Times New Roman"/>
+          <w:sz w:val="26"/>
+          <w:szCs w:val="26"/>
+        </w:rPr>
+        <w:t>Все рассчитанные хар-ки цикла были учтены и уточнены в расчете ТВД.</w:t>
+      </w:r>
+    </w:p>
+    <w:p>
+      <w:pPr>
+        <w:rPr>
+          <w:rFonts w:cs="Times New Roman"/>
+          <w:sz w:val="26"/>
+          <w:szCs w:val="26"/>
+        </w:rPr>
+      </w:pPr>
+      <w:r>
+        <w:rPr>
+          <w:rFonts w:cs="Times New Roman"/>
+          <w:sz w:val="26"/>
+          <w:szCs w:val="26"/>
+        </w:rPr>
+        <w:t>Основные хар-ки ТВД представлены на 1ом листе:</w:t>
+      </w:r>
+    </w:p>
+    <w:p>
+      <w:pPr>
+        <w:rPr>
+          <w:rFonts w:cs="Times New Roman"/>
+          <w:sz w:val="26"/>
+          <w:szCs w:val="26"/>
+        </w:rPr>
+      </w:pPr>
+      <w:r>
+        <w:rPr>
+          <w:rFonts w:cs="Times New Roman"/>
+          <w:sz w:val="26"/>
+          <w:szCs w:val="26"/>
+        </w:rPr>
+        <w:t>При проектировании такой маленькой ЛМ остро встал вопрос вида проточной части, однозначным ответим на который стал закон постоянного диаметра втулки, позволяющий добиться приемлемой высоты Л первой ступени.</w:t>
+      </w:r>
+    </w:p>
+    <w:p>
+      <w:pPr>
+        <w:rPr>
+          <w:rFonts w:cs="Times New Roman"/>
+          <w:sz w:val="26"/>
+          <w:szCs w:val="26"/>
+        </w:rPr>
+      </w:pPr>
+      <w:r>
+        <w:rPr>
+          <w:rFonts w:cs="Times New Roman"/>
+          <w:sz w:val="26"/>
+          <w:szCs w:val="26"/>
+        </w:rPr>
+        <w:lastRenderedPageBreak/>
+        <w:t xml:space="preserve">Расчет Т выполнен по ср. сечению, представляющим собой </w:t>
+      </w:r>
+      <w:proofErr w:type="gramStart"/>
+      <w:r>
+        <w:rPr>
+          <w:rFonts w:cs="Times New Roman"/>
+          <w:sz w:val="26"/>
+          <w:szCs w:val="26"/>
+        </w:rPr>
+        <w:t>средне-арифметическое</w:t>
+      </w:r>
+      <w:proofErr w:type="gramEnd"/>
+      <w:r>
+        <w:rPr>
+          <w:rFonts w:cs="Times New Roman"/>
+          <w:sz w:val="26"/>
+          <w:szCs w:val="26"/>
+        </w:rPr>
+        <w:t xml:space="preserve"> отношение диаметров втулки и периферии, а затем </w:t>
+      </w:r>
+      <w:proofErr w:type="spellStart"/>
+      <w:r>
+        <w:rPr>
+          <w:rFonts w:cs="Times New Roman"/>
+          <w:sz w:val="26"/>
+          <w:szCs w:val="26"/>
+        </w:rPr>
+        <w:t>перерасчитан</w:t>
+      </w:r>
+      <w:proofErr w:type="spellEnd"/>
+      <w:r>
+        <w:rPr>
+          <w:rFonts w:cs="Times New Roman"/>
+          <w:sz w:val="26"/>
+          <w:szCs w:val="26"/>
+        </w:rPr>
+        <w:t xml:space="preserve"> по высоте Л по методике, изложенной в лекциях Бари </w:t>
+      </w:r>
+      <w:proofErr w:type="spellStart"/>
+      <w:r>
+        <w:rPr>
+          <w:rFonts w:cs="Times New Roman"/>
+          <w:sz w:val="26"/>
+          <w:szCs w:val="26"/>
+        </w:rPr>
+        <w:t>Амруловича</w:t>
+      </w:r>
+      <w:proofErr w:type="spellEnd"/>
+      <w:r>
+        <w:rPr>
+          <w:rFonts w:cs="Times New Roman"/>
+          <w:sz w:val="26"/>
+          <w:szCs w:val="26"/>
+        </w:rPr>
+        <w:t xml:space="preserve">, </w:t>
+      </w:r>
+    </w:p>
+    <w:p>
+      <w:pPr>
+        <w:rPr>
+          <w:rFonts w:cs="Times New Roman"/>
+          <w:sz w:val="26"/>
+          <w:szCs w:val="26"/>
+        </w:rPr>
+      </w:pPr>
+      <w:r>
+        <w:rPr>
+          <w:rFonts w:cs="Times New Roman"/>
+          <w:sz w:val="26"/>
+          <w:szCs w:val="26"/>
+        </w:rPr>
+        <w:t>Далее были построены треугольники скоростей по найденным параметрам. Пример треугольников 2ой ступени вы можете видеть на данном листе.</w:t>
+      </w:r>
+    </w:p>
+    <w:p>
+      <w:pPr>
+        <w:rPr>
+          <w:rFonts w:cs="Times New Roman"/>
+          <w:sz w:val="26"/>
+          <w:szCs w:val="26"/>
+        </w:rPr>
+      </w:pPr>
+      <w:r>
+        <w:rPr>
+          <w:rFonts w:cs="Times New Roman"/>
+          <w:sz w:val="26"/>
+          <w:szCs w:val="26"/>
+        </w:rPr>
+        <w:t>Исходя из рекомендаций той же литературы найдены количества Л каждой ступени, не допускающие резонансные колебания. Далее были построены профили Л на соответственных на треугольниках скоростей.</w:t>
+      </w:r>
+    </w:p>
+    <w:p>
+      <w:pPr>
+        <w:rPr>
+          <w:rFonts w:cs="Times New Roman"/>
+          <w:sz w:val="26"/>
+          <w:szCs w:val="26"/>
+        </w:rPr>
+      </w:pPr>
+      <w:r>
+        <w:rPr>
+          <w:rFonts w:cs="Times New Roman"/>
+          <w:sz w:val="26"/>
+          <w:szCs w:val="26"/>
+        </w:rPr>
+        <w:t>Последним пунктом данного проектирования был расчет на прочность Д 2 ступени, методом 2х расчетов. Результатом которого вышли напряжения, не превышающие 600 МПа, являющиеся пределом длительной прочности выбранного материала при заданном ресурсе в 12000 часов и расчетной температуре Д.</w:t>
+      </w:r>
+    </w:p>
+    <w:p>
+      <w:pPr>
+        <w:rPr>
+          <w:rFonts w:cs="Times New Roman"/>
+          <w:sz w:val="26"/>
+          <w:szCs w:val="26"/>
+        </w:rPr>
+      </w:pPr>
+      <w:r>
+        <w:rPr>
+          <w:rFonts w:cs="Times New Roman"/>
+          <w:sz w:val="26"/>
+          <w:szCs w:val="26"/>
+        </w:rPr>
+        <w:t>Более подробно расчет вы можете посмотреть в моей РПЗ.</w:t>
+      </w:r>
+    </w:p>
+    <w:p>
+      <w:pPr>
+        <w:rPr>
+          <w:rFonts w:eastAsiaTheme="minorEastAsia"/>
+        </w:rPr>
+      </w:pPr>
+      <w:bookmarkStart w:id="0" w:name="_GoBack"/>
+      <w:bookmarkEnd w:id="0"/>
     </w:p>
     <w:sectPr>
       <w:pgSz w:w="11906" w:h="16838"/>

--- a/docs/speach.docx
+++ b/docs/speach.docx
@@ -5,6 +5,9 @@
     <w:p>
       <w:r>
         <w:t>Ответы на замечания рецензии</w:t>
+      </w:r>
+      <w:r>
+        <w:t>:</w:t>
       </w:r>
     </w:p>
     <w:p>
@@ -14,14 +17,84 @@
           <w:ilvl w:val="0"/>
           <w:numId w:val="15"/>
         </w:numPr>
-      </w:pPr>
-      <w:proofErr w:type="spellStart"/>
-      <w:r>
-        <w:t>Выбраная</w:t>
-      </w:r>
-      <w:proofErr w:type="spellEnd"/>
-      <w:r>
-        <w:t xml:space="preserve"> модель турбулентности не чувствительна к точности сетки из-за хороших пристеночных функций</w:t>
+        <w:ind w:left="0" w:firstLine="709"/>
+      </w:pPr>
+      <w:r>
+        <w:t>Выбранная</w:t>
+      </w:r>
+      <w:r>
+        <w:t xml:space="preserve"> модель турбулентности </w:t>
+      </w:r>
+      <w:r>
+        <w:rPr>
+          <w:rFonts w:eastAsiaTheme="minorEastAsia"/>
+          <w:iCs/>
+          <w:lang w:val="en-US"/>
+        </w:rPr>
+        <w:t>SST</w:t>
+      </w:r>
+      <w:r>
+        <w:t xml:space="preserve"> </w:t>
+      </w:r>
+      <w:r>
+        <w:t>не чувствительна к точности сетки из-за хороших пристеночных функций</w:t>
+      </w:r>
+      <w:r>
+        <w:t>.</w:t>
+      </w:r>
+      <w:r>
+        <w:t xml:space="preserve"> </w:t>
+      </w:r>
+      <w:r>
+        <w:rPr>
+          <w:rFonts w:eastAsiaTheme="minorEastAsia"/>
+          <w:iCs/>
+        </w:rPr>
+        <w:t xml:space="preserve">В ядре потока работает </w:t>
+      </w:r>
+      <m:oMath>
+        <m:r>
+          <w:rPr>
+            <w:rFonts w:ascii="Cambria Math" w:eastAsiaTheme="minorEastAsia" w:hAnsi="Cambria Math"/>
+          </w:rPr>
+          <m:t>k-ϵ</m:t>
+        </m:r>
+      </m:oMath>
+      <w:r>
+        <w:rPr>
+          <w:rFonts w:eastAsiaTheme="minorEastAsia"/>
+          <w:iCs/>
+        </w:rPr>
+        <w:t xml:space="preserve">, в пристеночной области </w:t>
+      </w:r>
+      <m:oMath>
+        <m:r>
+          <w:rPr>
+            <w:rFonts w:ascii="Cambria Math" w:eastAsiaTheme="minorEastAsia" w:hAnsi="Cambria Math"/>
+            <w:lang w:val="en-US"/>
+          </w:rPr>
+          <m:t>k</m:t>
+        </m:r>
+        <m:r>
+          <w:rPr>
+            <w:rFonts w:ascii="Cambria Math" w:eastAsiaTheme="minorEastAsia" w:hAnsi="Cambria Math"/>
+          </w:rPr>
+          <m:t>-</m:t>
+        </m:r>
+        <m:r>
+          <w:rPr>
+            <w:rFonts w:ascii="Cambria Math" w:eastAsiaTheme="minorEastAsia" w:hAnsi="Cambria Math"/>
+            <w:lang w:val="en-US"/>
+          </w:rPr>
+          <m:t>ω</m:t>
+        </m:r>
+      </m:oMath>
+      <w:r>
+        <w:rPr>
+          <w:rFonts w:eastAsiaTheme="minorEastAsia"/>
+          <w:iCs/>
+        </w:rPr>
+        <w:t>.</w:t>
       </w:r>
     </w:p>
     <w:p>
@@ -31,25 +104,38 @@
           <w:ilvl w:val="0"/>
           <w:numId w:val="15"/>
         </w:numPr>
-      </w:pPr>
-      <w:r>
-        <w:t xml:space="preserve">Температурное поле в Д как правило квадратичное и для быстрых оценочных </w:t>
-      </w:r>
-      <w:proofErr w:type="spellStart"/>
-      <w:r>
-        <w:t>рещультатов</w:t>
-      </w:r>
-      <w:proofErr w:type="spellEnd"/>
+        <w:ind w:left="0" w:firstLine="709"/>
+      </w:pPr>
+      <w:r>
+        <w:t>Для</w:t>
+      </w:r>
+      <w:r>
+        <w:t xml:space="preserve"> быстрых оценочных </w:t>
+      </w:r>
+      <w:r>
+        <w:t>результатов</w:t>
+      </w:r>
       <w:r>
         <w:t xml:space="preserve"> были наложены </w:t>
       </w:r>
-      <w:proofErr w:type="spellStart"/>
-      <w:r>
-        <w:t>гу</w:t>
-      </w:r>
-      <w:proofErr w:type="spellEnd"/>
+      <w:r>
+        <w:t>ГУ</w:t>
+      </w:r>
       <w:r>
         <w:t xml:space="preserve"> 1 рода.</w:t>
+      </w:r>
+      <w:r>
+        <w:t xml:space="preserve"> </w:t>
+      </w:r>
+      <w:r>
+        <w:rPr>
+          <w:rFonts w:cs="Times New Roman"/>
+          <w:color w:val="000000" w:themeColor="text1"/>
+        </w:rPr>
+        <w:t>Выполнение столь объемного исследования в одиночку неизбежно сопряжено с некоторыми упрощениями</w:t>
+      </w:r>
+      <w:r>
+        <w:t xml:space="preserve">. </w:t>
       </w:r>
     </w:p>
     <w:p>
@@ -59,99 +145,283 @@
           <w:ilvl w:val="0"/>
           <w:numId w:val="15"/>
         </w:numPr>
+        <w:ind w:left="0" w:firstLine="709"/>
       </w:pPr>
       <w:r>
         <w:t xml:space="preserve">Магистраль </w:t>
       </w:r>
+      <w:r>
+        <w:t>подвода</w:t>
+      </w:r>
+      <w:r>
+        <w:t xml:space="preserve"> масла к П КН</w:t>
+      </w:r>
+      <w:r>
+        <w:t>Д была переработана и упрощена.</w:t>
+      </w:r>
+    </w:p>
+    <w:p>
+      <w:r>
+        <w:t xml:space="preserve">Добрый день, </w:t>
+      </w:r>
+      <w:r>
+        <w:t>Уважаемые члены комиссии</w:t>
+      </w:r>
+      <w:r>
+        <w:t>!</w:t>
+      </w:r>
+    </w:p>
+    <w:p>
+      <w:r>
+        <w:t>Т</w:t>
+      </w:r>
+      <w:r>
+        <w:t>ема дипломной работы выбрана по</w:t>
+      </w:r>
+      <w:r>
+        <w:t xml:space="preserve"> </w:t>
+      </w:r>
+      <w:r>
+        <w:t xml:space="preserve">двум </w:t>
+      </w:r>
+      <w:r>
+        <w:t>основным</w:t>
+      </w:r>
+      <w:r>
+        <w:t xml:space="preserve"> причинам:</w:t>
+      </w:r>
+    </w:p>
+    <w:p>
+      <w:pPr>
+        <w:pStyle w:val="a8"/>
+        <w:numPr>
+          <w:ilvl w:val="0"/>
+          <w:numId w:val="16"/>
+        </w:numPr>
+      </w:pPr>
+      <w:r>
+        <w:t xml:space="preserve">Стратегической важности для страны в условиях </w:t>
+      </w:r>
       <w:proofErr w:type="spellStart"/>
       <w:r>
-        <w:t>подвада</w:t>
+        <w:t>импортозаме</w:t>
+      </w:r>
+      <w:r>
+        <w:t>щ</w:t>
+      </w:r>
+      <w:r>
+        <w:t>ения</w:t>
       </w:r>
       <w:proofErr w:type="spellEnd"/>
       <w:r>
-        <w:t xml:space="preserve"> масла к П КНД была переработана и упрощена  </w:t>
+        <w:t xml:space="preserve"> и </w:t>
+      </w:r>
+      <w:proofErr w:type="spellStart"/>
+      <w:r>
+        <w:t>санкционного</w:t>
+      </w:r>
+      <w:proofErr w:type="spellEnd"/>
+      <w:r>
+        <w:t xml:space="preserve"> </w:t>
+      </w:r>
+      <w:r>
+        <w:t>давления</w:t>
+      </w:r>
+      <w:r>
+        <w:t>.</w:t>
+      </w:r>
+      <w:r>
+        <w:t xml:space="preserve"> (экономика)</w:t>
+      </w:r>
+    </w:p>
+    <w:p>
+      <w:pPr>
+        <w:pStyle w:val="a8"/>
+        <w:numPr>
+          <w:ilvl w:val="0"/>
+          <w:numId w:val="16"/>
+        </w:numPr>
+      </w:pPr>
+      <w:r>
+        <w:t>Универсальности применения: для пассажирский и транспортных ЛА.</w:t>
+      </w:r>
+      <w:r>
+        <w:t xml:space="preserve"> (компоновка)</w:t>
+      </w:r>
+    </w:p>
+    <w:p>
+      <w:r>
+        <w:t>Исходными данными служили следующие три параметра:</w:t>
+      </w:r>
+    </w:p>
+    <w:p>
+      <w:pPr>
+        <w:pStyle w:val="a8"/>
+        <w:numPr>
+          <w:ilvl w:val="0"/>
+          <w:numId w:val="18"/>
+        </w:numPr>
+      </w:pPr>
+      <w:r>
+        <w:t>Тип ГТД: ДТРД</w:t>
+      </w:r>
+    </w:p>
+    <w:p>
+      <w:pPr>
+        <w:pStyle w:val="a8"/>
+        <w:numPr>
+          <w:ilvl w:val="0"/>
+          <w:numId w:val="18"/>
+        </w:numPr>
+      </w:pPr>
+      <w:r>
+        <w:t xml:space="preserve">Реактивная тяга на </w:t>
+      </w:r>
+      <w:r>
+        <w:t>взлётном</w:t>
+      </w:r>
+      <w:r>
+        <w:t xml:space="preserve"> режиме: 8 тонн</w:t>
+      </w:r>
+    </w:p>
+    <w:p>
+      <w:pPr>
+        <w:pStyle w:val="a8"/>
+        <w:numPr>
+          <w:ilvl w:val="0"/>
+          <w:numId w:val="18"/>
+        </w:numPr>
+      </w:pPr>
+      <w:r>
+        <w:t>Полная температура после КС: 1773 К</w:t>
+      </w:r>
+    </w:p>
+    <w:p>
+      <w:pPr>
+        <w:rPr>
+          <w:rFonts w:cs="Times New Roman"/>
+        </w:rPr>
+      </w:pPr>
+      <w:r>
+        <w:rPr>
+          <w:rFonts w:cs="Times New Roman"/>
+        </w:rPr>
+        <w:t xml:space="preserve">В расчетно-конструкторской части </w:t>
+      </w:r>
+      <w:r>
+        <w:rPr>
+          <w:rFonts w:cs="Times New Roman"/>
+        </w:rPr>
+        <w:t xml:space="preserve">выбрана </w:t>
+      </w:r>
+      <w:r>
+        <w:rPr>
+          <w:rFonts w:cs="Times New Roman"/>
+        </w:rPr>
+        <w:t>схема ГТД, вариативно рассчитан термодинамический цикл</w:t>
+      </w:r>
+      <w:r>
+        <w:rPr>
+          <w:rFonts w:cs="Times New Roman"/>
+        </w:rPr>
+        <w:t xml:space="preserve"> универсального ГТД</w:t>
+      </w:r>
+      <w:r>
+        <w:rPr>
+          <w:rFonts w:cs="Times New Roman"/>
+        </w:rPr>
+        <w:t xml:space="preserve"> с поузловым расчетом</w:t>
+      </w:r>
+      <w:r>
+        <w:rPr>
+          <w:rFonts w:cs="Times New Roman"/>
+        </w:rPr>
+        <w:t xml:space="preserve"> </w:t>
+      </w:r>
+      <w:r>
+        <w:rPr>
+          <w:rFonts w:cs="Times New Roman"/>
+        </w:rPr>
+        <w:t>и</w:t>
+      </w:r>
+      <w:r>
+        <w:rPr>
+          <w:rFonts w:cs="Times New Roman"/>
+        </w:rPr>
+        <w:t xml:space="preserve"> определением оптимальных параметров </w:t>
+      </w:r>
+      <w:r>
+        <w:rPr>
+          <w:rFonts w:cs="Times New Roman"/>
+        </w:rPr>
+        <w:t>расчетного режима</w:t>
+      </w:r>
+      <w:r>
+        <w:rPr>
+          <w:rFonts w:cs="Times New Roman"/>
+        </w:rPr>
+        <w:t xml:space="preserve">. </w:t>
+      </w:r>
+      <w:r>
+        <w:t>Результаты расчета цикла и выбранная расчетная точка представлена на листе</w:t>
+      </w:r>
+      <w:r>
+        <w:rPr>
+          <w:rFonts w:cs="Times New Roman"/>
+        </w:rPr>
+        <w:t xml:space="preserve">. </w:t>
+      </w:r>
+      <w:r>
+        <w:rPr>
+          <w:rFonts w:cs="Times New Roman"/>
+        </w:rPr>
+        <w:t xml:space="preserve">Проведено сравнение с прототипами. </w:t>
+      </w:r>
+    </w:p>
+    <w:p>
+      <w:pPr>
+        <w:rPr>
+          <w:rFonts w:cs="Times New Roman"/>
+        </w:rPr>
+      </w:pPr>
+    </w:p>
+    <w:p>
+      <w:pPr>
+        <w:rPr>
+          <w:rFonts w:cs="Times New Roman"/>
+        </w:rPr>
+      </w:pPr>
+      <w:r>
+        <w:rPr>
+          <w:rFonts w:cs="Times New Roman"/>
+        </w:rPr>
+        <w:t>Разработаны чертежи продольного и поперечных разрезов, компоновки ДТРД с и</w:t>
+      </w:r>
+      <w:r>
+        <w:rPr>
+          <w:rFonts w:cs="Times New Roman"/>
+        </w:rPr>
+        <w:t>зображением ЛА, профилирования лопаток и дисков</w:t>
+      </w:r>
+      <w:r>
+        <w:rPr>
+          <w:rFonts w:cs="Times New Roman"/>
+        </w:rPr>
+        <w:t>.</w:t>
       </w:r>
     </w:p>
     <w:p/>
-    <w:p/>
-    <w:p>
-      <w:r>
-        <w:t>Уважаемые члены комиссии,</w:t>
-      </w:r>
-      <w:r>
-        <w:t xml:space="preserve"> я вас всех приветствую,</w:t>
-      </w:r>
-      <w:r>
-        <w:t xml:space="preserve"> </w:t>
-      </w:r>
-      <w:r>
-        <w:t>моя</w:t>
-      </w:r>
-      <w:r>
-        <w:t xml:space="preserve"> тема дипломной работы выбрана по причине того, что </w:t>
-      </w:r>
-      <w:r>
-        <w:t>в</w:t>
-      </w:r>
-      <w:r>
-        <w:t xml:space="preserve"> настоящее время в качестве приво</w:t>
-      </w:r>
-      <w:r>
-        <w:t xml:space="preserve">да нагнетателя природного газа </w:t>
-      </w:r>
-      <w:r>
-        <w:t xml:space="preserve">в подавляющем большинстве используются ГТУ, среди которых </w:t>
-      </w:r>
-      <m:oMath>
-        <m:r>
-          <w:rPr>
-            <w:rFonts w:ascii="Cambria Math" w:hAnsi="Cambria Math"/>
-          </w:rPr>
-          <m:t>40%</m:t>
-        </m:r>
-      </m:oMath>
-      <w:r>
-        <w:rPr>
-          <w:rFonts w:eastAsiaTheme="minorEastAsia"/>
-        </w:rPr>
-        <w:t xml:space="preserve"> </w:t>
-      </w:r>
-      <w:r>
-        <w:rPr>
-          <w:rFonts w:eastAsiaTheme="minorEastAsia"/>
-        </w:rPr>
-        <w:t>занимают ГТУ авиационного типа, одним из главных преимуществ</w:t>
-      </w:r>
-      <w:r>
-        <w:rPr>
-          <w:rFonts w:eastAsiaTheme="minorEastAsia"/>
-        </w:rPr>
-        <w:t xml:space="preserve"> которых в сравнении с ГТУ стационарного или судового типа</w:t>
-      </w:r>
-      <w:r>
-        <w:rPr>
-          <w:rFonts w:eastAsiaTheme="minorEastAsia"/>
-        </w:rPr>
-        <w:t xml:space="preserve"> является более высокий КПД</w:t>
-      </w:r>
-      <w:r>
-        <w:rPr>
-          <w:rFonts w:eastAsiaTheme="minorEastAsia"/>
-        </w:rPr>
-        <w:t>, что в свою очередь сказывается на удешевлении транспортировки природного газа.</w:t>
-      </w:r>
-    </w:p>
-    <w:p>
-      <w:pPr>
-        <w:rPr>
-          <w:rFonts w:eastAsiaTheme="minorEastAsia"/>
-        </w:rPr>
-      </w:pPr>
-      <w:r>
-        <w:t>В конструкторской части диплома рассчитан цикл итеративным методом с учетом КПД узлов при их расчете по средней линии тока.</w:t>
-      </w:r>
-      <w:r>
-        <w:t xml:space="preserve"> Результаты расчета цикла и выбранная расчетная точка представлена на листе. Основные параметры установки </w:t>
+    <w:p>
+      <w:pPr>
+        <w:rPr>
+          <w:rFonts w:eastAsiaTheme="minorEastAsia"/>
+        </w:rPr>
+      </w:pPr>
+      <w:r>
+        <w:t>О</w:t>
+      </w:r>
+      <w:r>
+        <w:t xml:space="preserve">сновные параметры установки </w:t>
       </w:r>
       <m:oMath>
         <m:sSub>
@@ -654,7 +924,14 @@
         <w:rPr>
           <w:rFonts w:eastAsiaTheme="minorEastAsia"/>
         </w:rPr>
-        <w:t xml:space="preserve"> погрешность по </w:t>
+        <w:t xml:space="preserve"> </w:t>
+      </w:r>
+      <w:r>
+        <w:rPr>
+          <w:rFonts w:eastAsiaTheme="minorEastAsia"/>
+        </w:rPr>
+        <w:lastRenderedPageBreak/>
+        <w:t xml:space="preserve">погрешность по </w:t>
       </w:r>
       <m:oMath>
         <m:sSub>
@@ -754,7 +1031,6 @@
         <w:rPr>
           <w:rFonts w:eastAsiaTheme="minorEastAsia"/>
         </w:rPr>
-        <w:lastRenderedPageBreak/>
         <w:t>Далее в научно-исследовательской части дипломной работы</w:t>
       </w:r>
       <w:r>
@@ -853,21 +1129,35 @@
           <w:rFonts w:eastAsiaTheme="minorEastAsia"/>
           <w:iCs/>
         </w:rPr>
-        <w:t>В разделе охрана труда и охрана окружающей среды выполнен анализ вредных и опасных производственных факторов на этапе эксплуатации ГТУ. Рассчитаны поля рассеивания загрязняющих веществ.</w:t>
-      </w:r>
-    </w:p>
-    <w:p>
-      <w:pPr>
+        <w:t xml:space="preserve">В разделе охрана труда и охрана окружающей среды выполнен анализ вредных и опасных производственных факторов на этапе </w:t>
+      </w:r>
+      <w:r>
         <w:rPr>
           <w:rFonts w:eastAsiaTheme="minorEastAsia"/>
           <w:iCs/>
         </w:rPr>
-      </w:pPr>
+        <w:t>ПСИ</w:t>
+      </w:r>
       <w:r>
         <w:rPr>
           <w:rFonts w:eastAsiaTheme="minorEastAsia"/>
           <w:iCs/>
         </w:rPr>
+        <w:t xml:space="preserve"> ГТУ. Рассчитаны поля рассеивания загрязняющих веществ.</w:t>
+      </w:r>
+    </w:p>
+    <w:p>
+      <w:pPr>
+        <w:rPr>
+          <w:rFonts w:eastAsiaTheme="minorEastAsia"/>
+          <w:iCs/>
+        </w:rPr>
+      </w:pPr>
+      <w:r>
+        <w:rPr>
+          <w:rFonts w:eastAsiaTheme="minorEastAsia"/>
+          <w:iCs/>
+        </w:rPr>
         <w:t>Уважаемые члены комиссии,</w:t>
       </w:r>
       <w:r>
@@ -892,630 +1182,6 @@
           <w:iCs/>
         </w:rPr>
       </w:pPr>
-    </w:p>
-    <w:p>
-      <w:pPr>
-        <w:rPr>
-          <w:rFonts w:eastAsiaTheme="minorEastAsia"/>
-          <w:iCs/>
-        </w:rPr>
-      </w:pPr>
-    </w:p>
-    <w:p>
-      <w:pPr>
-        <w:rPr>
-          <w:rFonts w:eastAsiaTheme="minorEastAsia"/>
-          <w:iCs/>
-        </w:rPr>
-      </w:pPr>
-    </w:p>
-    <w:p>
-      <w:pPr>
-        <w:rPr>
-          <w:rFonts w:eastAsiaTheme="minorEastAsia"/>
-          <w:iCs/>
-        </w:rPr>
-      </w:pPr>
-      <w:r>
-        <w:rPr>
-          <w:rFonts w:eastAsiaTheme="minorEastAsia"/>
-          <w:iCs/>
-        </w:rPr>
-        <w:t xml:space="preserve">Модель турбулентности выбрана </w:t>
-      </w:r>
-      <w:r>
-        <w:rPr>
-          <w:rFonts w:eastAsiaTheme="minorEastAsia"/>
-          <w:iCs/>
-          <w:lang w:val="en-US"/>
-        </w:rPr>
-        <w:t>SST</w:t>
-      </w:r>
-      <w:r>
-        <w:rPr>
-          <w:rFonts w:eastAsiaTheme="minorEastAsia"/>
-          <w:iCs/>
-        </w:rPr>
-        <w:t xml:space="preserve"> (</w:t>
-      </w:r>
-      <w:r>
-        <w:rPr>
-          <w:rFonts w:eastAsiaTheme="minorEastAsia"/>
-          <w:iCs/>
-          <w:lang w:val="en-US"/>
-        </w:rPr>
-        <w:t>Shear</w:t>
-      </w:r>
-      <w:r>
-        <w:rPr>
-          <w:rFonts w:eastAsiaTheme="minorEastAsia"/>
-          <w:iCs/>
-        </w:rPr>
-        <w:t xml:space="preserve"> </w:t>
-      </w:r>
-      <w:r>
-        <w:rPr>
-          <w:rFonts w:eastAsiaTheme="minorEastAsia"/>
-          <w:iCs/>
-          <w:lang w:val="en-US"/>
-        </w:rPr>
-        <w:t>Stress</w:t>
-      </w:r>
-      <w:r>
-        <w:rPr>
-          <w:rFonts w:eastAsiaTheme="minorEastAsia"/>
-          <w:iCs/>
-        </w:rPr>
-        <w:t xml:space="preserve"> </w:t>
-      </w:r>
-      <w:r>
-        <w:rPr>
-          <w:rFonts w:eastAsiaTheme="minorEastAsia"/>
-          <w:iCs/>
-          <w:lang w:val="en-US"/>
-        </w:rPr>
-        <w:t>Transport</w:t>
-      </w:r>
-      <w:r>
-        <w:rPr>
-          <w:rFonts w:eastAsiaTheme="minorEastAsia"/>
-          <w:iCs/>
-        </w:rPr>
-        <w:t>)</w:t>
-      </w:r>
-      <w:r>
-        <w:rPr>
-          <w:rFonts w:eastAsiaTheme="minorEastAsia"/>
-          <w:iCs/>
-        </w:rPr>
-        <w:t xml:space="preserve"> </w:t>
-      </w:r>
-      <w:r>
-        <w:rPr>
-          <w:rFonts w:eastAsiaTheme="minorEastAsia"/>
-          <w:iCs/>
-        </w:rPr>
-        <w:t xml:space="preserve">как одна из наиболее распространённых моделей турбулентности, применяемых при расчете течения в компрессорах. В ядре потока работает </w:t>
-      </w:r>
-      <m:oMath>
-        <m:r>
-          <w:rPr>
-            <w:rFonts w:ascii="Cambria Math" w:eastAsiaTheme="minorEastAsia" w:hAnsi="Cambria Math"/>
-          </w:rPr>
-          <m:t>k-ϵ</m:t>
-        </m:r>
-      </m:oMath>
-      <w:r>
-        <w:rPr>
-          <w:rFonts w:eastAsiaTheme="minorEastAsia"/>
-          <w:iCs/>
-        </w:rPr>
-        <w:t xml:space="preserve">, в </w:t>
-      </w:r>
-      <w:r>
-        <w:rPr>
-          <w:rFonts w:eastAsiaTheme="minorEastAsia"/>
-          <w:iCs/>
-        </w:rPr>
-        <w:t>пристеночной области</w:t>
-      </w:r>
-      <w:r>
-        <w:rPr>
-          <w:rFonts w:eastAsiaTheme="minorEastAsia"/>
-          <w:iCs/>
-        </w:rPr>
-        <w:t xml:space="preserve"> </w:t>
-      </w:r>
-      <m:oMath>
-        <m:r>
-          <w:rPr>
-            <w:rFonts w:ascii="Cambria Math" w:eastAsiaTheme="minorEastAsia" w:hAnsi="Cambria Math"/>
-            <w:lang w:val="en-US"/>
-          </w:rPr>
-          <m:t>k</m:t>
-        </m:r>
-        <m:r>
-          <w:rPr>
-            <w:rFonts w:ascii="Cambria Math" w:eastAsiaTheme="minorEastAsia" w:hAnsi="Cambria Math"/>
-          </w:rPr>
-          <m:t>-</m:t>
-        </m:r>
-        <m:r>
-          <w:rPr>
-            <w:rFonts w:ascii="Cambria Math" w:eastAsiaTheme="minorEastAsia" w:hAnsi="Cambria Math"/>
-            <w:lang w:val="en-US"/>
-          </w:rPr>
-          <m:t>ω</m:t>
-        </m:r>
-      </m:oMath>
-      <w:r>
-        <w:rPr>
-          <w:rFonts w:eastAsiaTheme="minorEastAsia"/>
-          <w:iCs/>
-        </w:rPr>
-        <w:t>.</w:t>
-      </w:r>
-    </w:p>
-    <w:p>
-      <w:pPr>
-        <w:rPr>
-          <w:rFonts w:eastAsiaTheme="minorEastAsia"/>
-          <w:iCs/>
-        </w:rPr>
-      </w:pPr>
-      <m:oMathPara>
-        <m:oMath>
-          <m:sSup>
-            <m:sSupPr>
-              <m:ctrlPr>
-                <w:rPr>
-                  <w:rFonts w:ascii="Cambria Math" w:eastAsiaTheme="minorEastAsia" w:hAnsi="Cambria Math"/>
-                  <w:i/>
-                  <w:iCs/>
-                </w:rPr>
-              </m:ctrlPr>
-            </m:sSupPr>
-            <m:e>
-              <m:r>
-                <w:rPr>
-                  <w:rFonts w:ascii="Cambria Math" w:eastAsiaTheme="minorEastAsia" w:hAnsi="Cambria Math"/>
-                </w:rPr>
-                <m:t>y</m:t>
-              </m:r>
-            </m:e>
-            <m:sup>
-              <m:r>
-                <w:rPr>
-                  <w:rFonts w:ascii="Cambria Math" w:eastAsiaTheme="minorEastAsia" w:hAnsi="Cambria Math"/>
-                </w:rPr>
-                <m:t>+</m:t>
-              </m:r>
-            </m:sup>
-          </m:sSup>
-          <m:r>
-            <w:rPr>
-              <w:rFonts w:ascii="Cambria Math" w:eastAsiaTheme="minorEastAsia" w:hAnsi="Cambria Math"/>
-            </w:rPr>
-            <m:t>=</m:t>
-          </m:r>
-          <m:f>
-            <m:fPr>
-              <m:ctrlPr>
-                <w:rPr>
-                  <w:rFonts w:ascii="Cambria Math" w:eastAsiaTheme="minorEastAsia" w:hAnsi="Cambria Math"/>
-                  <w:i/>
-                  <w:iCs/>
-                </w:rPr>
-              </m:ctrlPr>
-            </m:fPr>
-            <m:num>
-              <m:sSub>
-                <m:sSubPr>
-                  <m:ctrlPr>
-                    <w:rPr>
-                      <w:rFonts w:ascii="Cambria Math" w:eastAsiaTheme="minorEastAsia" w:hAnsi="Cambria Math"/>
-                      <w:i/>
-                      <w:iCs/>
-                    </w:rPr>
-                  </m:ctrlPr>
-                </m:sSubPr>
-                <m:e>
-                  <m:r>
-                    <w:rPr>
-                      <w:rFonts w:ascii="Cambria Math" w:eastAsiaTheme="minorEastAsia" w:hAnsi="Cambria Math"/>
-                    </w:rPr>
-                    <m:t>d</m:t>
-                  </m:r>
-                </m:e>
-                <m:sub>
-                  <m:r>
-                    <w:rPr>
-                      <w:rFonts w:ascii="Cambria Math" w:eastAsiaTheme="minorEastAsia" w:hAnsi="Cambria Math"/>
-                    </w:rPr>
-                    <m:t>w</m:t>
-                  </m:r>
-                </m:sub>
-              </m:sSub>
-              <m:r>
-                <w:rPr>
-                  <w:rFonts w:ascii="Cambria Math" w:eastAsiaTheme="minorEastAsia" w:hAnsi="Cambria Math"/>
-                </w:rPr>
-                <m:t>*</m:t>
-              </m:r>
-              <m:sSub>
-                <m:sSubPr>
-                  <m:ctrlPr>
-                    <w:rPr>
-                      <w:rFonts w:ascii="Cambria Math" w:eastAsiaTheme="minorEastAsia" w:hAnsi="Cambria Math"/>
-                      <w:i/>
-                      <w:iCs/>
-                    </w:rPr>
-                  </m:ctrlPr>
-                </m:sSubPr>
-                <m:e>
-                  <m:r>
-                    <w:rPr>
-                      <w:rFonts w:ascii="Cambria Math" w:eastAsiaTheme="minorEastAsia" w:hAnsi="Cambria Math"/>
-                    </w:rPr>
-                    <m:t>u</m:t>
-                  </m:r>
-                </m:e>
-                <m:sub>
-                  <m:r>
-                    <w:rPr>
-                      <w:rFonts w:ascii="Cambria Math" w:eastAsiaTheme="minorEastAsia" w:hAnsi="Cambria Math"/>
-                    </w:rPr>
-                    <m:t>τ</m:t>
-                  </m:r>
-                </m:sub>
-              </m:sSub>
-            </m:num>
-            <m:den>
-              <m:r>
-                <w:rPr>
-                  <w:rFonts w:ascii="Cambria Math" w:eastAsiaTheme="minorEastAsia" w:hAnsi="Cambria Math"/>
-                </w:rPr>
-                <m:t>ν</m:t>
-              </m:r>
-            </m:den>
-          </m:f>
-          <m:r>
-            <w:rPr>
-              <w:rFonts w:ascii="Cambria Math" w:eastAsiaTheme="minorEastAsia" w:hAnsi="Cambria Math"/>
-            </w:rPr>
-            <m:t>=</m:t>
-          </m:r>
-          <m:f>
-            <m:fPr>
-              <m:ctrlPr>
-                <w:rPr>
-                  <w:rFonts w:ascii="Cambria Math" w:eastAsiaTheme="minorEastAsia" w:hAnsi="Cambria Math"/>
-                  <w:i/>
-                  <w:iCs/>
-                </w:rPr>
-              </m:ctrlPr>
-            </m:fPr>
-            <m:num>
-              <m:sSub>
-                <m:sSubPr>
-                  <m:ctrlPr>
-                    <w:rPr>
-                      <w:rFonts w:ascii="Cambria Math" w:eastAsiaTheme="minorEastAsia" w:hAnsi="Cambria Math"/>
-                      <w:i/>
-                      <w:iCs/>
-                    </w:rPr>
-                  </m:ctrlPr>
-                </m:sSubPr>
-                <m:e>
-                  <m:r>
-                    <w:rPr>
-                      <w:rFonts w:ascii="Cambria Math" w:eastAsiaTheme="minorEastAsia" w:hAnsi="Cambria Math"/>
-                    </w:rPr>
-                    <m:t>d</m:t>
-                  </m:r>
-                </m:e>
-                <m:sub>
-                  <m:r>
-                    <w:rPr>
-                      <w:rFonts w:ascii="Cambria Math" w:eastAsiaTheme="minorEastAsia" w:hAnsi="Cambria Math"/>
-                    </w:rPr>
-                    <m:t>w</m:t>
-                  </m:r>
-                </m:sub>
-              </m:sSub>
-              <m:r>
-                <w:rPr>
-                  <w:rFonts w:ascii="Cambria Math" w:eastAsiaTheme="minorEastAsia" w:hAnsi="Cambria Math"/>
-                </w:rPr>
-                <m:t>*</m:t>
-              </m:r>
-              <m:sSub>
-                <m:sSubPr>
-                  <m:ctrlPr>
-                    <w:rPr>
-                      <w:rFonts w:ascii="Cambria Math" w:eastAsiaTheme="minorEastAsia" w:hAnsi="Cambria Math"/>
-                      <w:i/>
-                      <w:iCs/>
-                    </w:rPr>
-                  </m:ctrlPr>
-                </m:sSubPr>
-                <m:e>
-                  <m:r>
-                    <w:rPr>
-                      <w:rFonts w:ascii="Cambria Math" w:eastAsiaTheme="minorEastAsia" w:hAnsi="Cambria Math"/>
-                    </w:rPr>
-                    <m:t>u</m:t>
-                  </m:r>
-                </m:e>
-                <m:sub>
-                  <m:r>
-                    <w:rPr>
-                      <w:rFonts w:ascii="Cambria Math" w:eastAsiaTheme="minorEastAsia" w:hAnsi="Cambria Math"/>
-                    </w:rPr>
-                    <m:t>τ</m:t>
-                  </m:r>
-                </m:sub>
-              </m:sSub>
-              <m:r>
-                <w:rPr>
-                  <w:rFonts w:ascii="Cambria Math" w:eastAsiaTheme="minorEastAsia" w:hAnsi="Cambria Math"/>
-                </w:rPr>
-                <m:t>*ρ</m:t>
-              </m:r>
-            </m:num>
-            <m:den>
-              <m:r>
-                <w:rPr>
-                  <w:rFonts w:ascii="Cambria Math" w:eastAsiaTheme="minorEastAsia" w:hAnsi="Cambria Math"/>
-                </w:rPr>
-                <m:t>μ</m:t>
-              </m:r>
-            </m:den>
-          </m:f>
-          <m:r>
-            <w:rPr>
-              <w:rFonts w:ascii="Cambria Math" w:eastAsiaTheme="minorEastAsia" w:hAnsi="Cambria Math"/>
-            </w:rPr>
-            <m:t>~R</m:t>
-          </m:r>
-          <m:sSub>
-            <m:sSubPr>
-              <m:ctrlPr>
-                <w:rPr>
-                  <w:rFonts w:ascii="Cambria Math" w:eastAsiaTheme="minorEastAsia" w:hAnsi="Cambria Math"/>
-                  <w:i/>
-                  <w:iCs/>
-                </w:rPr>
-              </m:ctrlPr>
-            </m:sSubPr>
-            <m:e>
-              <m:r>
-                <w:rPr>
-                  <w:rFonts w:ascii="Cambria Math" w:eastAsiaTheme="minorEastAsia" w:hAnsi="Cambria Math"/>
-                </w:rPr>
-                <m:t>e</m:t>
-              </m:r>
-            </m:e>
-            <m:sub>
-              <m:r>
-                <w:rPr>
-                  <w:rFonts w:ascii="Cambria Math" w:eastAsiaTheme="minorEastAsia" w:hAnsi="Cambria Math"/>
-                </w:rPr>
-                <m:t>x</m:t>
-              </m:r>
-            </m:sub>
-          </m:sSub>
-        </m:oMath>
-      </m:oMathPara>
-    </w:p>
-    <w:p>
-      <w:pPr>
-        <w:rPr>
-          <w:rFonts w:eastAsiaTheme="minorEastAsia"/>
-          <w:iCs/>
-        </w:rPr>
-      </w:pPr>
-      <m:oMathPara>
-        <m:oMath>
-          <m:sSub>
-            <m:sSubPr>
-              <m:ctrlPr>
-                <w:rPr>
-                  <w:rFonts w:ascii="Cambria Math" w:eastAsiaTheme="minorEastAsia" w:hAnsi="Cambria Math"/>
-                  <w:i/>
-                  <w:iCs/>
-                </w:rPr>
-              </m:ctrlPr>
-            </m:sSubPr>
-            <m:e>
-              <m:r>
-                <w:rPr>
-                  <w:rFonts w:ascii="Cambria Math" w:eastAsiaTheme="minorEastAsia" w:hAnsi="Cambria Math"/>
-                </w:rPr>
-                <m:t>u</m:t>
-              </m:r>
-            </m:e>
-            <m:sub>
-              <m:r>
-                <w:rPr>
-                  <w:rFonts w:ascii="Cambria Math" w:eastAsiaTheme="minorEastAsia" w:hAnsi="Cambria Math"/>
-                </w:rPr>
-                <m:t>τ</m:t>
-              </m:r>
-            </m:sub>
-          </m:sSub>
-          <m:r>
-            <w:rPr>
-              <w:rFonts w:ascii="Cambria Math" w:eastAsiaTheme="minorEastAsia" w:hAnsi="Cambria Math"/>
-            </w:rPr>
-            <m:t>=</m:t>
-          </m:r>
-          <m:rad>
-            <m:radPr>
-              <m:degHide m:val="1"/>
-              <m:ctrlPr>
-                <w:rPr>
-                  <w:rFonts w:ascii="Cambria Math" w:eastAsiaTheme="minorEastAsia" w:hAnsi="Cambria Math"/>
-                  <w:i/>
-                  <w:iCs/>
-                </w:rPr>
-              </m:ctrlPr>
-            </m:radPr>
-            <m:deg/>
-            <m:e>
-              <m:f>
-                <m:fPr>
-                  <m:ctrlPr>
-                    <w:rPr>
-                      <w:rFonts w:ascii="Cambria Math" w:eastAsiaTheme="minorEastAsia" w:hAnsi="Cambria Math"/>
-                      <w:i/>
-                      <w:iCs/>
-                    </w:rPr>
-                  </m:ctrlPr>
-                </m:fPr>
-                <m:num>
-                  <m:sSub>
-                    <m:sSubPr>
-                      <m:ctrlPr>
-                        <w:rPr>
-                          <w:rFonts w:ascii="Cambria Math" w:eastAsiaTheme="minorEastAsia" w:hAnsi="Cambria Math"/>
-                          <w:i/>
-                          <w:iCs/>
-                        </w:rPr>
-                      </m:ctrlPr>
-                    </m:sSubPr>
-                    <m:e>
-                      <m:r>
-                        <w:rPr>
-                          <w:rFonts w:ascii="Cambria Math" w:eastAsiaTheme="minorEastAsia" w:hAnsi="Cambria Math"/>
-                        </w:rPr>
-                        <m:t>t</m:t>
-                      </m:r>
-                    </m:e>
-                    <m:sub>
-                      <m:r>
-                        <w:rPr>
-                          <w:rFonts w:ascii="Cambria Math" w:eastAsiaTheme="minorEastAsia" w:hAnsi="Cambria Math"/>
-                        </w:rPr>
-                        <m:t>w</m:t>
-                      </m:r>
-                    </m:sub>
-                  </m:sSub>
-                </m:num>
-                <m:den>
-                  <m:r>
-                    <w:rPr>
-                      <w:rFonts w:ascii="Cambria Math" w:eastAsiaTheme="minorEastAsia" w:hAnsi="Cambria Math"/>
-                    </w:rPr>
-                    <m:t>ρ</m:t>
-                  </m:r>
-                </m:den>
-              </m:f>
-            </m:e>
-          </m:rad>
-        </m:oMath>
-      </m:oMathPara>
-    </w:p>
-    <w:p>
-      <w:pPr>
-        <w:rPr>
-          <w:rFonts w:eastAsiaTheme="minorEastAsia"/>
-          <w:iCs/>
-        </w:rPr>
-      </w:pPr>
-      <m:oMath>
-        <m:r>
-          <w:rPr>
-            <w:rFonts w:ascii="Cambria Math" w:eastAsiaTheme="minorEastAsia" w:hAnsi="Cambria Math"/>
-          </w:rPr>
-          <m:t>k-ϵ</m:t>
-        </m:r>
-      </m:oMath>
-      <w:r>
-        <w:rPr>
-          <w:rFonts w:eastAsiaTheme="minorEastAsia"/>
-          <w:iCs/>
-        </w:rPr>
-        <w:t xml:space="preserve"> – </w:t>
-      </w:r>
-      <w:r>
-        <w:rPr>
-          <w:rFonts w:eastAsiaTheme="minorEastAsia"/>
-          <w:iCs/>
-        </w:rPr>
-        <w:t xml:space="preserve">бля больших </w:t>
-      </w:r>
-      <w:r>
-        <w:rPr>
-          <w:rFonts w:eastAsiaTheme="minorEastAsia"/>
-          <w:iCs/>
-          <w:lang w:val="en-US"/>
-        </w:rPr>
-        <w:t>Re</w:t>
-      </w:r>
-      <w:r>
-        <w:rPr>
-          <w:rFonts w:eastAsiaTheme="minorEastAsia"/>
-          <w:iCs/>
-        </w:rPr>
-        <w:t>, только полностью турбулентные течения;</w:t>
-      </w:r>
-    </w:p>
-    <w:p>
-      <w:pPr>
-        <w:rPr>
-          <w:rFonts w:eastAsiaTheme="minorEastAsia"/>
-        </w:rPr>
-      </w:pPr>
-      <m:oMath>
-        <m:r>
-          <w:rPr>
-            <w:rFonts w:ascii="Cambria Math" w:eastAsiaTheme="minorEastAsia" w:hAnsi="Cambria Math"/>
-            <w:lang w:val="en-US"/>
-          </w:rPr>
-          <m:t>k</m:t>
-        </m:r>
-        <m:r>
-          <w:rPr>
-            <w:rFonts w:ascii="Cambria Math" w:eastAsiaTheme="minorEastAsia" w:hAnsi="Cambria Math"/>
-          </w:rPr>
-          <m:t>-</m:t>
-        </m:r>
-        <m:r>
-          <w:rPr>
-            <w:rFonts w:ascii="Cambria Math" w:eastAsiaTheme="minorEastAsia" w:hAnsi="Cambria Math"/>
-            <w:lang w:val="en-US"/>
-          </w:rPr>
-          <m:t>ω</m:t>
-        </m:r>
-      </m:oMath>
-      <w:r>
-        <w:rPr>
-          <w:rFonts w:eastAsiaTheme="minorEastAsia"/>
-          <w:i/>
-          <w:iCs/>
-        </w:rPr>
-        <w:t xml:space="preserve"> – </w:t>
-      </w:r>
-      <w:r>
-        <w:rPr>
-          <w:rFonts w:eastAsiaTheme="minorEastAsia"/>
-        </w:rPr>
-        <w:t xml:space="preserve">для малых </w:t>
-      </w:r>
-      <w:r>
-        <w:rPr>
-          <w:rFonts w:eastAsiaTheme="minorEastAsia"/>
-          <w:lang w:val="en-US"/>
-        </w:rPr>
-        <w:t>Re</w:t>
-      </w:r>
-      <w:r>
-        <w:rPr>
-          <w:rFonts w:eastAsiaTheme="minorEastAsia"/>
-        </w:rPr>
-        <w:t>, более точна в пограничных слоях.</w:t>
-      </w:r>
     </w:p>
     <w:p>
       <w:pPr>
@@ -1543,448 +1209,476 @@
     <w:p>
       <w:pPr>
         <w:rPr>
-          <w:rFonts w:eastAsiaTheme="minorEastAsia"/>
-        </w:rPr>
-      </w:pPr>
-      <w:r>
-        <w:rPr>
-          <w:rFonts w:eastAsiaTheme="minorEastAsia"/>
+          <w:rFonts w:cs="Times New Roman"/>
+        </w:rPr>
+      </w:pPr>
+      <w:r>
+        <w:rPr>
+          <w:rFonts w:cs="Times New Roman"/>
         </w:rPr>
         <w:lastRenderedPageBreak/>
-        <w:t>Добрый день, уважаемая комиссия,</w:t>
-      </w:r>
-    </w:p>
-    <w:p>
-      <w:pPr>
-        <w:rPr>
-          <w:rFonts w:eastAsiaTheme="minorEastAsia"/>
-        </w:rPr>
-      </w:pPr>
-    </w:p>
-    <w:p>
-      <w:pPr>
-        <w:rPr>
-          <w:rFonts w:eastAsiaTheme="minorEastAsia"/>
-        </w:rPr>
-      </w:pPr>
-      <w:r>
-        <w:rPr>
-          <w:rFonts w:eastAsiaTheme="minorEastAsia"/>
-        </w:rPr>
-        <w:t>Темой моей курсовой работы была "Тепловая защита СА ТВД ТРДД большой степени двухконтурности классом тяги 8 тонн для пассажирского самолета.</w:t>
-      </w:r>
-    </w:p>
-    <w:p>
-      <w:pPr>
-        <w:rPr>
-          <w:rFonts w:eastAsiaTheme="minorEastAsia"/>
-        </w:rPr>
-      </w:pPr>
-    </w:p>
-    <w:p>
-      <w:pPr>
-        <w:rPr>
-          <w:rFonts w:eastAsiaTheme="minorEastAsia"/>
-        </w:rPr>
-      </w:pPr>
-      <w:r>
-        <w:rPr>
-          <w:rFonts w:eastAsiaTheme="minorEastAsia"/>
-        </w:rPr>
-        <w:t>В качестве исходных данных мне была задана требуемая тяга и полная температура после КС.</w:t>
-      </w:r>
-    </w:p>
-    <w:p>
-      <w:pPr>
-        <w:rPr>
-          <w:rFonts w:eastAsiaTheme="minorEastAsia"/>
-        </w:rPr>
-      </w:pPr>
-    </w:p>
-    <w:p>
-      <w:pPr>
-        <w:rPr>
-          <w:rFonts w:eastAsiaTheme="minorEastAsia"/>
-        </w:rPr>
-      </w:pPr>
-      <w:r>
-        <w:rPr>
-          <w:rFonts w:eastAsiaTheme="minorEastAsia"/>
-        </w:rPr>
-        <w:t xml:space="preserve">Дале с помощью моей программы, представленной на конференции было </w:t>
-      </w:r>
-      <w:proofErr w:type="spellStart"/>
-      <w:r>
-        <w:rPr>
-          <w:rFonts w:eastAsiaTheme="minorEastAsia"/>
-        </w:rPr>
-        <w:t>перерасчитано</w:t>
-      </w:r>
-      <w:proofErr w:type="spellEnd"/>
-      <w:r>
-        <w:rPr>
-          <w:rFonts w:eastAsiaTheme="minorEastAsia"/>
-        </w:rPr>
-        <w:t xml:space="preserve"> более 9,5 млн вариантов двигателей.</w:t>
-      </w:r>
-    </w:p>
-    <w:p>
-      <w:pPr>
-        <w:rPr>
-          <w:rFonts w:eastAsiaTheme="minorEastAsia"/>
-        </w:rPr>
-      </w:pPr>
-      <w:r>
-        <w:rPr>
-          <w:rFonts w:eastAsiaTheme="minorEastAsia"/>
-        </w:rPr>
-        <w:t>По критерию крайности и условию совместности узлов 2/3 былых двигателей пришлось отбросить.</w:t>
-      </w:r>
-    </w:p>
-    <w:p>
-      <w:pPr>
-        <w:rPr>
-          <w:rFonts w:eastAsiaTheme="minorEastAsia"/>
-        </w:rPr>
-      </w:pPr>
-      <w:r>
-        <w:rPr>
-          <w:rFonts w:eastAsiaTheme="minorEastAsia"/>
-        </w:rPr>
-        <w:t xml:space="preserve">Далее была просчитана матрица корреляции, </w:t>
-      </w:r>
-      <w:proofErr w:type="spellStart"/>
-      <w:r>
-        <w:rPr>
-          <w:rFonts w:eastAsiaTheme="minorEastAsia"/>
-        </w:rPr>
-        <w:t>позволивщая</w:t>
-      </w:r>
-      <w:proofErr w:type="spellEnd"/>
-      <w:r>
-        <w:rPr>
-          <w:rFonts w:eastAsiaTheme="minorEastAsia"/>
-        </w:rPr>
-        <w:t xml:space="preserve"> оценить влияние параметров на друг друга и сузить параметры варьирования до двух.</w:t>
-      </w:r>
-    </w:p>
-    <w:p>
-      <w:pPr>
-        <w:rPr>
-          <w:rFonts w:eastAsiaTheme="minorEastAsia"/>
-        </w:rPr>
-      </w:pPr>
-      <w:r>
-        <w:rPr>
-          <w:rFonts w:eastAsiaTheme="minorEastAsia"/>
-        </w:rPr>
-        <w:t xml:space="preserve">Более </w:t>
-      </w:r>
-      <w:proofErr w:type="spellStart"/>
-      <w:r>
-        <w:rPr>
-          <w:rFonts w:eastAsiaTheme="minorEastAsia"/>
-        </w:rPr>
-        <w:t>дискретизованное</w:t>
-      </w:r>
-      <w:proofErr w:type="spellEnd"/>
-      <w:r>
-        <w:rPr>
-          <w:rFonts w:eastAsiaTheme="minorEastAsia"/>
+        <w:t>В расчетно-конструкторской части выбрана и обоснована схема ГТД, вариативно рассчитан термодинамический цикл с определением оптимальных параметров и последующим поузловым расчетом Вл, КНД, КВД, КС, ТВД, ТНД. Проведено сравнение с прототипами. Разработаны чертежи продольного и поперечных разрезов, компоновки ДТРД с и</w:t>
+      </w:r>
+      <w:r>
+        <w:rPr>
+          <w:rFonts w:cs="Times New Roman"/>
+        </w:rPr>
+        <w:t>зображением ЛА, профилирования лопаток и дисков</w:t>
+      </w:r>
+      <w:r>
+        <w:rPr>
+          <w:rFonts w:cs="Times New Roman"/>
+        </w:rPr>
+        <w:t>.</w:t>
+      </w:r>
+    </w:p>
+    <w:p>
+      <w:pPr>
+        <w:rPr>
+          <w:rFonts w:cs="Times New Roman"/>
+          <w:color w:val="000000" w:themeColor="text1"/>
+        </w:rPr>
+      </w:pPr>
+      <w:r>
+        <w:rPr>
+          <w:rFonts w:cs="Times New Roman"/>
+        </w:rPr>
+        <w:t xml:space="preserve">Первая часть научно-исследовательского раздела посвящена выводу основных уравнений, использованных в расчетах, в </w:t>
+      </w:r>
+      <w:r>
+        <w:rPr>
+          <w:rFonts w:cs="Times New Roman"/>
+          <w:color w:val="000000" w:themeColor="text1"/>
+        </w:rPr>
+        <w:t xml:space="preserve">том числе </w:t>
+      </w:r>
+      <w:r>
+        <w:rPr>
+          <w:rFonts w:cs="Times New Roman"/>
+        </w:rPr>
+        <w:t xml:space="preserve">уравнения профилирования </w:t>
+      </w:r>
+      <w:r>
+        <w:rPr>
+          <w:rFonts w:cs="Times New Roman"/>
+        </w:rPr>
+        <w:t>лопаток компрессора</w:t>
+      </w:r>
+      <w:r>
+        <w:rPr>
+          <w:rFonts w:cs="Times New Roman"/>
+        </w:rPr>
+        <w:t xml:space="preserve"> и </w:t>
+      </w:r>
+      <w:r>
+        <w:rPr>
+          <w:rFonts w:cs="Times New Roman"/>
+        </w:rPr>
+        <w:t>турбины</w:t>
+      </w:r>
+      <w:r>
+        <w:rPr>
+          <w:rFonts w:cs="Times New Roman"/>
+        </w:rPr>
+        <w:t xml:space="preserve"> по высоте </w:t>
+      </w:r>
+      <w:r>
+        <w:rPr>
+          <w:rFonts w:cs="Times New Roman"/>
+          <w:color w:val="000000" w:themeColor="text1"/>
+        </w:rPr>
+        <w:t>на основе конических сечений.</w:t>
+      </w:r>
+    </w:p>
+    <w:p>
+      <w:pPr>
+        <w:rPr>
+          <w:rFonts w:cs="Times New Roman"/>
+        </w:rPr>
+      </w:pPr>
+      <w:r>
+        <w:rPr>
+          <w:rFonts w:cs="Times New Roman"/>
+        </w:rPr>
+        <w:t>Во второй части научно-исследовательского раздел</w:t>
+      </w:r>
+      <w:r>
+        <w:rPr>
+          <w:rFonts w:cs="Times New Roman"/>
+        </w:rPr>
+        <w:t>а выполнен расчет на прочность лопаток</w:t>
+      </w:r>
+      <w:r>
+        <w:rPr>
+          <w:rFonts w:cs="Times New Roman"/>
+        </w:rPr>
+        <w:t xml:space="preserve"> КВД 1 ступени.</w:t>
+      </w:r>
+    </w:p>
+    <w:p>
+      <w:pPr>
+        <w:rPr>
+          <w:rFonts w:cs="Times New Roman"/>
+        </w:rPr>
+      </w:pPr>
+      <w:r>
+        <w:rPr>
+          <w:rFonts w:cs="Times New Roman"/>
+        </w:rPr>
+        <w:t>В третьей части научно-исследовательского раздел</w:t>
+      </w:r>
+      <w:r>
+        <w:rPr>
+          <w:rFonts w:cs="Times New Roman"/>
+        </w:rPr>
+        <w:t>а выполнен расчет на прочность диска</w:t>
+      </w:r>
+      <w:r>
+        <w:rPr>
+          <w:rFonts w:cs="Times New Roman"/>
+        </w:rPr>
+        <w:t xml:space="preserve"> ТВД с использованием метода двух расчетов и МКЭ при помощи программного комплекса </w:t>
+      </w:r>
+      <w:r>
+        <w:rPr>
+          <w:rFonts w:cs="Times New Roman"/>
+          <w:lang w:val="en-US"/>
+        </w:rPr>
+        <w:t>ANSYS</w:t>
+      </w:r>
+      <w:r>
+        <w:rPr>
+          <w:rFonts w:cs="Times New Roman"/>
         </w:rPr>
         <w:t xml:space="preserve"> </w:t>
       </w:r>
-      <w:proofErr w:type="spellStart"/>
-      <w:r>
-        <w:rPr>
-          <w:rFonts w:eastAsiaTheme="minorEastAsia"/>
-        </w:rPr>
-        <w:t>вариьррование</w:t>
-      </w:r>
-      <w:proofErr w:type="spellEnd"/>
-      <w:r>
-        <w:rPr>
-          <w:rFonts w:eastAsiaTheme="minorEastAsia"/>
-        </w:rPr>
-        <w:t xml:space="preserve"> по степени двухконтурности и степени повышения полного давления в КНД II контура выявлено 344 годных образца.</w:t>
-      </w:r>
-    </w:p>
-    <w:p>
-      <w:pPr>
-        <w:rPr>
-          <w:rFonts w:eastAsiaTheme="minorEastAsia"/>
-        </w:rPr>
-      </w:pPr>
-    </w:p>
-    <w:p>
-      <w:pPr>
-        <w:rPr>
-          <w:rFonts w:eastAsiaTheme="minorEastAsia"/>
-        </w:rPr>
-      </w:pPr>
-      <w:r>
-        <w:rPr>
-          <w:rFonts w:eastAsiaTheme="minorEastAsia"/>
-        </w:rPr>
-        <w:t>Результат расчета цикла и матрицу корреляции вы можете изучить на этих листах.</w:t>
-      </w:r>
-    </w:p>
-    <w:p>
-      <w:pPr>
-        <w:rPr>
-          <w:rFonts w:eastAsiaTheme="minorEastAsia"/>
-        </w:rPr>
-      </w:pPr>
-    </w:p>
-    <w:p>
-      <w:pPr>
-        <w:rPr>
-          <w:rFonts w:eastAsiaTheme="minorEastAsia"/>
-        </w:rPr>
-      </w:pPr>
-      <w:r>
-        <w:rPr>
-          <w:rFonts w:eastAsiaTheme="minorEastAsia"/>
-        </w:rPr>
-        <w:t>По выбранной точке был произведен расчет охлаждаемой ТВД.</w:t>
-      </w:r>
-    </w:p>
-    <w:p>
-      <w:pPr>
-        <w:rPr>
-          <w:rFonts w:eastAsiaTheme="minorEastAsia"/>
-        </w:rPr>
-      </w:pPr>
-      <w:r>
-        <w:rPr>
-          <w:rFonts w:eastAsiaTheme="minorEastAsia"/>
-        </w:rPr>
-        <w:t xml:space="preserve">Результатом </w:t>
-      </w:r>
-      <w:proofErr w:type="spellStart"/>
-      <w:r>
-        <w:rPr>
-          <w:rFonts w:eastAsiaTheme="minorEastAsia"/>
-        </w:rPr>
-        <w:t>явлилась</w:t>
-      </w:r>
-      <w:proofErr w:type="spellEnd"/>
-      <w:r>
-        <w:rPr>
-          <w:rFonts w:eastAsiaTheme="minorEastAsia"/>
-        </w:rPr>
-        <w:t xml:space="preserve"> Т с двумя охлаждаемыми ступенями </w:t>
-      </w:r>
-      <w:proofErr w:type="spellStart"/>
-      <w:r>
-        <w:rPr>
-          <w:rFonts w:eastAsiaTheme="minorEastAsia"/>
-        </w:rPr>
-        <w:t>выполнеными</w:t>
-      </w:r>
-      <w:proofErr w:type="spellEnd"/>
-      <w:r>
-        <w:rPr>
-          <w:rFonts w:eastAsiaTheme="minorEastAsia"/>
-        </w:rPr>
-        <w:t xml:space="preserve"> по закону </w:t>
-      </w:r>
-      <w:proofErr w:type="spellStart"/>
-      <w:r>
-        <w:rPr>
-          <w:rFonts w:eastAsiaTheme="minorEastAsia"/>
-        </w:rPr>
-        <w:t>Dср</w:t>
-      </w:r>
-      <w:proofErr w:type="spellEnd"/>
-      <w:r>
-        <w:rPr>
-          <w:rFonts w:eastAsiaTheme="minorEastAsia"/>
-        </w:rPr>
-        <w:t>=const.</w:t>
-      </w:r>
-    </w:p>
-    <w:p>
-      <w:pPr>
-        <w:rPr>
-          <w:rFonts w:eastAsiaTheme="minorEastAsia"/>
-        </w:rPr>
-      </w:pPr>
-      <w:r>
-        <w:rPr>
-          <w:rFonts w:eastAsiaTheme="minorEastAsia"/>
-        </w:rPr>
-        <w:t xml:space="preserve">Основные параметры Т вы можете </w:t>
-      </w:r>
-      <w:proofErr w:type="spellStart"/>
-      <w:r>
-        <w:rPr>
-          <w:rFonts w:eastAsiaTheme="minorEastAsia"/>
-        </w:rPr>
-        <w:t>увидить</w:t>
-      </w:r>
-      <w:proofErr w:type="spellEnd"/>
-      <w:r>
-        <w:rPr>
-          <w:rFonts w:eastAsiaTheme="minorEastAsia"/>
-        </w:rPr>
-        <w:t xml:space="preserve"> на продольном листе.</w:t>
-      </w:r>
-    </w:p>
-    <w:p>
-      <w:pPr>
-        <w:rPr>
-          <w:rFonts w:eastAsiaTheme="minorEastAsia"/>
-        </w:rPr>
-      </w:pPr>
-    </w:p>
-    <w:p>
-      <w:pPr>
-        <w:rPr>
-          <w:rFonts w:eastAsiaTheme="minorEastAsia"/>
-        </w:rPr>
-      </w:pPr>
-      <w:r>
-        <w:rPr>
-          <w:rFonts w:eastAsiaTheme="minorEastAsia"/>
-        </w:rPr>
-        <w:t>Далее было выполнено профилирование Л по высоте по закону постоянства угла выхода потока из СА.</w:t>
-      </w:r>
-    </w:p>
-    <w:p>
-      <w:pPr>
-        <w:rPr>
-          <w:rFonts w:eastAsiaTheme="minorEastAsia"/>
-        </w:rPr>
-      </w:pPr>
-      <w:r>
-        <w:rPr>
-          <w:rFonts w:eastAsiaTheme="minorEastAsia"/>
-        </w:rPr>
-        <w:t xml:space="preserve">Треугольники скоростей и профилирование, </w:t>
-      </w:r>
-      <w:proofErr w:type="spellStart"/>
-      <w:r>
-        <w:rPr>
-          <w:rFonts w:eastAsiaTheme="minorEastAsia"/>
-        </w:rPr>
-        <w:t>выполненое</w:t>
-      </w:r>
-      <w:proofErr w:type="spellEnd"/>
-      <w:r>
-        <w:rPr>
-          <w:rFonts w:eastAsiaTheme="minorEastAsia"/>
-        </w:rPr>
-        <w:t xml:space="preserve"> моей программой </w:t>
-      </w:r>
-      <w:proofErr w:type="spellStart"/>
-      <w:r>
-        <w:rPr>
-          <w:rFonts w:eastAsiaTheme="minorEastAsia"/>
-        </w:rPr>
-        <w:t>предсталено</w:t>
-      </w:r>
-      <w:proofErr w:type="spellEnd"/>
-      <w:r>
-        <w:rPr>
-          <w:rFonts w:eastAsiaTheme="minorEastAsia"/>
-        </w:rPr>
-        <w:t xml:space="preserve"> на данных листах.</w:t>
-      </w:r>
-    </w:p>
-    <w:p>
-      <w:pPr>
-        <w:rPr>
-          <w:rFonts w:eastAsiaTheme="minorEastAsia"/>
-        </w:rPr>
-      </w:pPr>
-    </w:p>
-    <w:p>
-      <w:pPr>
-        <w:rPr>
-          <w:rFonts w:eastAsiaTheme="minorEastAsia"/>
-        </w:rPr>
-      </w:pPr>
-      <w:r>
-        <w:rPr>
-          <w:rFonts w:eastAsiaTheme="minorEastAsia"/>
-        </w:rPr>
-        <w:t>Затем был смоделирована 3D модель СА 1 ступени.</w:t>
-      </w:r>
-    </w:p>
-    <w:p>
-      <w:pPr>
-        <w:rPr>
-          <w:rFonts w:eastAsiaTheme="minorEastAsia"/>
-        </w:rPr>
-      </w:pPr>
-      <w:r>
-        <w:rPr>
-          <w:rFonts w:eastAsiaTheme="minorEastAsia"/>
-        </w:rPr>
-        <w:t xml:space="preserve">Чертежи представлены здесь </w:t>
-      </w:r>
-    </w:p>
-    <w:p>
-      <w:pPr>
-        <w:rPr>
-          <w:rFonts w:eastAsiaTheme="minorEastAsia"/>
-        </w:rPr>
-      </w:pPr>
-    </w:p>
-    <w:p>
-      <w:pPr>
-        <w:rPr>
-          <w:rFonts w:eastAsiaTheme="minorEastAsia"/>
-        </w:rPr>
-      </w:pPr>
-      <w:r>
-        <w:rPr>
-          <w:rFonts w:eastAsiaTheme="minorEastAsia"/>
-        </w:rPr>
-        <w:t xml:space="preserve">Затем была просчитана тепловая защита СА 1 ступени. </w:t>
-      </w:r>
-    </w:p>
-    <w:p>
-      <w:pPr>
-        <w:rPr>
-          <w:rFonts w:eastAsiaTheme="minorEastAsia"/>
-        </w:rPr>
-      </w:pPr>
-      <w:r>
-        <w:rPr>
-          <w:rFonts w:eastAsiaTheme="minorEastAsia"/>
-        </w:rPr>
-        <w:t xml:space="preserve">Сначала конвективным охлаждением, затем по </w:t>
-      </w:r>
-      <w:proofErr w:type="spellStart"/>
-      <w:r>
-        <w:rPr>
-          <w:rFonts w:eastAsiaTheme="minorEastAsia"/>
-        </w:rPr>
-        <w:t>неудовлетверенности</w:t>
-      </w:r>
-      <w:proofErr w:type="spellEnd"/>
-      <w:r>
-        <w:rPr>
-          <w:rFonts w:eastAsiaTheme="minorEastAsia"/>
-        </w:rPr>
-        <w:t xml:space="preserve"> данного метода конвективно-пленочное охлаждение по методике Иванова.</w:t>
-      </w:r>
-    </w:p>
-    <w:p>
-      <w:pPr>
-        <w:rPr>
-          <w:rFonts w:eastAsiaTheme="minorEastAsia"/>
-        </w:rPr>
-      </w:pPr>
-      <w:r>
-        <w:rPr>
-          <w:rFonts w:eastAsiaTheme="minorEastAsia"/>
+      <w:r>
+        <w:rPr>
+          <w:rFonts w:cs="Times New Roman"/>
+          <w:lang w:val="en-US"/>
+        </w:rPr>
+        <w:t>Static</w:t>
+      </w:r>
+      <w:r>
+        <w:rPr>
+          <w:rFonts w:cs="Times New Roman"/>
+        </w:rPr>
+        <w:t xml:space="preserve"> </w:t>
+      </w:r>
+      <w:r>
+        <w:rPr>
+          <w:rFonts w:cs="Times New Roman"/>
+          <w:lang w:val="en-US"/>
+        </w:rPr>
+        <w:t>Structural</w:t>
+      </w:r>
+      <w:r>
+        <w:rPr>
+          <w:rFonts w:cs="Times New Roman"/>
+        </w:rPr>
+        <w:t>.</w:t>
+      </w:r>
+    </w:p>
+    <w:p>
+      <w:pPr>
+        <w:rPr>
+          <w:rFonts w:cs="Times New Roman"/>
+        </w:rPr>
+      </w:pPr>
+      <w:r>
+        <w:rPr>
+          <w:rFonts w:cs="Times New Roman"/>
+        </w:rPr>
+        <w:t xml:space="preserve">В четвертой части научно-исследовательского раздела выполнен газодинамический расчет 1 ступени КВД с помощью программного комплекса </w:t>
+      </w:r>
+      <w:r>
+        <w:rPr>
+          <w:rFonts w:cs="Times New Roman"/>
+          <w:lang w:val="en-US"/>
+        </w:rPr>
+        <w:t>ANSYS</w:t>
+      </w:r>
+      <w:r>
+        <w:rPr>
+          <w:rFonts w:cs="Times New Roman"/>
+        </w:rPr>
+        <w:t xml:space="preserve"> </w:t>
+      </w:r>
+      <w:r>
+        <w:rPr>
+          <w:rFonts w:cs="Times New Roman"/>
+          <w:lang w:val="en-US"/>
+        </w:rPr>
+        <w:t>CFX</w:t>
+      </w:r>
+      <w:r>
+        <w:rPr>
+          <w:rFonts w:cs="Times New Roman"/>
+        </w:rPr>
+        <w:t>, а также осуществлена его доработка и получена характеристика при номинальной частоте вращения.</w:t>
+      </w:r>
+    </w:p>
+    <w:p>
+      <w:pPr>
+        <w:rPr>
+          <w:rFonts w:cs="Times New Roman"/>
+          <w:color w:val="000000" w:themeColor="text1"/>
+        </w:rPr>
+      </w:pPr>
+      <w:r>
+        <w:rPr>
+          <w:rFonts w:cs="Times New Roman"/>
+        </w:rPr>
+        <w:t>Пятая часть научно-исследовательского раздела посвящена</w:t>
+      </w:r>
+      <w:r>
+        <w:rPr>
+          <w:rFonts w:cs="Times New Roman"/>
+        </w:rPr>
+        <w:t xml:space="preserve"> исследованию влияния газодинамических</w:t>
+      </w:r>
+      <w:r>
+        <w:rPr>
+          <w:rFonts w:cs="Times New Roman"/>
+        </w:rPr>
+        <w:t xml:space="preserve"> параметров тракта</w:t>
+      </w:r>
+      <w:r>
+        <w:rPr>
+          <w:rFonts w:cs="Times New Roman"/>
+        </w:rPr>
+        <w:t xml:space="preserve"> ГТД на выбросы </w:t>
+      </w:r>
+      <w:r>
+        <w:rPr>
+          <w:rFonts w:cs="Times New Roman"/>
+          <w:lang w:val="en-US"/>
+        </w:rPr>
+        <w:t>CO</w:t>
+      </w:r>
+      <w:r>
+        <w:rPr>
+          <w:rFonts w:cs="Times New Roman"/>
+        </w:rPr>
+        <w:t xml:space="preserve"> и </w:t>
+      </w:r>
+      <w:r>
+        <w:rPr>
+          <w:rFonts w:cs="Times New Roman"/>
+          <w:lang w:val="en-US"/>
+        </w:rPr>
+        <w:t>NOx</w:t>
+      </w:r>
+      <w:r>
+        <w:rPr>
+          <w:rFonts w:cs="Times New Roman"/>
+        </w:rPr>
+        <w:t>. Был проведен реверсивный дата-инжиниринг новых данный, используемых для решения обратной задачи</w:t>
+      </w:r>
+      <w:r>
+        <w:rPr>
+          <w:rFonts w:cs="Times New Roman"/>
+        </w:rPr>
+        <w:t>,</w:t>
+      </w:r>
+      <w:r>
+        <w:rPr>
+          <w:rFonts w:cs="Times New Roman"/>
+        </w:rPr>
+        <w:t xml:space="preserve"> выявлены доминирующие признаки. Подобран лучший регрессионной классический алгоритм машинного обучения </w:t>
+      </w:r>
+      <w:r>
+        <w:rPr>
+          <w:rFonts w:cs="Times New Roman"/>
+          <w:color w:val="000000" w:themeColor="text1"/>
+        </w:rPr>
+        <w:t>для прогнозирования выбросов.</w:t>
+      </w:r>
+    </w:p>
+    <w:p>
+      <w:pPr>
+        <w:rPr>
+          <w:rFonts w:cs="Times New Roman"/>
+          <w:color w:val="000000" w:themeColor="text1"/>
+        </w:rPr>
+      </w:pPr>
+      <w:r>
+        <w:rPr>
+          <w:rFonts w:cs="Times New Roman"/>
+          <w:color w:val="000000"/>
+          <w:szCs w:val="24"/>
+        </w:rPr>
+        <w:t xml:space="preserve">В технологической части ВКР разработан рабочий чертеж </w:t>
+      </w:r>
+      <w:r>
+        <w:rPr>
+          <w:rFonts w:cs="Times New Roman"/>
+          <w:color w:val="000000"/>
+          <w:szCs w:val="24"/>
+        </w:rPr>
+        <w:t>диска</w:t>
+      </w:r>
+      <w:r>
+        <w:rPr>
+          <w:rFonts w:cs="Times New Roman"/>
+          <w:color w:val="000000"/>
+          <w:szCs w:val="24"/>
+        </w:rPr>
+        <w:t xml:space="preserve"> ТВД </w:t>
+      </w:r>
+      <w:r>
+        <w:rPr>
+          <w:rFonts w:cs="Times New Roman"/>
+          <w:color w:val="000000" w:themeColor="text1"/>
+        </w:rPr>
+        <w:t>с указанием технических требований.</w:t>
+      </w:r>
+      <w:r>
+        <w:rPr>
+          <w:rFonts w:cs="Times New Roman"/>
+          <w:color w:val="000000"/>
+          <w:szCs w:val="24"/>
+        </w:rPr>
+        <w:t xml:space="preserve"> </w:t>
+      </w:r>
+      <w:r>
+        <w:rPr>
+          <w:rFonts w:cs="Times New Roman"/>
+          <w:color w:val="000000" w:themeColor="text1"/>
+        </w:rPr>
+        <w:t>Составлен</w:t>
+      </w:r>
+      <w:r>
+        <w:rPr>
+          <w:rFonts w:cs="Times New Roman"/>
+          <w:color w:val="000000"/>
+          <w:szCs w:val="24"/>
+        </w:rPr>
+        <w:t xml:space="preserve"> маршрутный технологический процесс </w:t>
+      </w:r>
+      <w:r>
+        <w:rPr>
+          <w:rFonts w:cs="Times New Roman"/>
+          <w:color w:val="000000"/>
+          <w:szCs w:val="24"/>
+        </w:rPr>
+        <w:t xml:space="preserve">его </w:t>
+      </w:r>
+      <w:r>
+        <w:rPr>
+          <w:rFonts w:cs="Times New Roman"/>
+          <w:color w:val="000000"/>
+          <w:szCs w:val="24"/>
+        </w:rPr>
+        <w:t>изго</w:t>
+      </w:r>
+      <w:r>
+        <w:rPr>
+          <w:rFonts w:cs="Times New Roman"/>
+          <w:color w:val="000000"/>
+          <w:szCs w:val="24"/>
+        </w:rPr>
+        <w:t xml:space="preserve">товления, </w:t>
+      </w:r>
+      <w:r>
+        <w:rPr>
+          <w:rFonts w:cs="Times New Roman"/>
+          <w:color w:val="000000" w:themeColor="text1"/>
+        </w:rPr>
+        <w:t>включая расчет операций сверления</w:t>
+      </w:r>
+      <w:r>
+        <w:rPr>
+          <w:rFonts w:cs="Times New Roman"/>
+          <w:color w:val="000000" w:themeColor="text1"/>
+        </w:rPr>
+        <w:t xml:space="preserve"> и точения</w:t>
+      </w:r>
+      <w:r>
+        <w:rPr>
+          <w:rFonts w:cs="Times New Roman"/>
+          <w:color w:val="000000" w:themeColor="text1"/>
+        </w:rPr>
+        <w:t xml:space="preserve"> и разработку соответствующих эскизов.</w:t>
+      </w:r>
+    </w:p>
+    <w:p>
+      <w:pPr>
+        <w:ind w:firstLine="708"/>
+        <w:rPr>
+          <w:rFonts w:cs="Times New Roman"/>
+          <w:color w:val="000000"/>
+          <w:szCs w:val="24"/>
+        </w:rPr>
+      </w:pPr>
+      <w:r>
+        <w:rPr>
+          <w:rFonts w:cs="Times New Roman"/>
+          <w:color w:val="000000"/>
+          <w:szCs w:val="24"/>
+        </w:rPr>
+        <w:t>В организационно-экономической части ВКР проведён технико-экономический анализ разрабатываемого двигателя. Сделано сравнение технико-экономических характеристик с наиболее близким по параметрам двигателем-аналогом. Построены графики затрат на приобретение и эксплуатацию данных ГТД, с предварительным расчётом себестоимости и эксплуатационных расходов.</w:t>
+      </w:r>
+    </w:p>
+    <w:p>
+      <w:pPr>
+        <w:ind w:firstLine="708"/>
+        <w:rPr>
+          <w:rFonts w:cs="Times New Roman"/>
+          <w:color w:val="000000"/>
+          <w:szCs w:val="24"/>
+        </w:rPr>
+      </w:pPr>
+      <w:r>
+        <w:rPr>
+          <w:rFonts w:cs="Times New Roman"/>
+        </w:rPr>
+        <w:t xml:space="preserve">В разделе «Охрана труда и охрана окружающей среды» проанализированы вредные и опасные производственные факторы на этапе приемо-сдаточных испытаний ГТД. Рассчитаны поля рассеивания загрязняющих веществ и </w:t>
+      </w:r>
+      <w:r>
+        <w:rPr>
+          <w:rFonts w:cs="Times New Roman"/>
+          <w:color w:val="000000"/>
+          <w:szCs w:val="24"/>
+        </w:rPr>
+        <w:t>карты шума, с использованием специального ПО.</w:t>
+      </w:r>
+    </w:p>
+    <w:p>
+      <w:pPr>
+        <w:rPr>
+          <w:rFonts w:cs="Times New Roman"/>
+        </w:rPr>
+      </w:pPr>
+      <w:r>
+        <w:rPr>
+          <w:rFonts w:cs="Times New Roman"/>
+        </w:rPr>
+        <w:t>Приведенные в работе газодинамические, прочностные и другие расчеты выполнены с использованием актуальных методик и современных средств автоматизированного проектирования. Графическая часть работы соответствует требованиям, установленным ЕСКД и ГОСТ.</w:t>
+      </w:r>
+    </w:p>
+    <w:p>
+      <w:pPr>
+        <w:rPr>
+          <w:rFonts w:cs="Times New Roman"/>
+        </w:rPr>
+      </w:pPr>
+      <w:r>
+        <w:rPr>
+          <w:rFonts w:cs="Times New Roman"/>
         </w:rPr>
         <w:lastRenderedPageBreak/>
-        <w:t>Результаты охлаждения представлены на данном листе.</w:t>
-      </w:r>
+        <w:t>Все разделы записки взаимосвязаны и выполнены квалифицированно. Организационно-экономическая, технологическая и экологическая части работы соответствуют ее основному содержанию.</w:t>
+      </w:r>
+    </w:p>
+    <w:p>
+      <w:pPr>
+        <w:rPr>
+          <w:rFonts w:eastAsiaTheme="minorEastAsia"/>
+        </w:rPr>
+      </w:pPr>
+      <w:bookmarkStart w:id="0" w:name="_GoBack"/>
+      <w:bookmarkEnd w:id="0"/>
     </w:p>
     <w:p>
       <w:pPr>
@@ -2005,6 +1699,367 @@
     <w:p>
       <w:pPr>
         <w:rPr>
+          <w:rFonts w:eastAsiaTheme="minorEastAsia"/>
+        </w:rPr>
+      </w:pPr>
+      <w:r>
+        <w:rPr>
+          <w:rFonts w:eastAsiaTheme="minorEastAsia"/>
+        </w:rPr>
+        <w:lastRenderedPageBreak/>
+        <w:t xml:space="preserve">Далее была просчитана матрица корреляции, </w:t>
+      </w:r>
+      <w:proofErr w:type="spellStart"/>
+      <w:r>
+        <w:rPr>
+          <w:rFonts w:eastAsiaTheme="minorEastAsia"/>
+        </w:rPr>
+        <w:t>позволивщая</w:t>
+      </w:r>
+      <w:proofErr w:type="spellEnd"/>
+      <w:r>
+        <w:rPr>
+          <w:rFonts w:eastAsiaTheme="minorEastAsia"/>
+        </w:rPr>
+        <w:t xml:space="preserve"> оценить влияние параметров на друг друга и сузить параметры варьирования до двух.</w:t>
+      </w:r>
+    </w:p>
+    <w:p>
+      <w:pPr>
+        <w:rPr>
+          <w:rFonts w:eastAsiaTheme="minorEastAsia"/>
+        </w:rPr>
+      </w:pPr>
+      <w:r>
+        <w:rPr>
+          <w:rFonts w:eastAsiaTheme="minorEastAsia"/>
+        </w:rPr>
+        <w:t xml:space="preserve">Более </w:t>
+      </w:r>
+      <w:proofErr w:type="spellStart"/>
+      <w:r>
+        <w:rPr>
+          <w:rFonts w:eastAsiaTheme="minorEastAsia"/>
+        </w:rPr>
+        <w:t>дискретизованное</w:t>
+      </w:r>
+      <w:proofErr w:type="spellEnd"/>
+      <w:r>
+        <w:rPr>
+          <w:rFonts w:eastAsiaTheme="minorEastAsia"/>
+        </w:rPr>
+        <w:t xml:space="preserve"> </w:t>
+      </w:r>
+      <w:proofErr w:type="spellStart"/>
+      <w:r>
+        <w:rPr>
+          <w:rFonts w:eastAsiaTheme="minorEastAsia"/>
+        </w:rPr>
+        <w:t>вариьррование</w:t>
+      </w:r>
+      <w:proofErr w:type="spellEnd"/>
+      <w:r>
+        <w:rPr>
+          <w:rFonts w:eastAsiaTheme="minorEastAsia"/>
+        </w:rPr>
+        <w:t xml:space="preserve"> по степени двухконтурности и степени повышения полного давления в КНД II контура выявлено 344 годных образца.</w:t>
+      </w:r>
+    </w:p>
+    <w:p>
+      <w:pPr>
+        <w:rPr>
+          <w:rFonts w:eastAsiaTheme="minorEastAsia"/>
+        </w:rPr>
+      </w:pPr>
+    </w:p>
+    <w:p>
+      <w:pPr>
+        <w:rPr>
+          <w:rFonts w:eastAsiaTheme="minorEastAsia"/>
+        </w:rPr>
+      </w:pPr>
+      <w:r>
+        <w:rPr>
+          <w:rFonts w:eastAsiaTheme="minorEastAsia"/>
+        </w:rPr>
+        <w:t>Результат расчета цикла и матрицу корреляции вы можете изучить на этих листах.</w:t>
+      </w:r>
+    </w:p>
+    <w:p>
+      <w:pPr>
+        <w:rPr>
+          <w:rFonts w:eastAsiaTheme="minorEastAsia"/>
+        </w:rPr>
+      </w:pPr>
+    </w:p>
+    <w:p>
+      <w:pPr>
+        <w:rPr>
+          <w:rFonts w:eastAsiaTheme="minorEastAsia"/>
+        </w:rPr>
+      </w:pPr>
+      <w:r>
+        <w:rPr>
+          <w:rFonts w:eastAsiaTheme="minorEastAsia"/>
+        </w:rPr>
+        <w:t>По выбранной точке был произведен расчет охлаждаемой ТВД.</w:t>
+      </w:r>
+    </w:p>
+    <w:p>
+      <w:pPr>
+        <w:rPr>
+          <w:rFonts w:eastAsiaTheme="minorEastAsia"/>
+        </w:rPr>
+      </w:pPr>
+      <w:r>
+        <w:rPr>
+          <w:rFonts w:eastAsiaTheme="minorEastAsia"/>
+        </w:rPr>
+        <w:t xml:space="preserve">Результатом </w:t>
+      </w:r>
+      <w:proofErr w:type="spellStart"/>
+      <w:r>
+        <w:rPr>
+          <w:rFonts w:eastAsiaTheme="minorEastAsia"/>
+        </w:rPr>
+        <w:t>явлилась</w:t>
+      </w:r>
+      <w:proofErr w:type="spellEnd"/>
+      <w:r>
+        <w:rPr>
+          <w:rFonts w:eastAsiaTheme="minorEastAsia"/>
+        </w:rPr>
+        <w:t xml:space="preserve"> Т с двумя охлаждаемыми ступенями </w:t>
+      </w:r>
+      <w:proofErr w:type="spellStart"/>
+      <w:r>
+        <w:rPr>
+          <w:rFonts w:eastAsiaTheme="minorEastAsia"/>
+        </w:rPr>
+        <w:t>выполнеными</w:t>
+      </w:r>
+      <w:proofErr w:type="spellEnd"/>
+      <w:r>
+        <w:rPr>
+          <w:rFonts w:eastAsiaTheme="minorEastAsia"/>
+        </w:rPr>
+        <w:t xml:space="preserve"> по закону </w:t>
+      </w:r>
+      <w:proofErr w:type="spellStart"/>
+      <w:r>
+        <w:rPr>
+          <w:rFonts w:eastAsiaTheme="minorEastAsia"/>
+        </w:rPr>
+        <w:t>Dср</w:t>
+      </w:r>
+      <w:proofErr w:type="spellEnd"/>
+      <w:r>
+        <w:rPr>
+          <w:rFonts w:eastAsiaTheme="minorEastAsia"/>
+        </w:rPr>
+        <w:t>=const.</w:t>
+      </w:r>
+    </w:p>
+    <w:p>
+      <w:pPr>
+        <w:rPr>
+          <w:rFonts w:eastAsiaTheme="minorEastAsia"/>
+        </w:rPr>
+      </w:pPr>
+      <w:r>
+        <w:rPr>
+          <w:rFonts w:eastAsiaTheme="minorEastAsia"/>
+        </w:rPr>
+        <w:t xml:space="preserve">Основные параметры Т вы можете </w:t>
+      </w:r>
+      <w:proofErr w:type="spellStart"/>
+      <w:r>
+        <w:rPr>
+          <w:rFonts w:eastAsiaTheme="minorEastAsia"/>
+        </w:rPr>
+        <w:t>увидить</w:t>
+      </w:r>
+      <w:proofErr w:type="spellEnd"/>
+      <w:r>
+        <w:rPr>
+          <w:rFonts w:eastAsiaTheme="minorEastAsia"/>
+        </w:rPr>
+        <w:t xml:space="preserve"> на продольном листе.</w:t>
+      </w:r>
+    </w:p>
+    <w:p>
+      <w:pPr>
+        <w:rPr>
+          <w:rFonts w:eastAsiaTheme="minorEastAsia"/>
+        </w:rPr>
+      </w:pPr>
+    </w:p>
+    <w:p>
+      <w:pPr>
+        <w:rPr>
+          <w:rFonts w:eastAsiaTheme="minorEastAsia"/>
+        </w:rPr>
+      </w:pPr>
+      <w:r>
+        <w:rPr>
+          <w:rFonts w:eastAsiaTheme="minorEastAsia"/>
+        </w:rPr>
+        <w:t>Далее было выполнено профилирование Л по высоте по закону постоянства угла выхода потока из СА.</w:t>
+      </w:r>
+    </w:p>
+    <w:p>
+      <w:pPr>
+        <w:rPr>
+          <w:rFonts w:eastAsiaTheme="minorEastAsia"/>
+        </w:rPr>
+      </w:pPr>
+      <w:r>
+        <w:rPr>
+          <w:rFonts w:eastAsiaTheme="minorEastAsia"/>
+        </w:rPr>
+        <w:t xml:space="preserve">Треугольники скоростей и профилирование, </w:t>
+      </w:r>
+      <w:proofErr w:type="spellStart"/>
+      <w:r>
+        <w:rPr>
+          <w:rFonts w:eastAsiaTheme="minorEastAsia"/>
+        </w:rPr>
+        <w:t>выполненое</w:t>
+      </w:r>
+      <w:proofErr w:type="spellEnd"/>
+      <w:r>
+        <w:rPr>
+          <w:rFonts w:eastAsiaTheme="minorEastAsia"/>
+        </w:rPr>
+        <w:t xml:space="preserve"> моей программой </w:t>
+      </w:r>
+      <w:proofErr w:type="spellStart"/>
+      <w:r>
+        <w:rPr>
+          <w:rFonts w:eastAsiaTheme="minorEastAsia"/>
+        </w:rPr>
+        <w:t>предсталено</w:t>
+      </w:r>
+      <w:proofErr w:type="spellEnd"/>
+      <w:r>
+        <w:rPr>
+          <w:rFonts w:eastAsiaTheme="minorEastAsia"/>
+        </w:rPr>
+        <w:t xml:space="preserve"> на данных листах.</w:t>
+      </w:r>
+    </w:p>
+    <w:p>
+      <w:pPr>
+        <w:rPr>
+          <w:rFonts w:eastAsiaTheme="minorEastAsia"/>
+        </w:rPr>
+      </w:pPr>
+    </w:p>
+    <w:p>
+      <w:pPr>
+        <w:rPr>
+          <w:rFonts w:eastAsiaTheme="minorEastAsia"/>
+        </w:rPr>
+      </w:pPr>
+      <w:r>
+        <w:rPr>
+          <w:rFonts w:eastAsiaTheme="minorEastAsia"/>
+        </w:rPr>
+        <w:t>Затем был смоделирована 3D модель СА 1 ступени.</w:t>
+      </w:r>
+    </w:p>
+    <w:p>
+      <w:pPr>
+        <w:rPr>
+          <w:rFonts w:eastAsiaTheme="minorEastAsia"/>
+        </w:rPr>
+      </w:pPr>
+      <w:r>
+        <w:rPr>
+          <w:rFonts w:eastAsiaTheme="minorEastAsia"/>
+        </w:rPr>
+        <w:t xml:space="preserve">Чертежи представлены здесь </w:t>
+      </w:r>
+    </w:p>
+    <w:p>
+      <w:pPr>
+        <w:rPr>
+          <w:rFonts w:eastAsiaTheme="minorEastAsia"/>
+        </w:rPr>
+      </w:pPr>
+    </w:p>
+    <w:p>
+      <w:pPr>
+        <w:rPr>
+          <w:rFonts w:eastAsiaTheme="minorEastAsia"/>
+        </w:rPr>
+      </w:pPr>
+      <w:r>
+        <w:rPr>
+          <w:rFonts w:eastAsiaTheme="minorEastAsia"/>
+        </w:rPr>
+        <w:t xml:space="preserve">Затем была просчитана тепловая защита СА 1 ступени. </w:t>
+      </w:r>
+    </w:p>
+    <w:p>
+      <w:pPr>
+        <w:rPr>
+          <w:rFonts w:eastAsiaTheme="minorEastAsia"/>
+        </w:rPr>
+      </w:pPr>
+      <w:r>
+        <w:rPr>
+          <w:rFonts w:eastAsiaTheme="minorEastAsia"/>
+        </w:rPr>
+        <w:t xml:space="preserve">Сначала конвективным охлаждением, затем по </w:t>
+      </w:r>
+      <w:proofErr w:type="spellStart"/>
+      <w:r>
+        <w:rPr>
+          <w:rFonts w:eastAsiaTheme="minorEastAsia"/>
+        </w:rPr>
+        <w:t>неудовлетверенности</w:t>
+      </w:r>
+      <w:proofErr w:type="spellEnd"/>
+      <w:r>
+        <w:rPr>
+          <w:rFonts w:eastAsiaTheme="minorEastAsia"/>
+        </w:rPr>
+        <w:t xml:space="preserve"> данного метода конвективно-пленочное охлаждение по методике Иванова.</w:t>
+      </w:r>
+    </w:p>
+    <w:p>
+      <w:pPr>
+        <w:rPr>
+          <w:rFonts w:eastAsiaTheme="minorEastAsia"/>
+        </w:rPr>
+      </w:pPr>
+      <w:r>
+        <w:rPr>
+          <w:rFonts w:eastAsiaTheme="minorEastAsia"/>
+        </w:rPr>
+        <w:t>Результаты охлаждения представлены на данном листе.</w:t>
+      </w:r>
+    </w:p>
+    <w:p>
+      <w:pPr>
+        <w:spacing w:after="160" w:line="259" w:lineRule="auto"/>
+        <w:ind w:firstLine="0"/>
+        <w:jc w:val="left"/>
+        <w:rPr>
+          <w:rFonts w:eastAsiaTheme="minorEastAsia"/>
+        </w:rPr>
+      </w:pPr>
+      <w:r>
+        <w:rPr>
+          <w:rFonts w:eastAsiaTheme="minorEastAsia"/>
+        </w:rPr>
+        <w:br w:type="page"/>
+      </w:r>
+    </w:p>
+    <w:p>
+      <w:pPr>
+        <w:rPr>
           <w:rFonts w:cs="Times New Roman"/>
           <w:sz w:val="26"/>
           <w:szCs w:val="26"/>
@@ -2017,91 +2072,6 @@
           <w:szCs w:val="26"/>
         </w:rPr>
         <w:lastRenderedPageBreak/>
-        <w:t>Добрый день, уважаемая комиссия,</w:t>
-      </w:r>
-    </w:p>
-    <w:p>
-      <w:pPr>
-        <w:rPr>
-          <w:rFonts w:cs="Times New Roman"/>
-          <w:sz w:val="26"/>
-          <w:szCs w:val="26"/>
-        </w:rPr>
-      </w:pPr>
-      <w:r>
-        <w:rPr>
-          <w:rFonts w:cs="Times New Roman"/>
-          <w:sz w:val="26"/>
-          <w:szCs w:val="26"/>
-        </w:rPr>
-        <w:t>Тема моей курсовой работы: "Расчет цикла и осевой турбины авиационного ГТД"</w:t>
-      </w:r>
-    </w:p>
-    <w:p>
-      <w:pPr>
-        <w:rPr>
-          <w:rFonts w:cs="Times New Roman"/>
-          <w:sz w:val="26"/>
-          <w:szCs w:val="26"/>
-        </w:rPr>
-      </w:pPr>
-      <w:r>
-        <w:rPr>
-          <w:rFonts w:cs="Times New Roman"/>
-          <w:sz w:val="26"/>
-          <w:szCs w:val="26"/>
-        </w:rPr>
-        <w:t xml:space="preserve">Основная задача: произвести расчет цикла 2ухвального ГТД с приводом от силовой турбины на винт мощностью 1500 </w:t>
-      </w:r>
-      <w:proofErr w:type="spellStart"/>
-      <w:r>
-        <w:rPr>
-          <w:rFonts w:cs="Times New Roman"/>
-          <w:sz w:val="26"/>
-          <w:szCs w:val="26"/>
-        </w:rPr>
-        <w:t>л.с</w:t>
-      </w:r>
-      <w:proofErr w:type="spellEnd"/>
-      <w:r>
-        <w:rPr>
-          <w:rFonts w:cs="Times New Roman"/>
-          <w:sz w:val="26"/>
-          <w:szCs w:val="26"/>
-        </w:rPr>
-        <w:t>. (1.1 МВт).</w:t>
-      </w:r>
-      <w:r>
-        <w:rPr>
-          <w:rFonts w:cs="Times New Roman"/>
-          <w:sz w:val="26"/>
-          <w:szCs w:val="26"/>
-        </w:rPr>
-        <w:t xml:space="preserve"> Выбрать расчетную точку</w:t>
-      </w:r>
-      <w:r>
-        <w:rPr>
-          <w:rFonts w:cs="Times New Roman"/>
-          <w:sz w:val="26"/>
-          <w:szCs w:val="26"/>
-        </w:rPr>
-        <w:t xml:space="preserve"> и спроектировать ТВД. Температура после КС 1400 К.</w:t>
-      </w:r>
-    </w:p>
-    <w:p>
-      <w:pPr>
-        <w:rPr>
-          <w:rFonts w:cs="Times New Roman"/>
-          <w:sz w:val="26"/>
-          <w:szCs w:val="26"/>
-        </w:rPr>
-      </w:pPr>
-      <w:r>
-        <w:rPr>
-          <w:rFonts w:cs="Times New Roman"/>
-          <w:sz w:val="26"/>
-          <w:szCs w:val="26"/>
-        </w:rPr>
         <w:t xml:space="preserve">Новизна от основное отличие моей работы от других заключается в написание расчетной программы цикла </w:t>
       </w:r>
       <w:r>
@@ -2136,273 +2106,213 @@
           <w:sz w:val="26"/>
           <w:szCs w:val="26"/>
         </w:rPr>
-        <w:t xml:space="preserve">Дальнейшим развитием методики такого расчета цикла заключается в возможности подключения </w:t>
-      </w:r>
-      <w:r>
+        <w:t>Более подробно вы можете ознакомится с данной программой в моей РПЗ.</w:t>
+      </w:r>
+    </w:p>
+    <w:p>
+      <w:pPr>
         <w:rPr>
           <w:rFonts w:cs="Times New Roman"/>
           <w:sz w:val="26"/>
           <w:szCs w:val="26"/>
         </w:rPr>
-        <w:t xml:space="preserve">и расчета </w:t>
-      </w:r>
+      </w:pPr>
       <w:r>
         <w:rPr>
           <w:rFonts w:cs="Times New Roman"/>
           <w:sz w:val="26"/>
           <w:szCs w:val="26"/>
         </w:rPr>
-        <w:t>коробок отбора мощности</w:t>
-      </w:r>
-      <w:r>
+        <w:t>Для моих исходных данных оптимальной точкой степени повышения полного давления в К является 11.9, позволяющая получить ее в двух ступенях ЦБК, добиться приемлемого расхода воздуха и горючего, и достаточного теплоперепада для 2хступенчатой ТВД.</w:t>
+      </w:r>
+    </w:p>
+    <w:p>
+      <w:pPr>
         <w:rPr>
           <w:rFonts w:cs="Times New Roman"/>
           <w:sz w:val="26"/>
           <w:szCs w:val="26"/>
         </w:rPr>
-        <w:t xml:space="preserve"> для каждого </w:t>
-      </w:r>
-      <w:proofErr w:type="spellStart"/>
+      </w:pPr>
       <w:r>
         <w:rPr>
           <w:rFonts w:cs="Times New Roman"/>
           <w:sz w:val="26"/>
           <w:szCs w:val="26"/>
         </w:rPr>
-        <w:t>узло</w:t>
-      </w:r>
-      <w:proofErr w:type="spellEnd"/>
-      <w:r>
+        <w:t>Все рассчитанные хар-ки цикла были учтены и уточнены в расчете ТВД.</w:t>
+      </w:r>
+    </w:p>
+    <w:p>
+      <w:pPr>
         <w:rPr>
           <w:rFonts w:cs="Times New Roman"/>
           <w:sz w:val="26"/>
           <w:szCs w:val="26"/>
         </w:rPr>
-        <w:t>.</w:t>
-      </w:r>
-    </w:p>
-    <w:p>
-      <w:pPr>
+      </w:pPr>
+      <w:r>
         <w:rPr>
           <w:rFonts w:cs="Times New Roman"/>
           <w:sz w:val="26"/>
           <w:szCs w:val="26"/>
         </w:rPr>
-      </w:pPr>
-      <w:r>
+        <w:t>Основные хар-ки ТВД представлены на 1ом листе:</w:t>
+      </w:r>
+    </w:p>
+    <w:p>
+      <w:pPr>
         <w:rPr>
           <w:rFonts w:cs="Times New Roman"/>
           <w:sz w:val="26"/>
           <w:szCs w:val="26"/>
         </w:rPr>
-        <w:t>Более подробно вы можете ознакомится с данной программой в моей РПЗ.</w:t>
-      </w:r>
-    </w:p>
-    <w:p>
-      <w:pPr>
+      </w:pPr>
+      <w:r>
         <w:rPr>
           <w:rFonts w:cs="Times New Roman"/>
           <w:sz w:val="26"/>
           <w:szCs w:val="26"/>
         </w:rPr>
-      </w:pPr>
-      <w:r>
+        <w:t>При проектировании такой маленькой ЛМ остро встал вопрос вида проточной части, однозначным ответим на который стал закон постоянного диаметра втулки, позволяющий добиться приемлемой высоты Л первой ступени.</w:t>
+      </w:r>
+    </w:p>
+    <w:p>
+      <w:pPr>
         <w:rPr>
           <w:rFonts w:cs="Times New Roman"/>
           <w:sz w:val="26"/>
           <w:szCs w:val="26"/>
         </w:rPr>
-        <w:t>Для моих исходных данных оптимальной точкой степени повышения полного давления в К является 11.9, позволяющая получить ее в двух ступенях ЦБК, добиться приемлемого расхода воздуха и горючего, и достаточного теплоперепада для 2хступенчатой ТВД.</w:t>
-      </w:r>
-    </w:p>
-    <w:p>
-      <w:pPr>
+      </w:pPr>
+      <w:r>
         <w:rPr>
           <w:rFonts w:cs="Times New Roman"/>
           <w:sz w:val="26"/>
           <w:szCs w:val="26"/>
         </w:rPr>
-      </w:pPr>
+        <w:t xml:space="preserve">Расчет Т выполнен по ср. сечению, представляющим собой </w:t>
+      </w:r>
+      <w:proofErr w:type="gramStart"/>
       <w:r>
         <w:rPr>
           <w:rFonts w:cs="Times New Roman"/>
           <w:sz w:val="26"/>
           <w:szCs w:val="26"/>
         </w:rPr>
-        <w:t>Все рассчитанные хар-ки цикла были учтены и уточнены в расчете ТВД.</w:t>
-      </w:r>
-    </w:p>
-    <w:p>
-      <w:pPr>
+        <w:t>средне-арифметическое</w:t>
+      </w:r>
+      <w:proofErr w:type="gramEnd"/>
+      <w:r>
         <w:rPr>
           <w:rFonts w:cs="Times New Roman"/>
           <w:sz w:val="26"/>
           <w:szCs w:val="26"/>
         </w:rPr>
-      </w:pPr>
+        <w:t xml:space="preserve"> отношение диаметров втулки и периферии, а затем </w:t>
+      </w:r>
+      <w:proofErr w:type="spellStart"/>
       <w:r>
         <w:rPr>
           <w:rFonts w:cs="Times New Roman"/>
           <w:sz w:val="26"/>
           <w:szCs w:val="26"/>
         </w:rPr>
-        <w:t>Основные хар-ки ТВД представлены на 1ом листе:</w:t>
-      </w:r>
-    </w:p>
-    <w:p>
-      <w:pPr>
+        <w:t>перерасчитан</w:t>
+      </w:r>
+      <w:proofErr w:type="spellEnd"/>
+      <w:r>
         <w:rPr>
           <w:rFonts w:cs="Times New Roman"/>
           <w:sz w:val="26"/>
           <w:szCs w:val="26"/>
         </w:rPr>
-      </w:pPr>
+        <w:t xml:space="preserve"> по высоте Л по методике, изложенной в лекциях Бари </w:t>
+      </w:r>
+      <w:proofErr w:type="spellStart"/>
       <w:r>
         <w:rPr>
           <w:rFonts w:cs="Times New Roman"/>
           <w:sz w:val="26"/>
           <w:szCs w:val="26"/>
         </w:rPr>
-        <w:t>При проектировании такой маленькой ЛМ остро встал вопрос вида проточной части, однозначным ответим на который стал закон постоянного диаметра втулки, позволяющий добиться приемлемой высоты Л первой ступени.</w:t>
-      </w:r>
-    </w:p>
-    <w:p>
-      <w:pPr>
+        <w:t>Амруловича</w:t>
+      </w:r>
+      <w:proofErr w:type="spellEnd"/>
+      <w:r>
         <w:rPr>
           <w:rFonts w:cs="Times New Roman"/>
           <w:sz w:val="26"/>
           <w:szCs w:val="26"/>
         </w:rPr>
-      </w:pPr>
-      <w:r>
+        <w:t xml:space="preserve">, </w:t>
+      </w:r>
+    </w:p>
+    <w:p>
+      <w:pPr>
         <w:rPr>
           <w:rFonts w:cs="Times New Roman"/>
           <w:sz w:val="26"/>
           <w:szCs w:val="26"/>
         </w:rPr>
-        <w:lastRenderedPageBreak/>
-        <w:t xml:space="preserve">Расчет Т выполнен по ср. сечению, представляющим собой </w:t>
-      </w:r>
-      <w:proofErr w:type="gramStart"/>
+      </w:pPr>
       <w:r>
         <w:rPr>
           <w:rFonts w:cs="Times New Roman"/>
           <w:sz w:val="26"/>
           <w:szCs w:val="26"/>
         </w:rPr>
-        <w:t>средне-арифметическое</w:t>
-      </w:r>
-      <w:proofErr w:type="gramEnd"/>
-      <w:r>
+        <w:t>Далее были построены треугольники скоростей по найденным параметрам. Пример треугольников 2ой ступени вы можете видеть на данном листе.</w:t>
+      </w:r>
+    </w:p>
+    <w:p>
+      <w:pPr>
         <w:rPr>
           <w:rFonts w:cs="Times New Roman"/>
           <w:sz w:val="26"/>
           <w:szCs w:val="26"/>
         </w:rPr>
-        <w:t xml:space="preserve"> отношение диаметров втулки и периферии, а затем </w:t>
-      </w:r>
-      <w:proofErr w:type="spellStart"/>
+      </w:pPr>
       <w:r>
         <w:rPr>
           <w:rFonts w:cs="Times New Roman"/>
           <w:sz w:val="26"/>
           <w:szCs w:val="26"/>
         </w:rPr>
-        <w:t>перерасчитан</w:t>
-      </w:r>
-      <w:proofErr w:type="spellEnd"/>
-      <w:r>
+        <w:t>Исходя из рекомендаций той же литературы найдены количества Л каждой ступени, не допускающие резонансные колебания. Далее были построены профили Л на соответственных на треугольниках скоростей.</w:t>
+      </w:r>
+    </w:p>
+    <w:p>
+      <w:pPr>
         <w:rPr>
           <w:rFonts w:cs="Times New Roman"/>
           <w:sz w:val="26"/>
           <w:szCs w:val="26"/>
         </w:rPr>
-        <w:t xml:space="preserve"> по высоте Л по методике, изложенной в лекциях Бари </w:t>
-      </w:r>
-      <w:proofErr w:type="spellStart"/>
+      </w:pPr>
       <w:r>
         <w:rPr>
           <w:rFonts w:cs="Times New Roman"/>
           <w:sz w:val="26"/>
           <w:szCs w:val="26"/>
         </w:rPr>
-        <w:t>Амруловича</w:t>
-      </w:r>
-      <w:proofErr w:type="spellEnd"/>
-      <w:r>
+        <w:t>Последним пунктом данного проектирования был расчет на прочность Д 2 ступени, методом 2х расчетов. Результатом которого вышли напряжения, не превышающие 600 МПа, являющиеся пределом длительной прочности выбранного материала при заданном ресурсе в 12000 часов и расчетной температуре Д.</w:t>
+      </w:r>
+    </w:p>
+    <w:p>
+      <w:pPr>
         <w:rPr>
           <w:rFonts w:cs="Times New Roman"/>
           <w:sz w:val="26"/>
           <w:szCs w:val="26"/>
         </w:rPr>
-        <w:t xml:space="preserve">, </w:t>
-      </w:r>
-    </w:p>
-    <w:p>
-      <w:pPr>
+      </w:pPr>
+      <w:r>
         <w:rPr>
           <w:rFonts w:cs="Times New Roman"/>
           <w:sz w:val="26"/>
           <w:szCs w:val="26"/>
         </w:rPr>
-      </w:pPr>
-      <w:r>
-        <w:rPr>
-          <w:rFonts w:cs="Times New Roman"/>
-          <w:sz w:val="26"/>
-          <w:szCs w:val="26"/>
-        </w:rPr>
-        <w:t>Далее были построены треугольники скоростей по найденным параметрам. Пример треугольников 2ой ступени вы можете видеть на данном листе.</w:t>
-      </w:r>
-    </w:p>
-    <w:p>
-      <w:pPr>
-        <w:rPr>
-          <w:rFonts w:cs="Times New Roman"/>
-          <w:sz w:val="26"/>
-          <w:szCs w:val="26"/>
-        </w:rPr>
-      </w:pPr>
-      <w:r>
-        <w:rPr>
-          <w:rFonts w:cs="Times New Roman"/>
-          <w:sz w:val="26"/>
-          <w:szCs w:val="26"/>
-        </w:rPr>
-        <w:t>Исходя из рекомендаций той же литературы найдены количества Л каждой ступени, не допускающие резонансные колебания. Далее были построены профили Л на соответственных на треугольниках скоростей.</w:t>
-      </w:r>
-    </w:p>
-    <w:p>
-      <w:pPr>
-        <w:rPr>
-          <w:rFonts w:cs="Times New Roman"/>
-          <w:sz w:val="26"/>
-          <w:szCs w:val="26"/>
-        </w:rPr>
-      </w:pPr>
-      <w:r>
-        <w:rPr>
-          <w:rFonts w:cs="Times New Roman"/>
-          <w:sz w:val="26"/>
-          <w:szCs w:val="26"/>
-        </w:rPr>
-        <w:t>Последним пунктом данного проектирования был расчет на прочность Д 2 ступени, методом 2х расчетов. Результатом которого вышли напряжения, не превышающие 600 МПа, являющиеся пределом длительной прочности выбранного материала при заданном ресурсе в 12000 часов и расчетной температуре Д.</w:t>
-      </w:r>
-    </w:p>
-    <w:p>
-      <w:pPr>
-        <w:rPr>
-          <w:rFonts w:cs="Times New Roman"/>
-          <w:sz w:val="26"/>
-          <w:szCs w:val="26"/>
-        </w:rPr>
-      </w:pPr>
-      <w:r>
-        <w:rPr>
-          <w:rFonts w:cs="Times New Roman"/>
-          <w:sz w:val="26"/>
-          <w:szCs w:val="26"/>
-        </w:rPr>
         <w:t>Более подробно расчет вы можете посмотреть в моей РПЗ.</w:t>
       </w:r>
     </w:p>
@@ -2412,12 +2322,10 @@
           <w:rFonts w:eastAsiaTheme="minorEastAsia"/>
         </w:rPr>
       </w:pPr>
-      <w:bookmarkStart w:id="0" w:name="_GoBack"/>
-      <w:bookmarkEnd w:id="0"/>
     </w:p>
     <w:sectPr>
       <w:pgSz w:w="11906" w:h="16838"/>
-      <w:pgMar w:top="1134" w:right="850" w:bottom="1134" w:left="1701" w:header="708" w:footer="708" w:gutter="0"/>
+      <w:pgMar w:top="720" w:right="720" w:bottom="720" w:left="720" w:header="708" w:footer="708" w:gutter="0"/>
       <w:cols w:space="708"/>
       <w:docGrid w:linePitch="360"/>
     </w:sectPr>
@@ -2743,6 +2651,181 @@
     </w:lvl>
   </w:abstractNum>
   <w:abstractNum w:abstractNumId="3" w15:restartNumberingAfterBreak="0">
+    <w:nsid w:val="307528F4"/>
+    <w:multiLevelType w:val="hybridMultilevel"/>
+    <w:tmpl w:val="98964004"/>
+    <w:lvl w:ilvl="0" w:tplc="0DC4844A">
+      <w:start w:val="1"/>
+      <w:numFmt w:val="decimal"/>
+      <w:lvlText w:val="%1."/>
+      <w:lvlJc w:val="left"/>
+      <w:pPr>
+        <w:ind w:left="1069" w:hanging="360"/>
+      </w:pPr>
+      <w:rPr>
+        <w:rFonts w:hint="default"/>
+      </w:rPr>
+    </w:lvl>
+    <w:lvl w:ilvl="1" w:tplc="04190019" w:tentative="1">
+      <w:start w:val="1"/>
+      <w:numFmt w:val="lowerLetter"/>
+      <w:lvlText w:val="%2."/>
+      <w:lvlJc w:val="left"/>
+      <w:pPr>
+        <w:ind w:left="1789" w:hanging="360"/>
+      </w:pPr>
+    </w:lvl>
+    <w:lvl w:ilvl="2" w:tplc="0419001B" w:tentative="1">
+      <w:start w:val="1"/>
+      <w:numFmt w:val="lowerRoman"/>
+      <w:lvlText w:val="%3."/>
+      <w:lvlJc w:val="right"/>
+      <w:pPr>
+        <w:ind w:left="2509" w:hanging="180"/>
+      </w:pPr>
+    </w:lvl>
+    <w:lvl w:ilvl="3" w:tplc="0419000F" w:tentative="1">
+      <w:start w:val="1"/>
+      <w:numFmt w:val="decimal"/>
+      <w:lvlText w:val="%4."/>
+      <w:lvlJc w:val="left"/>
+      <w:pPr>
+        <w:ind w:left="3229" w:hanging="360"/>
+      </w:pPr>
+    </w:lvl>
+    <w:lvl w:ilvl="4" w:tplc="04190019" w:tentative="1">
+      <w:start w:val="1"/>
+      <w:numFmt w:val="lowerLetter"/>
+      <w:lvlText w:val="%5."/>
+      <w:lvlJc w:val="left"/>
+      <w:pPr>
+        <w:ind w:left="3949" w:hanging="360"/>
+      </w:pPr>
+    </w:lvl>
+    <w:lvl w:ilvl="5" w:tplc="0419001B" w:tentative="1">
+      <w:start w:val="1"/>
+      <w:numFmt w:val="lowerRoman"/>
+      <w:lvlText w:val="%6."/>
+      <w:lvlJc w:val="right"/>
+      <w:pPr>
+        <w:ind w:left="4669" w:hanging="180"/>
+      </w:pPr>
+    </w:lvl>
+    <w:lvl w:ilvl="6" w:tplc="0419000F" w:tentative="1">
+      <w:start w:val="1"/>
+      <w:numFmt w:val="decimal"/>
+      <w:lvlText w:val="%7."/>
+      <w:lvlJc w:val="left"/>
+      <w:pPr>
+        <w:ind w:left="5389" w:hanging="360"/>
+      </w:pPr>
+    </w:lvl>
+    <w:lvl w:ilvl="7" w:tplc="04190019" w:tentative="1">
+      <w:start w:val="1"/>
+      <w:numFmt w:val="lowerLetter"/>
+      <w:lvlText w:val="%8."/>
+      <w:lvlJc w:val="left"/>
+      <w:pPr>
+        <w:ind w:left="6109" w:hanging="360"/>
+      </w:pPr>
+    </w:lvl>
+    <w:lvl w:ilvl="8" w:tplc="0419001B" w:tentative="1">
+      <w:start w:val="1"/>
+      <w:numFmt w:val="lowerRoman"/>
+      <w:lvlText w:val="%9."/>
+      <w:lvlJc w:val="right"/>
+      <w:pPr>
+        <w:ind w:left="6829" w:hanging="180"/>
+      </w:pPr>
+    </w:lvl>
+  </w:abstractNum>
+  <w:abstractNum w:abstractNumId="4" w15:restartNumberingAfterBreak="0">
+    <w:nsid w:val="3C5B3C4E"/>
+    <w:multiLevelType w:val="multilevel"/>
+    <w:tmpl w:val="0419001F"/>
+    <w:lvl w:ilvl="0">
+      <w:start w:val="1"/>
+      <w:numFmt w:val="decimal"/>
+      <w:lvlText w:val="%1."/>
+      <w:lvlJc w:val="left"/>
+      <w:pPr>
+        <w:ind w:left="360" w:hanging="360"/>
+      </w:pPr>
+    </w:lvl>
+    <w:lvl w:ilvl="1">
+      <w:start w:val="1"/>
+      <w:numFmt w:val="decimal"/>
+      <w:lvlText w:val="%1.%2."/>
+      <w:lvlJc w:val="left"/>
+      <w:pPr>
+        <w:ind w:left="792" w:hanging="432"/>
+      </w:pPr>
+    </w:lvl>
+    <w:lvl w:ilvl="2">
+      <w:start w:val="1"/>
+      <w:numFmt w:val="decimal"/>
+      <w:lvlText w:val="%1.%2.%3."/>
+      <w:lvlJc w:val="left"/>
+      <w:pPr>
+        <w:ind w:left="1224" w:hanging="504"/>
+      </w:pPr>
+    </w:lvl>
+    <w:lvl w:ilvl="3">
+      <w:start w:val="1"/>
+      <w:numFmt w:val="decimal"/>
+      <w:lvlText w:val="%1.%2.%3.%4."/>
+      <w:lvlJc w:val="left"/>
+      <w:pPr>
+        <w:ind w:left="1728" w:hanging="648"/>
+      </w:pPr>
+    </w:lvl>
+    <w:lvl w:ilvl="4">
+      <w:start w:val="1"/>
+      <w:numFmt w:val="decimal"/>
+      <w:lvlText w:val="%1.%2.%3.%4.%5."/>
+      <w:lvlJc w:val="left"/>
+      <w:pPr>
+        <w:ind w:left="2232" w:hanging="792"/>
+      </w:pPr>
+    </w:lvl>
+    <w:lvl w:ilvl="5">
+      <w:start w:val="1"/>
+      <w:numFmt w:val="decimal"/>
+      <w:lvlText w:val="%1.%2.%3.%4.%5.%6."/>
+      <w:lvlJc w:val="left"/>
+      <w:pPr>
+        <w:ind w:left="2736" w:hanging="936"/>
+      </w:pPr>
+    </w:lvl>
+    <w:lvl w:ilvl="6">
+      <w:start w:val="1"/>
+      <w:numFmt w:val="decimal"/>
+      <w:lvlText w:val="%1.%2.%3.%4.%5.%6.%7."/>
+      <w:lvlJc w:val="left"/>
+      <w:pPr>
+        <w:ind w:left="3240" w:hanging="1080"/>
+      </w:pPr>
+    </w:lvl>
+    <w:lvl w:ilvl="7">
+      <w:start w:val="1"/>
+      <w:numFmt w:val="decimal"/>
+      <w:lvlText w:val="%1.%2.%3.%4.%5.%6.%7.%8."/>
+      <w:lvlJc w:val="left"/>
+      <w:pPr>
+        <w:ind w:left="3744" w:hanging="1224"/>
+      </w:pPr>
+    </w:lvl>
+    <w:lvl w:ilvl="8">
+      <w:start w:val="1"/>
+      <w:numFmt w:val="decimal"/>
+      <w:lvlText w:val="%1.%2.%3.%4.%5.%6.%7.%8.%9."/>
+      <w:lvlJc w:val="left"/>
+      <w:pPr>
+        <w:ind w:left="4320" w:hanging="1440"/>
+      </w:pPr>
+    </w:lvl>
+  </w:abstractNum>
+  <w:abstractNum w:abstractNumId="5" w15:restartNumberingAfterBreak="0">
     <w:nsid w:val="48105104"/>
     <w:multiLevelType w:val="hybridMultilevel"/>
     <w:tmpl w:val="858CE6FA"/>
@@ -2829,6 +2912,119 @@
       <w:pPr>
         <w:ind w:left="6829" w:hanging="180"/>
       </w:pPr>
+    </w:lvl>
+  </w:abstractNum>
+  <w:abstractNum w:abstractNumId="6" w15:restartNumberingAfterBreak="0">
+    <w:nsid w:val="6C710731"/>
+    <w:multiLevelType w:val="hybridMultilevel"/>
+    <w:tmpl w:val="43F8D242"/>
+    <w:lvl w:ilvl="0" w:tplc="04190001">
+      <w:start w:val="1"/>
+      <w:numFmt w:val="bullet"/>
+      <w:lvlText w:val=""/>
+      <w:lvlJc w:val="left"/>
+      <w:pPr>
+        <w:ind w:left="1429" w:hanging="360"/>
+      </w:pPr>
+      <w:rPr>
+        <w:rFonts w:ascii="Symbol" w:hAnsi="Symbol" w:hint="default"/>
+      </w:rPr>
+    </w:lvl>
+    <w:lvl w:ilvl="1" w:tplc="04190003" w:tentative="1">
+      <w:start w:val="1"/>
+      <w:numFmt w:val="bullet"/>
+      <w:lvlText w:val="o"/>
+      <w:lvlJc w:val="left"/>
+      <w:pPr>
+        <w:ind w:left="2149" w:hanging="360"/>
+      </w:pPr>
+      <w:rPr>
+        <w:rFonts w:ascii="Courier New" w:hAnsi="Courier New" w:cs="Courier New" w:hint="default"/>
+      </w:rPr>
+    </w:lvl>
+    <w:lvl w:ilvl="2" w:tplc="04190005" w:tentative="1">
+      <w:start w:val="1"/>
+      <w:numFmt w:val="bullet"/>
+      <w:lvlText w:val=""/>
+      <w:lvlJc w:val="left"/>
+      <w:pPr>
+        <w:ind w:left="2869" w:hanging="360"/>
+      </w:pPr>
+      <w:rPr>
+        <w:rFonts w:ascii="Wingdings" w:hAnsi="Wingdings" w:hint="default"/>
+      </w:rPr>
+    </w:lvl>
+    <w:lvl w:ilvl="3" w:tplc="04190001" w:tentative="1">
+      <w:start w:val="1"/>
+      <w:numFmt w:val="bullet"/>
+      <w:lvlText w:val=""/>
+      <w:lvlJc w:val="left"/>
+      <w:pPr>
+        <w:ind w:left="3589" w:hanging="360"/>
+      </w:pPr>
+      <w:rPr>
+        <w:rFonts w:ascii="Symbol" w:hAnsi="Symbol" w:hint="default"/>
+      </w:rPr>
+    </w:lvl>
+    <w:lvl w:ilvl="4" w:tplc="04190003" w:tentative="1">
+      <w:start w:val="1"/>
+      <w:numFmt w:val="bullet"/>
+      <w:lvlText w:val="o"/>
+      <w:lvlJc w:val="left"/>
+      <w:pPr>
+        <w:ind w:left="4309" w:hanging="360"/>
+      </w:pPr>
+      <w:rPr>
+        <w:rFonts w:ascii="Courier New" w:hAnsi="Courier New" w:cs="Courier New" w:hint="default"/>
+      </w:rPr>
+    </w:lvl>
+    <w:lvl w:ilvl="5" w:tplc="04190005" w:tentative="1">
+      <w:start w:val="1"/>
+      <w:numFmt w:val="bullet"/>
+      <w:lvlText w:val=""/>
+      <w:lvlJc w:val="left"/>
+      <w:pPr>
+        <w:ind w:left="5029" w:hanging="360"/>
+      </w:pPr>
+      <w:rPr>
+        <w:rFonts w:ascii="Wingdings" w:hAnsi="Wingdings" w:hint="default"/>
+      </w:rPr>
+    </w:lvl>
+    <w:lvl w:ilvl="6" w:tplc="04190001" w:tentative="1">
+      <w:start w:val="1"/>
+      <w:numFmt w:val="bullet"/>
+      <w:lvlText w:val=""/>
+      <w:lvlJc w:val="left"/>
+      <w:pPr>
+        <w:ind w:left="5749" w:hanging="360"/>
+      </w:pPr>
+      <w:rPr>
+        <w:rFonts w:ascii="Symbol" w:hAnsi="Symbol" w:hint="default"/>
+      </w:rPr>
+    </w:lvl>
+    <w:lvl w:ilvl="7" w:tplc="04190003" w:tentative="1">
+      <w:start w:val="1"/>
+      <w:numFmt w:val="bullet"/>
+      <w:lvlText w:val="o"/>
+      <w:lvlJc w:val="left"/>
+      <w:pPr>
+        <w:ind w:left="6469" w:hanging="360"/>
+      </w:pPr>
+      <w:rPr>
+        <w:rFonts w:ascii="Courier New" w:hAnsi="Courier New" w:cs="Courier New" w:hint="default"/>
+      </w:rPr>
+    </w:lvl>
+    <w:lvl w:ilvl="8" w:tplc="04190005" w:tentative="1">
+      <w:start w:val="1"/>
+      <w:numFmt w:val="bullet"/>
+      <w:lvlText w:val=""/>
+      <w:lvlJc w:val="left"/>
+      <w:pPr>
+        <w:ind w:left="7189" w:hanging="360"/>
+      </w:pPr>
+      <w:rPr>
+        <w:rFonts w:ascii="Wingdings" w:hAnsi="Wingdings" w:hint="default"/>
+      </w:rPr>
     </w:lvl>
   </w:abstractNum>
   <w:num w:numId="1">
@@ -2874,6 +3070,15 @@
     <w:abstractNumId w:val="1"/>
   </w:num>
   <w:num w:numId="15">
+    <w:abstractNumId w:val="5"/>
+  </w:num>
+  <w:num w:numId="16">
+    <w:abstractNumId w:val="6"/>
+  </w:num>
+  <w:num w:numId="17">
+    <w:abstractNumId w:val="4"/>
+  </w:num>
+  <w:num w:numId="18">
     <w:abstractNumId w:val="3"/>
   </w:num>
 </w:numbering>
@@ -3520,6 +3725,39 @@
       <w:contextualSpacing/>
     </w:pPr>
   </w:style>
+  <w:style w:type="paragraph" w:customStyle="1" w:styleId="a9">
+    <w:name w:val="Таблица"/>
+    <w:basedOn w:val="a"/>
+    <w:link w:val="11"/>
+    <w:qFormat/>
+    <w:rsid w:val="002646EF"/>
+    <w:pPr>
+      <w:spacing w:line="240" w:lineRule="auto"/>
+      <w:ind w:firstLine="0"/>
+    </w:pPr>
+    <w:rPr>
+      <w:rFonts w:eastAsia="Times New Roman" w:cs="Times New Roman"/>
+      <w:color w:val="000000"/>
+      <w:sz w:val="20"/>
+      <w:szCs w:val="20"/>
+      <w:lang w:eastAsia="ru-RU"/>
+    </w:rPr>
+  </w:style>
+  <w:style w:type="character" w:customStyle="1" w:styleId="11">
+    <w:name w:val="Таблица1"/>
+    <w:basedOn w:val="a0"/>
+    <w:link w:val="a9"/>
+    <w:rsid w:val="002646EF"/>
+    <w:rPr>
+      <w:rFonts w:ascii="Times New Roman" w:eastAsia="Times New Roman" w:hAnsi="Times New Roman" w:cs="Times New Roman"/>
+      <w:color w:val="000000"/>
+      <w:kern w:val="0"/>
+      <w:sz w:val="20"/>
+      <w:szCs w:val="20"/>
+      <w:lang w:eastAsia="ru-RU"/>
+      <w14:ligatures w14:val="none"/>
+    </w:rPr>
+  </w:style>
 </w:styles>
 </file>
 

--- a/docs/speach.docx
+++ b/docs/speach.docx
@@ -318,6 +318,12 @@
         <w:rPr>
           <w:rFonts w:cs="Times New Roman"/>
         </w:rPr>
+        <w:t xml:space="preserve">конструктивная </w:t>
+      </w:r>
+      <w:r>
+        <w:rPr>
+          <w:rFonts w:cs="Times New Roman"/>
+        </w:rPr>
         <w:t>схема ГТД, вариативно рассчитан термодинамический цикл</w:t>
       </w:r>
       <w:r>
@@ -330,31 +336,13 @@
         <w:rPr>
           <w:rFonts w:cs="Times New Roman"/>
         </w:rPr>
-        <w:t xml:space="preserve"> с поузловым расчетом</w:t>
-      </w:r>
-      <w:r>
-        <w:rPr>
-          <w:rFonts w:cs="Times New Roman"/>
-        </w:rPr>
         <w:t xml:space="preserve"> </w:t>
       </w:r>
       <w:r>
         <w:rPr>
           <w:rFonts w:cs="Times New Roman"/>
         </w:rPr>
-        <w:t>и</w:t>
-      </w:r>
-      <w:r>
-        <w:rPr>
-          <w:rFonts w:cs="Times New Roman"/>
-        </w:rPr>
-        <w:t xml:space="preserve"> определением оптимальных параметров </w:t>
-      </w:r>
-      <w:r>
-        <w:rPr>
-          <w:rFonts w:cs="Times New Roman"/>
-        </w:rPr>
-        <w:t>расчетного режима</w:t>
+        <w:t>с определением оптимальных параметров и последующим поузловым расчетом</w:t>
       </w:r>
       <w:r>
         <w:rPr>
@@ -363,7 +351,13 @@
         <w:t xml:space="preserve">. </w:t>
       </w:r>
       <w:r>
-        <w:t>Результаты расчета цикла и выбранная расчетная точка представлена на листе</w:t>
+        <w:t xml:space="preserve">Результаты расчета цикла и выбранная расчетная точка представлена на </w:t>
+      </w:r>
+      <w:r>
+        <w:t xml:space="preserve">данном </w:t>
+      </w:r>
+      <w:r>
+        <w:t>листе</w:t>
       </w:r>
       <w:r>
         <w:rPr>
@@ -377,6 +371,12 @@
         </w:rPr>
         <w:t xml:space="preserve">Проведено сравнение с прототипами. </w:t>
       </w:r>
+      <w:r>
+        <w:rPr>
+          <w:rFonts w:cs="Times New Roman"/>
+        </w:rPr>
+        <w:t>Все лопаточные аппараты спрофилированы по высоте</w:t>
+      </w:r>
     </w:p>
     <w:p>
       <w:pPr>
@@ -418,158 +418,16 @@
         </w:rPr>
       </w:pPr>
       <w:r>
-        <w:t>О</w:t>
-      </w:r>
-      <w:r>
-        <w:t xml:space="preserve">сновные параметры установки </w:t>
-      </w:r>
-      <m:oMath>
-        <m:sSub>
-          <m:sSubPr>
-            <m:ctrlPr>
-              <w:rPr>
-                <w:rFonts w:ascii="Cambria Math" w:hAnsi="Cambria Math"/>
-                <w:i/>
-              </w:rPr>
-            </m:ctrlPr>
-          </m:sSubPr>
-          <m:e>
-            <m:r>
-              <w:rPr>
-                <w:rFonts w:ascii="Cambria Math" w:hAnsi="Cambria Math"/>
-              </w:rPr>
-              <m:t>π</m:t>
-            </m:r>
-          </m:e>
-          <m:sub>
-            <m:sSub>
-              <m:sSubPr>
-                <m:ctrlPr>
-                  <w:rPr>
-                    <w:rFonts w:ascii="Cambria Math" w:hAnsi="Cambria Math"/>
-                    <w:i/>
-                  </w:rPr>
-                </m:ctrlPr>
-              </m:sSubPr>
-              <m:e>
-                <m:r>
-                  <w:rPr>
-                    <w:rFonts w:ascii="Cambria Math" w:hAnsi="Cambria Math"/>
-                  </w:rPr>
-                  <m:t>k</m:t>
-                </m:r>
-              </m:e>
-              <m:sub>
-                <m:r>
-                  <w:rPr>
-                    <w:rFonts w:ascii="Cambria Math" w:hAnsi="Cambria Math"/>
-                  </w:rPr>
-                  <m:t>∑</m:t>
-                </m:r>
-              </m:sub>
-            </m:sSub>
-          </m:sub>
-        </m:sSub>
-        <m:r>
-          <w:rPr>
-            <w:rFonts w:ascii="Cambria Math" w:hAnsi="Cambria Math"/>
-          </w:rPr>
-          <m:t>=28,5</m:t>
-        </m:r>
-      </m:oMath>
-      <w:r>
-        <w:rPr>
-          <w:rFonts w:eastAsiaTheme="minorEastAsia"/>
-        </w:rPr>
-        <w:t xml:space="preserve">, </w:t>
-      </w:r>
-      <m:oMath>
-        <m:sSubSup>
-          <m:sSubSupPr>
-            <m:ctrlPr>
-              <w:rPr>
-                <w:rFonts w:ascii="Cambria Math" w:eastAsiaTheme="minorEastAsia" w:hAnsi="Cambria Math"/>
-                <w:i/>
-              </w:rPr>
-            </m:ctrlPr>
-          </m:sSubSupPr>
-          <m:e>
-            <m:r>
-              <w:rPr>
-                <w:rFonts w:ascii="Cambria Math" w:eastAsiaTheme="minorEastAsia" w:hAnsi="Cambria Math"/>
-              </w:rPr>
-              <m:t>T</m:t>
-            </m:r>
-          </m:e>
-          <m:sub>
-            <m:r>
-              <w:rPr>
-                <w:rFonts w:ascii="Cambria Math" w:eastAsiaTheme="minorEastAsia" w:hAnsi="Cambria Math"/>
-              </w:rPr>
-              <m:t>г</m:t>
-            </m:r>
-          </m:sub>
-          <m:sup>
-            <m:r>
-              <w:rPr>
-                <w:rFonts w:ascii="Cambria Math" w:eastAsiaTheme="minorEastAsia" w:hAnsi="Cambria Math"/>
-              </w:rPr>
-              <m:t>*</m:t>
-            </m:r>
-          </m:sup>
-        </m:sSubSup>
-        <m:r>
-          <w:rPr>
-            <w:rFonts w:ascii="Cambria Math" w:eastAsiaTheme="minorEastAsia" w:hAnsi="Cambria Math"/>
-          </w:rPr>
-          <m:t>=1542 К</m:t>
-        </m:r>
-      </m:oMath>
-      <w:r>
-        <w:rPr>
-          <w:rFonts w:eastAsiaTheme="minorEastAsia"/>
-        </w:rPr>
-        <w:t xml:space="preserve">, </w:t>
-      </w:r>
-      <m:oMath>
-        <m:sSub>
-          <m:sSubPr>
-            <m:ctrlPr>
-              <w:rPr>
-                <w:rFonts w:ascii="Cambria Math" w:eastAsiaTheme="minorEastAsia" w:hAnsi="Cambria Math"/>
-                <w:i/>
-              </w:rPr>
-            </m:ctrlPr>
-          </m:sSubPr>
-          <m:e>
-            <m:r>
-              <w:rPr>
-                <w:rFonts w:ascii="Cambria Math" w:eastAsiaTheme="minorEastAsia" w:hAnsi="Cambria Math"/>
-              </w:rPr>
-              <m:t>η</m:t>
-            </m:r>
-          </m:e>
-          <m:sub>
-            <m:r>
-              <w:rPr>
-                <w:rFonts w:ascii="Cambria Math" w:eastAsiaTheme="minorEastAsia" w:hAnsi="Cambria Math"/>
-              </w:rPr>
-              <m:t>e</m:t>
-            </m:r>
-          </m:sub>
-        </m:sSub>
-        <m:r>
-          <w:rPr>
-            <w:rFonts w:ascii="Cambria Math" w:eastAsiaTheme="minorEastAsia" w:hAnsi="Cambria Math"/>
-          </w:rPr>
-          <m:t>=39,06%</m:t>
-        </m:r>
-      </m:oMath>
-      <w:r>
-        <w:rPr>
-          <w:rFonts w:eastAsiaTheme="minorEastAsia"/>
-        </w:rPr>
-        <w:t>,</w:t>
+        <w:rPr>
+          <w:rFonts w:eastAsiaTheme="minorEastAsia"/>
+        </w:rPr>
+        <w:t>Рассчитаны все ступени КНД по высоте лопаток</w:t>
+      </w:r>
+      <w:r>
+        <w:rPr>
+          <w:rFonts w:eastAsiaTheme="minorEastAsia"/>
+        </w:rPr>
+        <w:t>, спрофилирована только 1-ая ступень КНД.</w:t>
       </w:r>
       <w:r>
         <w:rPr>
@@ -577,150 +435,14 @@
         </w:rPr>
         <w:t xml:space="preserve"> </w:t>
       </w:r>
-      <m:oMath>
-        <m:sSub>
-          <m:sSubPr>
-            <m:ctrlPr>
-              <w:rPr>
-                <w:rFonts w:ascii="Cambria Math" w:eastAsiaTheme="minorEastAsia" w:hAnsi="Cambria Math"/>
-                <w:i/>
-              </w:rPr>
-            </m:ctrlPr>
-          </m:sSubPr>
-          <m:e>
-            <m:r>
-              <w:rPr>
-                <w:rFonts w:ascii="Cambria Math" w:eastAsiaTheme="minorEastAsia" w:hAnsi="Cambria Math"/>
-              </w:rPr>
-              <m:t>G</m:t>
-            </m:r>
-          </m:e>
-          <m:sub>
-            <m:r>
-              <w:rPr>
-                <w:rFonts w:ascii="Cambria Math" w:eastAsiaTheme="minorEastAsia" w:hAnsi="Cambria Math"/>
-              </w:rPr>
-              <m:t>КНД</m:t>
-            </m:r>
-          </m:sub>
-        </m:sSub>
-        <m:r>
-          <w:rPr>
-            <w:rFonts w:ascii="Cambria Math" w:eastAsiaTheme="minorEastAsia" w:hAnsi="Cambria Math"/>
-          </w:rPr>
-          <m:t>=82,65</m:t>
-        </m:r>
-        <m:f>
-          <m:fPr>
-            <m:ctrlPr>
-              <w:rPr>
-                <w:rFonts w:ascii="Cambria Math" w:eastAsiaTheme="minorEastAsia" w:hAnsi="Cambria Math"/>
-                <w:i/>
-              </w:rPr>
-            </m:ctrlPr>
-          </m:fPr>
-          <m:num>
-            <m:r>
-              <w:rPr>
-                <w:rFonts w:ascii="Cambria Math" w:eastAsiaTheme="minorEastAsia" w:hAnsi="Cambria Math"/>
-              </w:rPr>
-              <m:t>кг</m:t>
-            </m:r>
-          </m:num>
-          <m:den>
-            <m:r>
-              <w:rPr>
-                <w:rFonts w:ascii="Cambria Math" w:eastAsiaTheme="minorEastAsia" w:hAnsi="Cambria Math"/>
-              </w:rPr>
-              <m:t>с</m:t>
-            </m:r>
-          </m:den>
-        </m:f>
-      </m:oMath>
-      <w:r>
-        <w:rPr>
-          <w:rFonts w:eastAsiaTheme="minorEastAsia"/>
-        </w:rPr>
-        <w:t xml:space="preserve"> мощность на валу СТ</w:t>
-      </w:r>
-      <w:r>
-        <w:rPr>
-          <w:rFonts w:eastAsiaTheme="minorEastAsia"/>
-        </w:rPr>
-        <w:t xml:space="preserve"> </w:t>
-      </w:r>
-      <m:oMath>
-        <m:r>
-          <m:rPr>
-            <m:sty m:val="p"/>
-          </m:rPr>
-          <w:rPr>
-            <w:rFonts w:ascii="Cambria Math" w:eastAsiaTheme="minorEastAsia" w:hAnsi="Cambria Math"/>
-          </w:rPr>
-          <m:t>N</m:t>
-        </m:r>
-        <m:r>
-          <w:rPr>
-            <w:rFonts w:ascii="Cambria Math" w:eastAsiaTheme="minorEastAsia" w:hAnsi="Cambria Math"/>
-          </w:rPr>
-          <m:t>=25,6</m:t>
-        </m:r>
-      </m:oMath>
-      <w:r>
-        <w:rPr>
-          <w:rFonts w:eastAsiaTheme="minorEastAsia"/>
-        </w:rPr>
-        <w:t xml:space="preserve"> МВт.</w:t>
-      </w:r>
-      <w:r>
-        <w:rPr>
-          <w:rFonts w:eastAsiaTheme="minorEastAsia"/>
-        </w:rPr>
-        <w:t xml:space="preserve"> </w:t>
-      </w:r>
-      <w:r>
-        <w:rPr>
-          <w:rFonts w:eastAsiaTheme="minorEastAsia"/>
-        </w:rPr>
-        <w:t>Рассчитаны все ступени КНД по высоте лопаток</w:t>
-      </w:r>
-      <w:r>
-        <w:rPr>
-          <w:rFonts w:eastAsiaTheme="minorEastAsia"/>
-        </w:rPr>
-        <w:t>, спрофилирована только 1-ая ступень КНД.</w:t>
-      </w:r>
-      <w:r>
-        <w:rPr>
-          <w:rFonts w:eastAsiaTheme="minorEastAsia"/>
-        </w:rPr>
-        <w:t xml:space="preserve"> </w:t>
-      </w:r>
-      <w:r>
-        <w:rPr>
-          <w:rFonts w:eastAsiaTheme="minorEastAsia"/>
-        </w:rPr>
-        <w:t xml:space="preserve">Также рассчитаны все ступени всех турбин по высоте лопаток. </w:t>
-      </w:r>
-      <w:r>
-        <w:rPr>
-          <w:rFonts w:eastAsiaTheme="minorEastAsia"/>
-        </w:rPr>
-        <w:t xml:space="preserve">Все аналитические расчеты выполнены на языке программирования </w:t>
-      </w:r>
-      <w:r>
-        <w:rPr>
-          <w:rFonts w:eastAsiaTheme="minorEastAsia"/>
-          <w:lang w:val="en-US"/>
-        </w:rPr>
-        <w:t>Python</w:t>
-      </w:r>
-      <w:r>
-        <w:rPr>
-          <w:rFonts w:eastAsiaTheme="minorEastAsia"/>
-        </w:rPr>
-        <w:t>.</w:t>
-      </w:r>
+      <w:r>
+        <w:rPr>
+          <w:rFonts w:eastAsiaTheme="minorEastAsia"/>
+        </w:rPr>
+        <w:t>Также рассчитаны все ступени всех турбин по высоте лопаток.</w:t>
+      </w:r>
+      <w:bookmarkStart w:id="0" w:name="_GoBack"/>
+      <w:bookmarkEnd w:id="0"/>
       <w:r>
         <w:rPr>
           <w:i/>
@@ -1677,8 +1399,6 @@
           <w:rFonts w:eastAsiaTheme="minorEastAsia"/>
         </w:rPr>
       </w:pPr>
-      <w:bookmarkStart w:id="0" w:name="_GoBack"/>
-      <w:bookmarkEnd w:id="0"/>
     </w:p>
     <w:p>
       <w:pPr>

--- a/docs/speach.docx
+++ b/docs/speach.docx
@@ -375,15 +375,62 @@
         <w:rPr>
           <w:rFonts w:cs="Times New Roman"/>
         </w:rPr>
-        <w:t>Все лопаточные аппараты спрофилированы по высоте</w:t>
-      </w:r>
-    </w:p>
-    <w:p>
-      <w:pPr>
-        <w:rPr>
-          <w:rFonts w:cs="Times New Roman"/>
-        </w:rPr>
-      </w:pPr>
+        <w:t xml:space="preserve">Все лопаточные аппараты </w:t>
+      </w:r>
+      <w:r>
+        <w:rPr>
+          <w:rFonts w:cs="Times New Roman"/>
+        </w:rPr>
+        <w:t xml:space="preserve">рассчитаны </w:t>
+      </w:r>
+      <w:r>
+        <w:rPr>
+          <w:rFonts w:cs="Times New Roman"/>
+        </w:rPr>
+        <w:t>по высоте</w:t>
+      </w:r>
+      <w:r>
+        <w:rPr>
+          <w:rFonts w:cs="Times New Roman"/>
+        </w:rPr>
+        <w:t>. На данных листах показан</w:t>
+      </w:r>
+      <w:r>
+        <w:rPr>
+          <w:rFonts w:cs="Times New Roman"/>
+        </w:rPr>
+        <w:t>о профилирование</w:t>
+      </w:r>
+      <w:r>
+        <w:rPr>
+          <w:rFonts w:cs="Times New Roman"/>
+        </w:rPr>
+        <w:t xml:space="preserve"> 1 сту</w:t>
+      </w:r>
+      <w:r>
+        <w:rPr>
+          <w:rFonts w:cs="Times New Roman"/>
+        </w:rPr>
+        <w:t>пени</w:t>
+      </w:r>
+      <w:r>
+        <w:rPr>
+          <w:rFonts w:cs="Times New Roman"/>
+        </w:rPr>
+        <w:t xml:space="preserve"> КВД и последняя сту</w:t>
+      </w:r>
+      <w:r>
+        <w:rPr>
+          <w:rFonts w:cs="Times New Roman"/>
+        </w:rPr>
+        <w:t>пени</w:t>
+      </w:r>
+      <w:r>
+        <w:rPr>
+          <w:rFonts w:cs="Times New Roman"/>
+        </w:rPr>
+        <w:t xml:space="preserve"> ТНД.</w:t>
+      </w:r>
     </w:p>
     <w:p>
       <w:pPr>
@@ -410,24 +457,29 @@
         <w:t>.</w:t>
       </w:r>
     </w:p>
-    <w:p/>
-    <w:p>
-      <w:pPr>
-        <w:rPr>
-          <w:rFonts w:eastAsiaTheme="minorEastAsia"/>
-        </w:rPr>
-      </w:pPr>
-      <w:r>
-        <w:rPr>
-          <w:rFonts w:eastAsiaTheme="minorEastAsia"/>
-        </w:rPr>
-        <w:t>Рассчитаны все ступени КНД по высоте лопаток</w:t>
-      </w:r>
-      <w:r>
-        <w:rPr>
-          <w:rFonts w:eastAsiaTheme="minorEastAsia"/>
-        </w:rPr>
-        <w:t>, спрофилирована только 1-ая ступень КНД.</w:t>
+    <w:p>
+      <w:pPr>
+        <w:rPr>
+          <w:rFonts w:eastAsiaTheme="minorEastAsia"/>
+        </w:rPr>
+      </w:pPr>
+      <w:r>
+        <w:rPr>
+          <w:rFonts w:eastAsiaTheme="minorEastAsia"/>
+        </w:rPr>
+        <w:t xml:space="preserve">После получения геометрических размеров узлов двигателя, разработан </w:t>
+      </w:r>
+      <w:r>
+        <w:rPr>
+          <w:rFonts w:eastAsiaTheme="minorEastAsia"/>
+        </w:rPr>
+        <w:t xml:space="preserve">компоновочный </w:t>
+      </w:r>
+      <w:r>
+        <w:rPr>
+          <w:rFonts w:eastAsiaTheme="minorEastAsia"/>
+        </w:rPr>
+        <w:t>чертеж общего вида</w:t>
       </w:r>
       <w:r>
         <w:rPr>
@@ -439,783 +491,387 @@
         <w:rPr>
           <w:rFonts w:eastAsiaTheme="minorEastAsia"/>
         </w:rPr>
-        <w:t>Также рассчитаны все ступени всех турбин по высоте лопаток.</w:t>
-      </w:r>
+        <w:t xml:space="preserve">для пассажирского самолета </w:t>
+      </w:r>
+      <w:r>
+        <w:rPr>
+          <w:rFonts w:eastAsiaTheme="minorEastAsia"/>
+          <w:lang w:val="en-US"/>
+        </w:rPr>
+        <w:t>SSJ</w:t>
+      </w:r>
+      <w:r>
+        <w:rPr>
+          <w:rFonts w:eastAsiaTheme="minorEastAsia"/>
+        </w:rPr>
+        <w:t xml:space="preserve">-100 </w:t>
+      </w:r>
+      <w:r>
+        <w:rPr>
+          <w:rFonts w:eastAsiaTheme="minorEastAsia"/>
+        </w:rPr>
+        <w:t>и транспортного самолета Бе-200.</w:t>
+      </w:r>
+    </w:p>
+    <w:p>
+      <w:pPr>
+        <w:rPr>
+          <w:rFonts w:cs="Times New Roman"/>
+          <w:color w:val="000000" w:themeColor="text1"/>
+        </w:rPr>
+      </w:pPr>
+      <w:r>
+        <w:rPr>
+          <w:rFonts w:cs="Times New Roman"/>
+        </w:rPr>
+        <w:t xml:space="preserve">Первая часть научно-исследовательского раздела посвящена выводу основных уравнений, использованных в расчетах, в </w:t>
+      </w:r>
+      <w:r>
+        <w:rPr>
+          <w:rFonts w:cs="Times New Roman"/>
+          <w:color w:val="000000" w:themeColor="text1"/>
+        </w:rPr>
+        <w:t xml:space="preserve">том числе </w:t>
+      </w:r>
+      <w:r>
+        <w:rPr>
+          <w:rFonts w:cs="Times New Roman"/>
+        </w:rPr>
+        <w:t xml:space="preserve">уравнения профилирования </w:t>
+      </w:r>
+      <w:r>
+        <w:rPr>
+          <w:rFonts w:cs="Times New Roman"/>
+        </w:rPr>
+        <w:t>лопаток компрессора</w:t>
+      </w:r>
+      <w:r>
+        <w:rPr>
+          <w:rFonts w:cs="Times New Roman"/>
+        </w:rPr>
+        <w:t xml:space="preserve"> и </w:t>
+      </w:r>
+      <w:r>
+        <w:rPr>
+          <w:rFonts w:cs="Times New Roman"/>
+        </w:rPr>
+        <w:t>турбины</w:t>
+      </w:r>
+      <w:r>
+        <w:rPr>
+          <w:rFonts w:cs="Times New Roman"/>
+        </w:rPr>
+        <w:t xml:space="preserve"> по высоте </w:t>
+      </w:r>
+      <w:r>
+        <w:rPr>
+          <w:rFonts w:cs="Times New Roman"/>
+          <w:color w:val="000000" w:themeColor="text1"/>
+        </w:rPr>
+        <w:t>на основе конических сечений.</w:t>
+      </w:r>
+    </w:p>
+    <w:p>
+      <w:pPr>
+        <w:rPr>
+          <w:rFonts w:cs="Times New Roman"/>
+        </w:rPr>
+      </w:pPr>
+      <w:r>
+        <w:rPr>
+          <w:rFonts w:cs="Times New Roman"/>
+        </w:rPr>
+        <w:t>Во второй части научно-исследовательского раздел</w:t>
+      </w:r>
+      <w:r>
+        <w:rPr>
+          <w:rFonts w:cs="Times New Roman"/>
+        </w:rPr>
+        <w:t>а выполнен расчет на прочность лопаток</w:t>
+      </w:r>
+      <w:r>
+        <w:rPr>
+          <w:rFonts w:cs="Times New Roman"/>
+        </w:rPr>
+        <w:t xml:space="preserve"> КВД 1 ступени.</w:t>
+      </w:r>
+    </w:p>
+    <w:p>
+      <w:pPr>
+        <w:rPr>
+          <w:rFonts w:cs="Times New Roman"/>
+        </w:rPr>
+      </w:pPr>
+      <w:r>
+        <w:rPr>
+          <w:rFonts w:cs="Times New Roman"/>
+        </w:rPr>
+        <w:t>В третьей части научно-исследовательского раздел</w:t>
+      </w:r>
+      <w:r>
+        <w:rPr>
+          <w:rFonts w:cs="Times New Roman"/>
+        </w:rPr>
+        <w:t>а выполнен расчет на прочность диска</w:t>
+      </w:r>
+      <w:r>
+        <w:rPr>
+          <w:rFonts w:cs="Times New Roman"/>
+        </w:rPr>
+        <w:t xml:space="preserve"> ТВД с использованием метода двух расчетов и МКЭ при помощи программного комплекса </w:t>
+      </w:r>
+      <w:r>
+        <w:rPr>
+          <w:rFonts w:cs="Times New Roman"/>
+          <w:lang w:val="en-US"/>
+        </w:rPr>
+        <w:t>ANSYS</w:t>
+      </w:r>
+      <w:r>
+        <w:rPr>
+          <w:rFonts w:cs="Times New Roman"/>
+        </w:rPr>
+        <w:t xml:space="preserve"> </w:t>
+      </w:r>
+      <w:r>
+        <w:rPr>
+          <w:rFonts w:cs="Times New Roman"/>
+          <w:lang w:val="en-US"/>
+        </w:rPr>
+        <w:t>Static</w:t>
+      </w:r>
+      <w:r>
+        <w:rPr>
+          <w:rFonts w:cs="Times New Roman"/>
+        </w:rPr>
+        <w:t xml:space="preserve"> </w:t>
+      </w:r>
+      <w:r>
+        <w:rPr>
+          <w:rFonts w:cs="Times New Roman"/>
+          <w:lang w:val="en-US"/>
+        </w:rPr>
+        <w:t>Structural</w:t>
+      </w:r>
+      <w:r>
+        <w:rPr>
+          <w:rFonts w:cs="Times New Roman"/>
+        </w:rPr>
+        <w:t>.</w:t>
+      </w:r>
+    </w:p>
+    <w:p>
+      <w:pPr>
+        <w:rPr>
+          <w:rFonts w:cs="Times New Roman"/>
+        </w:rPr>
+      </w:pPr>
+      <w:r>
+        <w:rPr>
+          <w:rFonts w:cs="Times New Roman"/>
+        </w:rPr>
+        <w:t xml:space="preserve">В четвертой части научно-исследовательского раздела выполнен газодинамический расчет 1 ступени КВД с помощью программного комплекса </w:t>
+      </w:r>
+      <w:r>
+        <w:rPr>
+          <w:rFonts w:cs="Times New Roman"/>
+          <w:lang w:val="en-US"/>
+        </w:rPr>
+        <w:t>ANSYS</w:t>
+      </w:r>
+      <w:r>
+        <w:rPr>
+          <w:rFonts w:cs="Times New Roman"/>
+        </w:rPr>
+        <w:t xml:space="preserve"> </w:t>
+      </w:r>
+      <w:r>
+        <w:rPr>
+          <w:rFonts w:cs="Times New Roman"/>
+          <w:lang w:val="en-US"/>
+        </w:rPr>
+        <w:t>CFX</w:t>
+      </w:r>
+      <w:r>
+        <w:rPr>
+          <w:rFonts w:cs="Times New Roman"/>
+        </w:rPr>
+        <w:t>, а также осуществлена его доработка и получена характеристика при номинальной частоте вращения.</w:t>
+      </w:r>
+    </w:p>
+    <w:p>
+      <w:pPr>
+        <w:rPr>
+          <w:rFonts w:cs="Times New Roman"/>
+          <w:color w:val="000000" w:themeColor="text1"/>
+        </w:rPr>
+      </w:pPr>
+      <w:r>
+        <w:rPr>
+          <w:rFonts w:cs="Times New Roman"/>
+        </w:rPr>
+        <w:lastRenderedPageBreak/>
+        <w:t>Пятая часть научно-исследовательского раздела посвящена</w:t>
+      </w:r>
+      <w:r>
+        <w:rPr>
+          <w:rFonts w:cs="Times New Roman"/>
+        </w:rPr>
+        <w:t xml:space="preserve"> исследованию влияния газодинамических</w:t>
+      </w:r>
+      <w:r>
+        <w:rPr>
+          <w:rFonts w:cs="Times New Roman"/>
+        </w:rPr>
+        <w:t xml:space="preserve"> параметров тракта</w:t>
+      </w:r>
+      <w:r>
+        <w:rPr>
+          <w:rFonts w:cs="Times New Roman"/>
+        </w:rPr>
+        <w:t xml:space="preserve"> ГТД на выбросы </w:t>
+      </w:r>
+      <w:r>
+        <w:rPr>
+          <w:rFonts w:cs="Times New Roman"/>
+          <w:lang w:val="en-US"/>
+        </w:rPr>
+        <w:t>CO</w:t>
+      </w:r>
+      <w:r>
+        <w:rPr>
+          <w:rFonts w:cs="Times New Roman"/>
+        </w:rPr>
+        <w:t xml:space="preserve"> и </w:t>
+      </w:r>
+      <w:r>
+        <w:rPr>
+          <w:rFonts w:cs="Times New Roman"/>
+          <w:lang w:val="en-US"/>
+        </w:rPr>
+        <w:t>NOx</w:t>
+      </w:r>
+      <w:r>
+        <w:rPr>
+          <w:rFonts w:cs="Times New Roman"/>
+        </w:rPr>
+        <w:t>. Был проведен реверсивный дата-инжиниринг новых данный, используемых для решения обратной задачи</w:t>
+      </w:r>
+      <w:r>
+        <w:rPr>
+          <w:rFonts w:cs="Times New Roman"/>
+        </w:rPr>
+        <w:t>,</w:t>
+      </w:r>
+      <w:r>
+        <w:rPr>
+          <w:rFonts w:cs="Times New Roman"/>
+        </w:rPr>
+        <w:t xml:space="preserve"> выявлены доминирующие признаки. Подобран лучший регрессионной классический алгоритм машинного обучения </w:t>
+      </w:r>
+      <w:r>
+        <w:rPr>
+          <w:rFonts w:cs="Times New Roman"/>
+          <w:color w:val="000000" w:themeColor="text1"/>
+        </w:rPr>
+        <w:t>для прогнозирования выбросов.</w:t>
+      </w:r>
+    </w:p>
+    <w:p>
+      <w:pPr>
+        <w:rPr>
+          <w:rFonts w:eastAsiaTheme="minorEastAsia"/>
+        </w:rPr>
+      </w:pPr>
+    </w:p>
+    <w:p>
+      <w:pPr>
+        <w:rPr>
+          <w:rFonts w:eastAsiaTheme="minorEastAsia"/>
+        </w:rPr>
+      </w:pPr>
+    </w:p>
+    <w:p>
+      <w:pPr>
+        <w:rPr>
+          <w:rFonts w:eastAsiaTheme="minorEastAsia"/>
+        </w:rPr>
+      </w:pPr>
+    </w:p>
+    <w:p>
+      <w:pPr>
+        <w:rPr>
+          <w:rFonts w:eastAsiaTheme="minorEastAsia"/>
+          <w:iCs/>
+        </w:rPr>
+      </w:pPr>
       <w:bookmarkStart w:id="0" w:name="_GoBack"/>
       <w:bookmarkEnd w:id="0"/>
       <w:r>
         <w:rPr>
-          <w:i/>
-        </w:rPr>
-        <w:t xml:space="preserve"> </w:t>
-      </w:r>
-      <w:r>
-        <w:rPr>
-          <w:rFonts w:eastAsiaTheme="minorEastAsia"/>
-        </w:rPr>
-        <w:t>После получения геометрических размеров узлов двигателя, разработан чертеж общего вида</w:t>
-      </w:r>
-      <w:r>
-        <w:rPr>
-          <w:rFonts w:eastAsiaTheme="minorEastAsia"/>
-        </w:rPr>
-        <w:t xml:space="preserve"> проектируемой установки</w:t>
-      </w:r>
-      <w:r>
-        <w:rPr>
-          <w:rFonts w:eastAsiaTheme="minorEastAsia"/>
-        </w:rPr>
-        <w:t xml:space="preserve"> на базе авиационного </w:t>
-      </w:r>
-      <w:r>
-        <w:rPr>
-          <w:rFonts w:eastAsiaTheme="minorEastAsia"/>
-        </w:rPr>
-        <w:t>ГТД</w:t>
-      </w:r>
-      <w:r>
-        <w:rPr>
-          <w:rFonts w:eastAsiaTheme="minorEastAsia"/>
-        </w:rPr>
-        <w:t xml:space="preserve"> ПС-90</w:t>
-      </w:r>
-      <w:r>
-        <w:rPr>
-          <w:rFonts w:eastAsiaTheme="minorEastAsia"/>
-        </w:rPr>
-        <w:t>А</w:t>
-      </w:r>
-      <w:r>
-        <w:rPr>
-          <w:rFonts w:eastAsiaTheme="minorEastAsia"/>
-        </w:rPr>
-        <w:t>. Основными отличиями от двигателя прототипа являются:</w:t>
-      </w:r>
-    </w:p>
-    <w:p>
-      <w:pPr>
-        <w:rPr>
-          <w:rFonts w:eastAsiaTheme="minorEastAsia"/>
-        </w:rPr>
-      </w:pPr>
-      <w:r>
-        <w:rPr>
-          <w:rFonts w:eastAsiaTheme="minorEastAsia"/>
-        </w:rPr>
-        <w:t>– повышенная частота вращения РНД;</w:t>
-      </w:r>
-    </w:p>
-    <w:p>
-      <w:pPr>
-        <w:rPr>
-          <w:rFonts w:eastAsiaTheme="minorEastAsia"/>
-        </w:rPr>
-      </w:pPr>
-      <w:r>
-        <w:rPr>
-          <w:rFonts w:eastAsiaTheme="minorEastAsia"/>
-        </w:rPr>
-        <w:t>– опора ТВД перенесена за ротор в более холодную часть двигателя;</w:t>
-      </w:r>
-    </w:p>
-    <w:p>
-      <w:pPr>
-        <w:rPr>
-          <w:rFonts w:eastAsiaTheme="minorEastAsia"/>
-        </w:rPr>
-      </w:pPr>
-      <w:r>
-        <w:rPr>
-          <w:rFonts w:eastAsiaTheme="minorEastAsia"/>
-        </w:rPr>
-        <w:t>– увеличенное число поворотных НА.</w:t>
-      </w:r>
-    </w:p>
-    <w:p>
-      <w:pPr>
-        <w:rPr>
-          <w:rFonts w:eastAsiaTheme="minorEastAsia"/>
-        </w:rPr>
-      </w:pPr>
-      <w:r>
-        <w:rPr>
-          <w:rFonts w:eastAsiaTheme="minorEastAsia"/>
-        </w:rPr>
-        <w:t>Также разработан рабочий чертеж детали «Диск 1-ой ступени КНД» и компоновочный чертеж.</w:t>
-      </w:r>
-    </w:p>
-    <w:p>
-      <w:pPr>
-        <w:rPr>
-          <w:rFonts w:eastAsiaTheme="minorEastAsia"/>
-        </w:rPr>
-      </w:pPr>
-      <w:r>
-        <w:rPr>
-          <w:rFonts w:eastAsiaTheme="minorEastAsia"/>
-        </w:rPr>
-        <w:t>В научно-исследовательской части дипломной работы выполнен газодинамический расчет КНД</w:t>
-      </w:r>
-      <w:r>
-        <w:rPr>
-          <w:rFonts w:eastAsiaTheme="minorEastAsia"/>
-        </w:rPr>
-        <w:t xml:space="preserve"> в </w:t>
-      </w:r>
-      <w:r>
-        <w:rPr>
-          <w:rFonts w:eastAsiaTheme="minorEastAsia"/>
-          <w:lang w:val="en-US"/>
-        </w:rPr>
-        <w:t>Ansys</w:t>
-      </w:r>
-      <w:r>
-        <w:rPr>
-          <w:rFonts w:eastAsiaTheme="minorEastAsia"/>
-        </w:rPr>
-        <w:t xml:space="preserve"> </w:t>
-      </w:r>
-      <w:r>
-        <w:rPr>
-          <w:rFonts w:eastAsiaTheme="minorEastAsia"/>
-          <w:lang w:val="en-US"/>
-        </w:rPr>
-        <w:t>CFX</w:t>
-      </w:r>
-      <w:r>
-        <w:rPr>
-          <w:rFonts w:eastAsiaTheme="minorEastAsia"/>
-        </w:rPr>
-        <w:t>, исходными данными для которого являются р</w:t>
-      </w:r>
-      <w:r>
-        <w:rPr>
-          <w:rFonts w:eastAsiaTheme="minorEastAsia"/>
-        </w:rPr>
-        <w:t>езультаты расчета</w:t>
-      </w:r>
-      <w:r>
-        <w:rPr>
-          <w:rFonts w:eastAsiaTheme="minorEastAsia"/>
-        </w:rPr>
-        <w:t xml:space="preserve"> ступеней КНД по высоте</w:t>
-      </w:r>
-      <w:r>
-        <w:rPr>
-          <w:rFonts w:eastAsiaTheme="minorEastAsia"/>
-        </w:rPr>
-        <w:t>.</w:t>
-      </w:r>
-      <w:r>
-        <w:rPr>
-          <w:rFonts w:eastAsiaTheme="minorEastAsia"/>
-        </w:rPr>
-        <w:t xml:space="preserve"> На данном листе показано </w:t>
-      </w:r>
-      <w:r>
-        <w:rPr>
-          <w:rFonts w:eastAsiaTheme="minorEastAsia"/>
-        </w:rPr>
-        <w:t>втулочное сечение, на котором наблюдаются отрывы потока</w:t>
-      </w:r>
-      <w:r>
-        <w:rPr>
-          <w:rFonts w:eastAsiaTheme="minorEastAsia"/>
-        </w:rPr>
-        <w:t>. Вместе с этим параметры компрессора оказались ниже ожидаемых</w:t>
-      </w:r>
-      <w:r>
-        <w:rPr>
-          <w:rFonts w:eastAsiaTheme="minorEastAsia"/>
-        </w:rPr>
-        <w:t>.</w:t>
-      </w:r>
-      <w:r>
-        <w:rPr>
-          <w:rFonts w:eastAsiaTheme="minorEastAsia"/>
-        </w:rPr>
-        <w:t xml:space="preserve"> КНД был доработан</w:t>
-      </w:r>
-      <w:r>
-        <w:rPr>
-          <w:rFonts w:eastAsiaTheme="minorEastAsia"/>
-        </w:rPr>
-        <w:t xml:space="preserve"> и</w:t>
-      </w:r>
-      <w:r>
-        <w:rPr>
-          <w:rFonts w:eastAsiaTheme="minorEastAsia"/>
-        </w:rPr>
-        <w:t xml:space="preserve"> </w:t>
-      </w:r>
-      <w:r>
-        <w:rPr>
-          <w:rFonts w:eastAsiaTheme="minorEastAsia"/>
-        </w:rPr>
-        <w:lastRenderedPageBreak/>
-        <w:t xml:space="preserve">погрешность по </w:t>
-      </w:r>
-      <m:oMath>
-        <m:sSub>
-          <m:sSubPr>
-            <m:ctrlPr>
-              <w:rPr>
-                <w:rFonts w:ascii="Cambria Math" w:hAnsi="Cambria Math"/>
-                <w:i/>
-              </w:rPr>
-            </m:ctrlPr>
-          </m:sSubPr>
-          <m:e>
-            <m:r>
-              <w:rPr>
-                <w:rFonts w:ascii="Cambria Math" w:hAnsi="Cambria Math"/>
-              </w:rPr>
-              <m:t>π</m:t>
-            </m:r>
-          </m:e>
-          <m:sub>
-            <m:r>
-              <w:rPr>
-                <w:rFonts w:ascii="Cambria Math" w:hAnsi="Cambria Math"/>
-                <w:lang w:val="en-US"/>
-              </w:rPr>
-              <m:t>k</m:t>
-            </m:r>
-          </m:sub>
-        </m:sSub>
-      </m:oMath>
-      <w:r>
-        <w:rPr>
-          <w:rFonts w:eastAsiaTheme="minorEastAsia"/>
-        </w:rPr>
-        <w:t xml:space="preserve"> </w:t>
-      </w:r>
-      <w:r>
-        <w:rPr>
-          <w:rFonts w:eastAsiaTheme="minorEastAsia"/>
-        </w:rPr>
-        <w:t xml:space="preserve">и </w:t>
-      </w:r>
-      <m:oMath>
-        <m:r>
-          <w:rPr>
-            <w:rFonts w:ascii="Cambria Math" w:eastAsiaTheme="minorEastAsia" w:hAnsi="Cambria Math"/>
-          </w:rPr>
-          <m:t>G</m:t>
-        </m:r>
-      </m:oMath>
-      <w:r>
-        <w:rPr>
-          <w:rFonts w:eastAsiaTheme="minorEastAsia"/>
-        </w:rPr>
-        <w:t xml:space="preserve"> </w:t>
-      </w:r>
-      <w:r>
-        <w:rPr>
-          <w:rFonts w:eastAsiaTheme="minorEastAsia"/>
-        </w:rPr>
-        <w:t xml:space="preserve">составила менее </w:t>
-      </w:r>
-      <m:oMath>
-        <m:r>
-          <w:rPr>
-            <w:rFonts w:ascii="Cambria Math" w:eastAsiaTheme="minorEastAsia" w:hAnsi="Cambria Math"/>
-          </w:rPr>
-          <m:t>0,5%</m:t>
-        </m:r>
-      </m:oMath>
-      <w:r>
-        <w:rPr>
-          <w:rFonts w:eastAsiaTheme="minorEastAsia"/>
-        </w:rPr>
-        <w:t>.</w:t>
-      </w:r>
-      <w:r>
-        <w:rPr>
-          <w:rFonts w:eastAsiaTheme="minorEastAsia"/>
-        </w:rPr>
-        <w:t xml:space="preserve"> </w:t>
-      </w:r>
-      <w:r>
-        <w:rPr>
-          <w:rFonts w:eastAsiaTheme="minorEastAsia"/>
-        </w:rPr>
-        <w:t>Также построена ветка характеристики КНД при номинальной частоте вращения РНД.</w:t>
-      </w:r>
-    </w:p>
-    <w:p>
-      <w:pPr>
-        <w:rPr>
-          <w:rFonts w:eastAsiaTheme="minorEastAsia"/>
-        </w:rPr>
-      </w:pPr>
-      <w:r>
-        <w:rPr>
-          <w:rFonts w:eastAsiaTheme="minorEastAsia"/>
-        </w:rPr>
-        <w:t>Далее в научно-исследовательской части дипломной работы</w:t>
-      </w:r>
-      <w:r>
-        <w:rPr>
-          <w:rFonts w:eastAsiaTheme="minorEastAsia"/>
-        </w:rPr>
-        <w:t xml:space="preserve"> получена дроссельная характеристика установки при </w:t>
-      </w:r>
-      <m:oMath>
-        <m:sSub>
-          <m:sSubPr>
-            <m:ctrlPr>
-              <w:rPr>
-                <w:rFonts w:ascii="Cambria Math" w:eastAsiaTheme="minorEastAsia" w:hAnsi="Cambria Math"/>
-                <w:i/>
-              </w:rPr>
-            </m:ctrlPr>
-          </m:sSubPr>
-          <m:e>
-            <m:r>
-              <w:rPr>
-                <w:rFonts w:ascii="Cambria Math" w:eastAsiaTheme="minorEastAsia" w:hAnsi="Cambria Math"/>
-              </w:rPr>
-              <m:t>n</m:t>
-            </m:r>
-          </m:e>
-          <m:sub>
-            <m:r>
-              <w:rPr>
-                <w:rFonts w:ascii="Cambria Math" w:eastAsiaTheme="minorEastAsia" w:hAnsi="Cambria Math"/>
-              </w:rPr>
-              <m:t>СТ</m:t>
-            </m:r>
-          </m:sub>
-        </m:sSub>
-        <m:r>
-          <w:rPr>
-            <w:rFonts w:ascii="Cambria Math" w:eastAsiaTheme="minorEastAsia" w:hAnsi="Cambria Math"/>
-          </w:rPr>
-          <m:t>=</m:t>
-        </m:r>
-        <m:r>
-          <w:rPr>
-            <w:rFonts w:ascii="Cambria Math" w:eastAsiaTheme="minorEastAsia" w:hAnsi="Cambria Math"/>
-            <w:lang w:val="en-US"/>
-          </w:rPr>
-          <m:t>const</m:t>
-        </m:r>
-      </m:oMath>
-      <w:r>
-        <w:rPr>
-          <w:rFonts w:eastAsiaTheme="minorEastAsia"/>
-        </w:rPr>
-        <w:t>, и рассчитан диск 1-ой ступени КНД на прочность, в результате которого было обнаружено слабое место диска и его конструкция была доработана.</w:t>
-      </w:r>
-    </w:p>
-    <w:p>
-      <w:pPr>
-        <w:rPr>
           <w:rFonts w:eastAsiaTheme="minorEastAsia"/>
           <w:iCs/>
         </w:rPr>
-      </w:pPr>
+        <w:t xml:space="preserve">В разделе охрана труда и охрана окружающей среды выполнен анализ вредных и опасных производственных факторов на этапе </w:t>
+      </w:r>
       <w:r>
         <w:rPr>
           <w:rFonts w:eastAsiaTheme="minorEastAsia"/>
           <w:iCs/>
         </w:rPr>
-        <w:t>В технологической части дипломного проекта разработан чертеж детали «Вал привода», соединяющий валы КВД и ТВД, а также маршрутно-технологический процесс с элементами операционной технологии.</w:t>
-      </w:r>
-    </w:p>
-    <w:p>
-      <w:pPr>
+        <w:t>ПСИ</w:t>
+      </w:r>
+      <w:r>
         <w:rPr>
           <w:rFonts w:eastAsiaTheme="minorEastAsia"/>
           <w:iCs/>
         </w:rPr>
-      </w:pPr>
-      <w:r>
+        <w:t xml:space="preserve"> ГТУ. Рассчитаны поля рассеивания загрязняющих веществ.</w:t>
+      </w:r>
+    </w:p>
+    <w:p>
+      <w:pPr>
         <w:rPr>
           <w:rFonts w:eastAsiaTheme="minorEastAsia"/>
           <w:iCs/>
         </w:rPr>
-        <w:t>В организационно-экономической части диплома произведена оценка себестоимости проектируемой установки и выполнено сравнение технико-экономических показателей с установкой аналогом.</w:t>
-      </w:r>
-    </w:p>
-    <w:p>
-      <w:pPr>
+      </w:pPr>
+      <w:r>
         <w:rPr>
           <w:rFonts w:eastAsiaTheme="minorEastAsia"/>
           <w:iCs/>
         </w:rPr>
-      </w:pPr>
+        <w:t>Уважаемые члены комиссии,</w:t>
+      </w:r>
       <w:r>
         <w:rPr>
           <w:rFonts w:eastAsiaTheme="minorEastAsia"/>
           <w:iCs/>
         </w:rPr>
-        <w:t xml:space="preserve">В разделе охрана труда и охрана окружающей среды выполнен анализ вредных и опасных производственных факторов на этапе </w:t>
+        <w:t xml:space="preserve"> на этом мой доклад закончен,</w:t>
       </w:r>
       <w:r>
         <w:rPr>
           <w:rFonts w:eastAsiaTheme="minorEastAsia"/>
           <w:iCs/>
         </w:rPr>
-        <w:t>ПСИ</w:t>
-      </w:r>
-      <w:r>
+        <w:t xml:space="preserve"> готов ответить на ваши вопросы.</w:t>
+      </w:r>
+    </w:p>
+    <w:p>
+      <w:pPr>
         <w:rPr>
           <w:rFonts w:eastAsiaTheme="minorEastAsia"/>
           <w:iCs/>
         </w:rPr>
-        <w:t xml:space="preserve"> ГТУ. Рассчитаны поля рассеивания загрязняющих веществ.</w:t>
-      </w:r>
-    </w:p>
-    <w:p>
-      <w:pPr>
-        <w:rPr>
-          <w:rFonts w:eastAsiaTheme="minorEastAsia"/>
-          <w:iCs/>
-        </w:rPr>
-      </w:pPr>
-      <w:r>
-        <w:rPr>
-          <w:rFonts w:eastAsiaTheme="minorEastAsia"/>
-          <w:iCs/>
-        </w:rPr>
-        <w:t>Уважаемые члены комиссии,</w:t>
-      </w:r>
-      <w:r>
-        <w:rPr>
-          <w:rFonts w:eastAsiaTheme="minorEastAsia"/>
-          <w:iCs/>
-        </w:rPr>
-        <w:t xml:space="preserve"> на этом мой доклад закончен,</w:t>
-      </w:r>
-      <w:r>
-        <w:rPr>
-          <w:rFonts w:eastAsiaTheme="minorEastAsia"/>
-          <w:iCs/>
-        </w:rPr>
-        <w:t xml:space="preserve"> готов ответить на ваши вопросы.</w:t>
-      </w:r>
-    </w:p>
-    <w:p>
-      <w:pPr>
-        <w:rPr>
-          <w:rFonts w:eastAsiaTheme="minorEastAsia"/>
-          <w:iCs/>
-        </w:rPr>
-      </w:pPr>
-    </w:p>
-    <w:p>
-      <w:pPr>
-        <w:rPr>
-          <w:rFonts w:eastAsiaTheme="minorEastAsia"/>
-        </w:rPr>
-      </w:pPr>
-    </w:p>
-    <w:p>
-      <w:pPr>
-        <w:spacing w:after="160" w:line="259" w:lineRule="auto"/>
-        <w:ind w:firstLine="0"/>
-        <w:jc w:val="left"/>
-        <w:rPr>
-          <w:rFonts w:eastAsiaTheme="minorEastAsia"/>
-        </w:rPr>
-      </w:pPr>
-      <w:r>
-        <w:rPr>
-          <w:rFonts w:eastAsiaTheme="minorEastAsia"/>
-        </w:rPr>
-        <w:br w:type="page"/>
-      </w:r>
-    </w:p>
-    <w:p>
-      <w:pPr>
-        <w:rPr>
-          <w:rFonts w:cs="Times New Roman"/>
-        </w:rPr>
-      </w:pPr>
-      <w:r>
-        <w:rPr>
-          <w:rFonts w:cs="Times New Roman"/>
-        </w:rPr>
-        <w:lastRenderedPageBreak/>
-        <w:t>В расчетно-конструкторской части выбрана и обоснована схема ГТД, вариативно рассчитан термодинамический цикл с определением оптимальных параметров и последующим поузловым расчетом Вл, КНД, КВД, КС, ТВД, ТНД. Проведено сравнение с прототипами. Разработаны чертежи продольного и поперечных разрезов, компоновки ДТРД с и</w:t>
-      </w:r>
-      <w:r>
-        <w:rPr>
-          <w:rFonts w:cs="Times New Roman"/>
-        </w:rPr>
-        <w:t>зображением ЛА, профилирования лопаток и дисков</w:t>
-      </w:r>
-      <w:r>
-        <w:rPr>
-          <w:rFonts w:cs="Times New Roman"/>
-        </w:rPr>
-        <w:t>.</w:t>
-      </w:r>
-    </w:p>
-    <w:p>
-      <w:pPr>
-        <w:rPr>
-          <w:rFonts w:cs="Times New Roman"/>
-          <w:color w:val="000000" w:themeColor="text1"/>
-        </w:rPr>
-      </w:pPr>
-      <w:r>
-        <w:rPr>
-          <w:rFonts w:cs="Times New Roman"/>
-        </w:rPr>
-        <w:t xml:space="preserve">Первая часть научно-исследовательского раздела посвящена выводу основных уравнений, использованных в расчетах, в </w:t>
-      </w:r>
-      <w:r>
-        <w:rPr>
-          <w:rFonts w:cs="Times New Roman"/>
-          <w:color w:val="000000" w:themeColor="text1"/>
-        </w:rPr>
-        <w:t xml:space="preserve">том числе </w:t>
-      </w:r>
-      <w:r>
-        <w:rPr>
-          <w:rFonts w:cs="Times New Roman"/>
-        </w:rPr>
-        <w:t xml:space="preserve">уравнения профилирования </w:t>
-      </w:r>
-      <w:r>
-        <w:rPr>
-          <w:rFonts w:cs="Times New Roman"/>
-        </w:rPr>
-        <w:t>лопаток компрессора</w:t>
-      </w:r>
-      <w:r>
-        <w:rPr>
-          <w:rFonts w:cs="Times New Roman"/>
-        </w:rPr>
-        <w:t xml:space="preserve"> и </w:t>
-      </w:r>
-      <w:r>
-        <w:rPr>
-          <w:rFonts w:cs="Times New Roman"/>
-        </w:rPr>
-        <w:t>турбины</w:t>
-      </w:r>
-      <w:r>
-        <w:rPr>
-          <w:rFonts w:cs="Times New Roman"/>
-        </w:rPr>
-        <w:t xml:space="preserve"> по высоте </w:t>
-      </w:r>
-      <w:r>
-        <w:rPr>
-          <w:rFonts w:cs="Times New Roman"/>
-          <w:color w:val="000000" w:themeColor="text1"/>
-        </w:rPr>
-        <w:t>на основе конических сечений.</w:t>
-      </w:r>
-    </w:p>
-    <w:p>
-      <w:pPr>
-        <w:rPr>
-          <w:rFonts w:cs="Times New Roman"/>
-        </w:rPr>
-      </w:pPr>
-      <w:r>
-        <w:rPr>
-          <w:rFonts w:cs="Times New Roman"/>
-        </w:rPr>
-        <w:t>Во второй части научно-исследовательского раздел</w:t>
-      </w:r>
-      <w:r>
-        <w:rPr>
-          <w:rFonts w:cs="Times New Roman"/>
-        </w:rPr>
-        <w:t>а выполнен расчет на прочность лопаток</w:t>
-      </w:r>
-      <w:r>
-        <w:rPr>
-          <w:rFonts w:cs="Times New Roman"/>
-        </w:rPr>
-        <w:t xml:space="preserve"> КВД 1 ступени.</w:t>
-      </w:r>
-    </w:p>
-    <w:p>
-      <w:pPr>
-        <w:rPr>
-          <w:rFonts w:cs="Times New Roman"/>
-        </w:rPr>
-      </w:pPr>
-      <w:r>
-        <w:rPr>
-          <w:rFonts w:cs="Times New Roman"/>
-        </w:rPr>
-        <w:t>В третьей части научно-исследовательского раздел</w:t>
-      </w:r>
-      <w:r>
-        <w:rPr>
-          <w:rFonts w:cs="Times New Roman"/>
-        </w:rPr>
-        <w:t>а выполнен расчет на прочность диска</w:t>
-      </w:r>
-      <w:r>
-        <w:rPr>
-          <w:rFonts w:cs="Times New Roman"/>
-        </w:rPr>
-        <w:t xml:space="preserve"> ТВД с использованием метода двух расчетов и МКЭ при помощи программного комплекса </w:t>
-      </w:r>
-      <w:r>
-        <w:rPr>
-          <w:rFonts w:cs="Times New Roman"/>
-          <w:lang w:val="en-US"/>
-        </w:rPr>
-        <w:t>ANSYS</w:t>
-      </w:r>
-      <w:r>
-        <w:rPr>
-          <w:rFonts w:cs="Times New Roman"/>
-        </w:rPr>
-        <w:t xml:space="preserve"> </w:t>
-      </w:r>
-      <w:r>
-        <w:rPr>
-          <w:rFonts w:cs="Times New Roman"/>
-          <w:lang w:val="en-US"/>
-        </w:rPr>
-        <w:t>Static</w:t>
-      </w:r>
-      <w:r>
-        <w:rPr>
-          <w:rFonts w:cs="Times New Roman"/>
-        </w:rPr>
-        <w:t xml:space="preserve"> </w:t>
-      </w:r>
-      <w:r>
-        <w:rPr>
-          <w:rFonts w:cs="Times New Roman"/>
-          <w:lang w:val="en-US"/>
-        </w:rPr>
-        <w:t>Structural</w:t>
-      </w:r>
-      <w:r>
-        <w:rPr>
-          <w:rFonts w:cs="Times New Roman"/>
-        </w:rPr>
-        <w:t>.</w:t>
-      </w:r>
-    </w:p>
-    <w:p>
-      <w:pPr>
-        <w:rPr>
-          <w:rFonts w:cs="Times New Roman"/>
-        </w:rPr>
-      </w:pPr>
-      <w:r>
-        <w:rPr>
-          <w:rFonts w:cs="Times New Roman"/>
-        </w:rPr>
-        <w:t xml:space="preserve">В четвертой части научно-исследовательского раздела выполнен газодинамический расчет 1 ступени КВД с помощью программного комплекса </w:t>
-      </w:r>
-      <w:r>
-        <w:rPr>
-          <w:rFonts w:cs="Times New Roman"/>
-          <w:lang w:val="en-US"/>
-        </w:rPr>
-        <w:t>ANSYS</w:t>
-      </w:r>
-      <w:r>
-        <w:rPr>
-          <w:rFonts w:cs="Times New Roman"/>
-        </w:rPr>
-        <w:t xml:space="preserve"> </w:t>
-      </w:r>
-      <w:r>
-        <w:rPr>
-          <w:rFonts w:cs="Times New Roman"/>
-          <w:lang w:val="en-US"/>
-        </w:rPr>
-        <w:t>CFX</w:t>
-      </w:r>
-      <w:r>
-        <w:rPr>
-          <w:rFonts w:cs="Times New Roman"/>
-        </w:rPr>
-        <w:t>, а также осуществлена его доработка и получена характеристика при номинальной частоте вращения.</w:t>
-      </w:r>
-    </w:p>
-    <w:p>
-      <w:pPr>
-        <w:rPr>
-          <w:rFonts w:cs="Times New Roman"/>
-          <w:color w:val="000000" w:themeColor="text1"/>
-        </w:rPr>
-      </w:pPr>
-      <w:r>
-        <w:rPr>
-          <w:rFonts w:cs="Times New Roman"/>
-        </w:rPr>
-        <w:t>Пятая часть научно-исследовательского раздела посвящена</w:t>
-      </w:r>
-      <w:r>
-        <w:rPr>
-          <w:rFonts w:cs="Times New Roman"/>
-        </w:rPr>
-        <w:t xml:space="preserve"> исследованию влияния газодинамических</w:t>
-      </w:r>
-      <w:r>
-        <w:rPr>
-          <w:rFonts w:cs="Times New Roman"/>
-        </w:rPr>
-        <w:t xml:space="preserve"> параметров тракта</w:t>
-      </w:r>
-      <w:r>
-        <w:rPr>
-          <w:rFonts w:cs="Times New Roman"/>
-        </w:rPr>
-        <w:t xml:space="preserve"> ГТД на выбросы </w:t>
-      </w:r>
-      <w:r>
-        <w:rPr>
-          <w:rFonts w:cs="Times New Roman"/>
-          <w:lang w:val="en-US"/>
-        </w:rPr>
-        <w:t>CO</w:t>
-      </w:r>
-      <w:r>
-        <w:rPr>
-          <w:rFonts w:cs="Times New Roman"/>
-        </w:rPr>
-        <w:t xml:space="preserve"> и </w:t>
-      </w:r>
-      <w:r>
-        <w:rPr>
-          <w:rFonts w:cs="Times New Roman"/>
-          <w:lang w:val="en-US"/>
-        </w:rPr>
-        <w:t>NOx</w:t>
-      </w:r>
-      <w:r>
-        <w:rPr>
-          <w:rFonts w:cs="Times New Roman"/>
-        </w:rPr>
-        <w:t>. Был проведен реверсивный дата-инжиниринг новых данный, используемых для решения обратной задачи</w:t>
-      </w:r>
-      <w:r>
-        <w:rPr>
-          <w:rFonts w:cs="Times New Roman"/>
-        </w:rPr>
-        <w:t>,</w:t>
-      </w:r>
-      <w:r>
-        <w:rPr>
-          <w:rFonts w:cs="Times New Roman"/>
-        </w:rPr>
-        <w:t xml:space="preserve"> выявлены доминирующие признаки. Подобран лучший регрессионной классический алгоритм машинного обучения </w:t>
-      </w:r>
-      <w:r>
-        <w:rPr>
-          <w:rFonts w:cs="Times New Roman"/>
-          <w:color w:val="000000" w:themeColor="text1"/>
-        </w:rPr>
-        <w:t>для прогнозирования выбросов.</w:t>
-      </w:r>
+      </w:pPr>
+    </w:p>
+    <w:p>
+      <w:pPr>
+        <w:rPr>
+          <w:rFonts w:eastAsiaTheme="minorEastAsia"/>
+        </w:rPr>
+      </w:pPr>
     </w:p>
     <w:p>
       <w:pPr>
@@ -1389,16 +1045,8 @@
         <w:rPr>
           <w:rFonts w:cs="Times New Roman"/>
         </w:rPr>
-        <w:lastRenderedPageBreak/>
         <w:t>Все разделы записки взаимосвязаны и выполнены квалифицированно. Организационно-экономическая, технологическая и экологическая части работы соответствуют ее основному содержанию.</w:t>
       </w:r>
-    </w:p>
-    <w:p>
-      <w:pPr>
-        <w:rPr>
-          <w:rFonts w:eastAsiaTheme="minorEastAsia"/>
-        </w:rPr>
-      </w:pPr>
     </w:p>
     <w:p>
       <w:pPr>

--- a/docs/speach.docx
+++ b/docs/speach.docx
@@ -363,7 +363,32 @@
         <w:rPr>
           <w:rFonts w:cs="Times New Roman"/>
         </w:rPr>
-        <w:t xml:space="preserve">. </w:t>
+        <w:t>.</w:t>
+      </w:r>
+      <w:r>
+        <w:rPr>
+          <w:rFonts w:cs="Times New Roman"/>
+        </w:rPr>
+        <w:t xml:space="preserve"> </w:t>
+      </w:r>
+      <w:r>
+        <w:rPr>
+          <w:rFonts w:cs="Times New Roman"/>
+          <w:highlight w:val="yellow"/>
+        </w:rPr>
+        <w:t>Выбор данной точки профилирования связан с АП и Требованиями</w:t>
+      </w:r>
+      <w:r>
+        <w:rPr>
+          <w:rFonts w:cs="Times New Roman"/>
+        </w:rPr>
+        <w:t>.</w:t>
+      </w:r>
+      <w:r>
+        <w:rPr>
+          <w:rFonts w:cs="Times New Roman"/>
+        </w:rPr>
+        <w:t xml:space="preserve"> </w:t>
       </w:r>
       <w:r>
         <w:rPr>
@@ -537,7 +562,15 @@
         <w:rPr>
           <w:rFonts w:cs="Times New Roman"/>
         </w:rPr>
-        <w:t xml:space="preserve">уравнения профилирования </w:t>
+        <w:t>ур</w:t>
+      </w:r>
+      <w:bookmarkStart w:id="0" w:name="_GoBack"/>
+      <w:bookmarkEnd w:id="0"/>
+      <w:r>
+        <w:rPr>
+          <w:rFonts w:cs="Times New Roman"/>
+        </w:rPr>
+        <w:t xml:space="preserve">авнения профилирования </w:t>
       </w:r>
       <w:r>
         <w:rPr>
@@ -780,23 +813,151 @@
     <w:p>
       <w:pPr>
         <w:rPr>
-          <w:rFonts w:eastAsiaTheme="minorEastAsia"/>
-        </w:rPr>
-      </w:pPr>
-    </w:p>
-    <w:p>
-      <w:pPr>
-        <w:rPr>
-          <w:rFonts w:eastAsiaTheme="minorEastAsia"/>
-        </w:rPr>
-      </w:pPr>
-    </w:p>
-    <w:p>
-      <w:pPr>
-        <w:rPr>
-          <w:rFonts w:eastAsiaTheme="minorEastAsia"/>
-        </w:rPr>
-      </w:pPr>
+          <w:rFonts w:cs="Times New Roman"/>
+          <w:color w:val="000000" w:themeColor="text1"/>
+        </w:rPr>
+      </w:pPr>
+      <w:r>
+        <w:rPr>
+          <w:rFonts w:cs="Times New Roman"/>
+          <w:color w:val="000000"/>
+          <w:szCs w:val="24"/>
+        </w:rPr>
+        <w:t xml:space="preserve">В технологической части ВКР разработан рабочий чертеж </w:t>
+      </w:r>
+      <w:r>
+        <w:rPr>
+          <w:rFonts w:cs="Times New Roman"/>
+          <w:color w:val="000000"/>
+          <w:szCs w:val="24"/>
+        </w:rPr>
+        <w:t>диска</w:t>
+      </w:r>
+      <w:r>
+        <w:rPr>
+          <w:rFonts w:cs="Times New Roman"/>
+          <w:color w:val="000000"/>
+          <w:szCs w:val="24"/>
+        </w:rPr>
+        <w:t xml:space="preserve"> ТВД </w:t>
+      </w:r>
+      <w:r>
+        <w:rPr>
+          <w:rFonts w:cs="Times New Roman"/>
+          <w:color w:val="000000" w:themeColor="text1"/>
+        </w:rPr>
+        <w:t>с указанием технических требований.</w:t>
+      </w:r>
+      <w:r>
+        <w:rPr>
+          <w:rFonts w:cs="Times New Roman"/>
+          <w:color w:val="000000"/>
+          <w:szCs w:val="24"/>
+        </w:rPr>
+        <w:t xml:space="preserve"> </w:t>
+      </w:r>
+      <w:r>
+        <w:rPr>
+          <w:rFonts w:cs="Times New Roman"/>
+          <w:color w:val="000000" w:themeColor="text1"/>
+        </w:rPr>
+        <w:t>Составлен</w:t>
+      </w:r>
+      <w:r>
+        <w:rPr>
+          <w:rFonts w:cs="Times New Roman"/>
+          <w:color w:val="000000"/>
+          <w:szCs w:val="24"/>
+        </w:rPr>
+        <w:t xml:space="preserve"> маршрутный технологический процесс </w:t>
+      </w:r>
+      <w:r>
+        <w:rPr>
+          <w:rFonts w:cs="Times New Roman"/>
+          <w:color w:val="000000"/>
+          <w:szCs w:val="24"/>
+        </w:rPr>
+        <w:t xml:space="preserve">его </w:t>
+      </w:r>
+      <w:r>
+        <w:rPr>
+          <w:rFonts w:cs="Times New Roman"/>
+          <w:color w:val="000000"/>
+          <w:szCs w:val="24"/>
+        </w:rPr>
+        <w:t>изго</w:t>
+      </w:r>
+      <w:r>
+        <w:rPr>
+          <w:rFonts w:cs="Times New Roman"/>
+          <w:color w:val="000000"/>
+          <w:szCs w:val="24"/>
+        </w:rPr>
+        <w:t xml:space="preserve">товления, </w:t>
+      </w:r>
+      <w:r>
+        <w:rPr>
+          <w:rFonts w:cs="Times New Roman"/>
+          <w:color w:val="000000" w:themeColor="text1"/>
+        </w:rPr>
+        <w:t>включая расчет операций сверления</w:t>
+      </w:r>
+      <w:r>
+        <w:rPr>
+          <w:rFonts w:cs="Times New Roman"/>
+          <w:color w:val="000000" w:themeColor="text1"/>
+        </w:rPr>
+        <w:t xml:space="preserve"> и точения</w:t>
+      </w:r>
+      <w:r>
+        <w:rPr>
+          <w:rFonts w:cs="Times New Roman"/>
+          <w:color w:val="000000" w:themeColor="text1"/>
+        </w:rPr>
+        <w:t xml:space="preserve"> и разработку соответствующих эскизов.</w:t>
+      </w:r>
+    </w:p>
+    <w:p>
+      <w:pPr>
+        <w:ind w:firstLine="708"/>
+        <w:rPr>
+          <w:rFonts w:cs="Times New Roman"/>
+          <w:color w:val="000000"/>
+          <w:szCs w:val="24"/>
+        </w:rPr>
+      </w:pPr>
+      <w:r>
+        <w:rPr>
+          <w:rFonts w:cs="Times New Roman"/>
+          <w:color w:val="000000"/>
+          <w:szCs w:val="24"/>
+        </w:rPr>
+        <w:t>В организационно-экономической части ВКР проведён технико-экономический анализ разрабатываемого двигателя. Сделано сравнение технико-экономических характеристик с наиболее близким по параметрам двигателем-аналогом. Построены графики затрат на приобретение и эксплуатацию данных ГТД, с предварительным расчётом себестоимости и эксплуатационных расходов.</w:t>
+      </w:r>
+    </w:p>
+    <w:p>
+      <w:pPr>
+        <w:ind w:firstLine="708"/>
+        <w:rPr>
+          <w:rFonts w:cs="Times New Roman"/>
+          <w:color w:val="000000"/>
+          <w:szCs w:val="24"/>
+        </w:rPr>
+      </w:pPr>
+      <w:r>
+        <w:rPr>
+          <w:rFonts w:cs="Times New Roman"/>
+        </w:rPr>
+        <w:t xml:space="preserve">В разделе «Охрана труда и охрана окружающей среды» проанализированы вредные и опасные производственные факторы на этапе приемо-сдаточных испытаний ГТД. Рассчитаны поля рассеивания загрязняющих веществ и </w:t>
+      </w:r>
+      <w:r>
+        <w:rPr>
+          <w:rFonts w:cs="Times New Roman"/>
+          <w:color w:val="000000"/>
+          <w:szCs w:val="24"/>
+        </w:rPr>
+        <w:t>карты шума, с использованием специального ПО.</w:t>
+      </w:r>
     </w:p>
     <w:p>
       <w:pPr>
@@ -805,247 +966,26 @@
           <w:iCs/>
         </w:rPr>
       </w:pPr>
-      <w:bookmarkStart w:id="0" w:name="_GoBack"/>
-      <w:bookmarkEnd w:id="0"/>
       <w:r>
         <w:rPr>
           <w:rFonts w:eastAsiaTheme="minorEastAsia"/>
           <w:iCs/>
         </w:rPr>
-        <w:t xml:space="preserve">В разделе охрана труда и охрана окружающей среды выполнен анализ вредных и опасных производственных факторов на этапе </w:t>
+        <w:t xml:space="preserve">Уважаемые члены комиссии, на этом мой доклад закончен, готов ответить на </w:t>
       </w:r>
       <w:r>
         <w:rPr>
           <w:rFonts w:eastAsiaTheme="minorEastAsia"/>
           <w:iCs/>
         </w:rPr>
-        <w:t>ПСИ</w:t>
+        <w:t>В</w:t>
       </w:r>
       <w:r>
         <w:rPr>
           <w:rFonts w:eastAsiaTheme="minorEastAsia"/>
           <w:iCs/>
         </w:rPr>
-        <w:t xml:space="preserve"> ГТУ. Рассчитаны поля рассеивания загрязняющих веществ.</w:t>
-      </w:r>
-    </w:p>
-    <w:p>
-      <w:pPr>
-        <w:rPr>
-          <w:rFonts w:eastAsiaTheme="minorEastAsia"/>
-          <w:iCs/>
-        </w:rPr>
-      </w:pPr>
-      <w:r>
-        <w:rPr>
-          <w:rFonts w:eastAsiaTheme="minorEastAsia"/>
-          <w:iCs/>
-        </w:rPr>
-        <w:t>Уважаемые члены комиссии,</w:t>
-      </w:r>
-      <w:r>
-        <w:rPr>
-          <w:rFonts w:eastAsiaTheme="minorEastAsia"/>
-          <w:iCs/>
-        </w:rPr>
-        <w:t xml:space="preserve"> на этом мой доклад закончен,</w:t>
-      </w:r>
-      <w:r>
-        <w:rPr>
-          <w:rFonts w:eastAsiaTheme="minorEastAsia"/>
-          <w:iCs/>
-        </w:rPr>
-        <w:t xml:space="preserve"> готов ответить на ваши вопросы.</w:t>
-      </w:r>
-    </w:p>
-    <w:p>
-      <w:pPr>
-        <w:rPr>
-          <w:rFonts w:eastAsiaTheme="minorEastAsia"/>
-          <w:iCs/>
-        </w:rPr>
-      </w:pPr>
-    </w:p>
-    <w:p>
-      <w:pPr>
-        <w:rPr>
-          <w:rFonts w:eastAsiaTheme="minorEastAsia"/>
-        </w:rPr>
-      </w:pPr>
-    </w:p>
-    <w:p>
-      <w:pPr>
-        <w:rPr>
-          <w:rFonts w:cs="Times New Roman"/>
-          <w:color w:val="000000" w:themeColor="text1"/>
-        </w:rPr>
-      </w:pPr>
-      <w:r>
-        <w:rPr>
-          <w:rFonts w:cs="Times New Roman"/>
-          <w:color w:val="000000"/>
-          <w:szCs w:val="24"/>
-        </w:rPr>
-        <w:t xml:space="preserve">В технологической части ВКР разработан рабочий чертеж </w:t>
-      </w:r>
-      <w:r>
-        <w:rPr>
-          <w:rFonts w:cs="Times New Roman"/>
-          <w:color w:val="000000"/>
-          <w:szCs w:val="24"/>
-        </w:rPr>
-        <w:t>диска</w:t>
-      </w:r>
-      <w:r>
-        <w:rPr>
-          <w:rFonts w:cs="Times New Roman"/>
-          <w:color w:val="000000"/>
-          <w:szCs w:val="24"/>
-        </w:rPr>
-        <w:t xml:space="preserve"> ТВД </w:t>
-      </w:r>
-      <w:r>
-        <w:rPr>
-          <w:rFonts w:cs="Times New Roman"/>
-          <w:color w:val="000000" w:themeColor="text1"/>
-        </w:rPr>
-        <w:t>с указанием технических требований.</w:t>
-      </w:r>
-      <w:r>
-        <w:rPr>
-          <w:rFonts w:cs="Times New Roman"/>
-          <w:color w:val="000000"/>
-          <w:szCs w:val="24"/>
-        </w:rPr>
-        <w:t xml:space="preserve"> </w:t>
-      </w:r>
-      <w:r>
-        <w:rPr>
-          <w:rFonts w:cs="Times New Roman"/>
-          <w:color w:val="000000" w:themeColor="text1"/>
-        </w:rPr>
-        <w:t>Составлен</w:t>
-      </w:r>
-      <w:r>
-        <w:rPr>
-          <w:rFonts w:cs="Times New Roman"/>
-          <w:color w:val="000000"/>
-          <w:szCs w:val="24"/>
-        </w:rPr>
-        <w:t xml:space="preserve"> маршрутный технологический процесс </w:t>
-      </w:r>
-      <w:r>
-        <w:rPr>
-          <w:rFonts w:cs="Times New Roman"/>
-          <w:color w:val="000000"/>
-          <w:szCs w:val="24"/>
-        </w:rPr>
-        <w:t xml:space="preserve">его </w:t>
-      </w:r>
-      <w:r>
-        <w:rPr>
-          <w:rFonts w:cs="Times New Roman"/>
-          <w:color w:val="000000"/>
-          <w:szCs w:val="24"/>
-        </w:rPr>
-        <w:t>изго</w:t>
-      </w:r>
-      <w:r>
-        <w:rPr>
-          <w:rFonts w:cs="Times New Roman"/>
-          <w:color w:val="000000"/>
-          <w:szCs w:val="24"/>
-        </w:rPr>
-        <w:t xml:space="preserve">товления, </w:t>
-      </w:r>
-      <w:r>
-        <w:rPr>
-          <w:rFonts w:cs="Times New Roman"/>
-          <w:color w:val="000000" w:themeColor="text1"/>
-        </w:rPr>
-        <w:t>включая расчет операций сверления</w:t>
-      </w:r>
-      <w:r>
-        <w:rPr>
-          <w:rFonts w:cs="Times New Roman"/>
-          <w:color w:val="000000" w:themeColor="text1"/>
-        </w:rPr>
-        <w:t xml:space="preserve"> и точения</w:t>
-      </w:r>
-      <w:r>
-        <w:rPr>
-          <w:rFonts w:cs="Times New Roman"/>
-          <w:color w:val="000000" w:themeColor="text1"/>
-        </w:rPr>
-        <w:t xml:space="preserve"> и разработку соответствующих эскизов.</w:t>
-      </w:r>
-    </w:p>
-    <w:p>
-      <w:pPr>
-        <w:ind w:firstLine="708"/>
-        <w:rPr>
-          <w:rFonts w:cs="Times New Roman"/>
-          <w:color w:val="000000"/>
-          <w:szCs w:val="24"/>
-        </w:rPr>
-      </w:pPr>
-      <w:r>
-        <w:rPr>
-          <w:rFonts w:cs="Times New Roman"/>
-          <w:color w:val="000000"/>
-          <w:szCs w:val="24"/>
-        </w:rPr>
-        <w:t>В организационно-экономической части ВКР проведён технико-экономический анализ разрабатываемого двигателя. Сделано сравнение технико-экономических характеристик с наиболее близким по параметрам двигателем-аналогом. Построены графики затрат на приобретение и эксплуатацию данных ГТД, с предварительным расчётом себестоимости и эксплуатационных расходов.</w:t>
-      </w:r>
-    </w:p>
-    <w:p>
-      <w:pPr>
-        <w:ind w:firstLine="708"/>
-        <w:rPr>
-          <w:rFonts w:cs="Times New Roman"/>
-          <w:color w:val="000000"/>
-          <w:szCs w:val="24"/>
-        </w:rPr>
-      </w:pPr>
-      <w:r>
-        <w:rPr>
-          <w:rFonts w:cs="Times New Roman"/>
-        </w:rPr>
-        <w:t xml:space="preserve">В разделе «Охрана труда и охрана окружающей среды» проанализированы вредные и опасные производственные факторы на этапе приемо-сдаточных испытаний ГТД. Рассчитаны поля рассеивания загрязняющих веществ и </w:t>
-      </w:r>
-      <w:r>
-        <w:rPr>
-          <w:rFonts w:cs="Times New Roman"/>
-          <w:color w:val="000000"/>
-          <w:szCs w:val="24"/>
-        </w:rPr>
-        <w:t>карты шума, с использованием специального ПО.</w:t>
-      </w:r>
-    </w:p>
-    <w:p>
-      <w:pPr>
-        <w:rPr>
-          <w:rFonts w:cs="Times New Roman"/>
-        </w:rPr>
-      </w:pPr>
-      <w:r>
-        <w:rPr>
-          <w:rFonts w:cs="Times New Roman"/>
-        </w:rPr>
-        <w:t>Приведенные в работе газодинамические, прочностные и другие расчеты выполнены с использованием актуальных методик и современных средств автоматизированного проектирования. Графическая часть работы соответствует требованиям, установленным ЕСКД и ГОСТ.</w:t>
-      </w:r>
-    </w:p>
-    <w:p>
-      <w:pPr>
-        <w:rPr>
-          <w:rFonts w:cs="Times New Roman"/>
-        </w:rPr>
-      </w:pPr>
-      <w:r>
-        <w:rPr>
-          <w:rFonts w:cs="Times New Roman"/>
-        </w:rPr>
-        <w:t>Все разделы записки взаимосвязаны и выполнены квалифицированно. Организационно-экономическая, технологическая и экологическая части работы соответствуют ее основному содержанию.</w:t>
+        <w:t>аши вопросы.</w:t>
       </w:r>
     </w:p>
     <w:p>
@@ -1102,311 +1042,7 @@
         <w:rPr>
           <w:rFonts w:eastAsiaTheme="minorEastAsia"/>
         </w:rPr>
-        <w:t xml:space="preserve">Более </w:t>
-      </w:r>
-      <w:proofErr w:type="spellStart"/>
-      <w:r>
-        <w:rPr>
-          <w:rFonts w:eastAsiaTheme="minorEastAsia"/>
-        </w:rPr>
-        <w:t>дискретизованное</w:t>
-      </w:r>
-      <w:proofErr w:type="spellEnd"/>
-      <w:r>
-        <w:rPr>
-          <w:rFonts w:eastAsiaTheme="minorEastAsia"/>
-        </w:rPr>
-        <w:t xml:space="preserve"> </w:t>
-      </w:r>
-      <w:proofErr w:type="spellStart"/>
-      <w:r>
-        <w:rPr>
-          <w:rFonts w:eastAsiaTheme="minorEastAsia"/>
-        </w:rPr>
-        <w:t>вариьррование</w:t>
-      </w:r>
-      <w:proofErr w:type="spellEnd"/>
-      <w:r>
-        <w:rPr>
-          <w:rFonts w:eastAsiaTheme="minorEastAsia"/>
-        </w:rPr>
-        <w:t xml:space="preserve"> по степени двухконтурности и степени повышения полного давления в КНД II контура выявлено 344 годных образца.</w:t>
-      </w:r>
-    </w:p>
-    <w:p>
-      <w:pPr>
-        <w:rPr>
-          <w:rFonts w:eastAsiaTheme="minorEastAsia"/>
-        </w:rPr>
-      </w:pPr>
-    </w:p>
-    <w:p>
-      <w:pPr>
-        <w:rPr>
-          <w:rFonts w:eastAsiaTheme="minorEastAsia"/>
-        </w:rPr>
-      </w:pPr>
-      <w:r>
-        <w:rPr>
-          <w:rFonts w:eastAsiaTheme="minorEastAsia"/>
-        </w:rPr>
-        <w:t>Результат расчета цикла и матрицу корреляции вы можете изучить на этих листах.</w:t>
-      </w:r>
-    </w:p>
-    <w:p>
-      <w:pPr>
-        <w:rPr>
-          <w:rFonts w:eastAsiaTheme="minorEastAsia"/>
-        </w:rPr>
-      </w:pPr>
-    </w:p>
-    <w:p>
-      <w:pPr>
-        <w:rPr>
-          <w:rFonts w:eastAsiaTheme="minorEastAsia"/>
-        </w:rPr>
-      </w:pPr>
-      <w:r>
-        <w:rPr>
-          <w:rFonts w:eastAsiaTheme="minorEastAsia"/>
-        </w:rPr>
-        <w:t>По выбранной точке был произведен расчет охлаждаемой ТВД.</w:t>
-      </w:r>
-    </w:p>
-    <w:p>
-      <w:pPr>
-        <w:rPr>
-          <w:rFonts w:eastAsiaTheme="minorEastAsia"/>
-        </w:rPr>
-      </w:pPr>
-      <w:r>
-        <w:rPr>
-          <w:rFonts w:eastAsiaTheme="minorEastAsia"/>
-        </w:rPr>
-        <w:t xml:space="preserve">Результатом </w:t>
-      </w:r>
-      <w:proofErr w:type="spellStart"/>
-      <w:r>
-        <w:rPr>
-          <w:rFonts w:eastAsiaTheme="minorEastAsia"/>
-        </w:rPr>
-        <w:t>явлилась</w:t>
-      </w:r>
-      <w:proofErr w:type="spellEnd"/>
-      <w:r>
-        <w:rPr>
-          <w:rFonts w:eastAsiaTheme="minorEastAsia"/>
-        </w:rPr>
-        <w:t xml:space="preserve"> Т с двумя охлаждаемыми ступенями </w:t>
-      </w:r>
-      <w:proofErr w:type="spellStart"/>
-      <w:r>
-        <w:rPr>
-          <w:rFonts w:eastAsiaTheme="minorEastAsia"/>
-        </w:rPr>
-        <w:t>выполнеными</w:t>
-      </w:r>
-      <w:proofErr w:type="spellEnd"/>
-      <w:r>
-        <w:rPr>
-          <w:rFonts w:eastAsiaTheme="minorEastAsia"/>
-        </w:rPr>
-        <w:t xml:space="preserve"> по закону </w:t>
-      </w:r>
-      <w:proofErr w:type="spellStart"/>
-      <w:r>
-        <w:rPr>
-          <w:rFonts w:eastAsiaTheme="minorEastAsia"/>
-        </w:rPr>
-        <w:t>Dср</w:t>
-      </w:r>
-      <w:proofErr w:type="spellEnd"/>
-      <w:r>
-        <w:rPr>
-          <w:rFonts w:eastAsiaTheme="minorEastAsia"/>
-        </w:rPr>
-        <w:t>=const.</w:t>
-      </w:r>
-    </w:p>
-    <w:p>
-      <w:pPr>
-        <w:rPr>
-          <w:rFonts w:eastAsiaTheme="minorEastAsia"/>
-        </w:rPr>
-      </w:pPr>
-      <w:r>
-        <w:rPr>
-          <w:rFonts w:eastAsiaTheme="minorEastAsia"/>
-        </w:rPr>
-        <w:t xml:space="preserve">Основные параметры Т вы можете </w:t>
-      </w:r>
-      <w:proofErr w:type="spellStart"/>
-      <w:r>
-        <w:rPr>
-          <w:rFonts w:eastAsiaTheme="minorEastAsia"/>
-        </w:rPr>
-        <w:t>увидить</w:t>
-      </w:r>
-      <w:proofErr w:type="spellEnd"/>
-      <w:r>
-        <w:rPr>
-          <w:rFonts w:eastAsiaTheme="minorEastAsia"/>
-        </w:rPr>
-        <w:t xml:space="preserve"> на продольном листе.</w:t>
-      </w:r>
-    </w:p>
-    <w:p>
-      <w:pPr>
-        <w:rPr>
-          <w:rFonts w:eastAsiaTheme="minorEastAsia"/>
-        </w:rPr>
-      </w:pPr>
-    </w:p>
-    <w:p>
-      <w:pPr>
-        <w:rPr>
-          <w:rFonts w:eastAsiaTheme="minorEastAsia"/>
-        </w:rPr>
-      </w:pPr>
-      <w:r>
-        <w:rPr>
-          <w:rFonts w:eastAsiaTheme="minorEastAsia"/>
-        </w:rPr>
-        <w:t>Далее было выполнено профилирование Л по высоте по закону постоянства угла выхода потока из СА.</w:t>
-      </w:r>
-    </w:p>
-    <w:p>
-      <w:pPr>
-        <w:rPr>
-          <w:rFonts w:eastAsiaTheme="minorEastAsia"/>
-        </w:rPr>
-      </w:pPr>
-      <w:r>
-        <w:rPr>
-          <w:rFonts w:eastAsiaTheme="minorEastAsia"/>
-        </w:rPr>
-        <w:t xml:space="preserve">Треугольники скоростей и профилирование, </w:t>
-      </w:r>
-      <w:proofErr w:type="spellStart"/>
-      <w:r>
-        <w:rPr>
-          <w:rFonts w:eastAsiaTheme="minorEastAsia"/>
-        </w:rPr>
-        <w:t>выполненое</w:t>
-      </w:r>
-      <w:proofErr w:type="spellEnd"/>
-      <w:r>
-        <w:rPr>
-          <w:rFonts w:eastAsiaTheme="minorEastAsia"/>
-        </w:rPr>
-        <w:t xml:space="preserve"> моей программой </w:t>
-      </w:r>
-      <w:proofErr w:type="spellStart"/>
-      <w:r>
-        <w:rPr>
-          <w:rFonts w:eastAsiaTheme="minorEastAsia"/>
-        </w:rPr>
-        <w:t>предсталено</w:t>
-      </w:r>
-      <w:proofErr w:type="spellEnd"/>
-      <w:r>
-        <w:rPr>
-          <w:rFonts w:eastAsiaTheme="minorEastAsia"/>
-        </w:rPr>
-        <w:t xml:space="preserve"> на данных листах.</w:t>
-      </w:r>
-    </w:p>
-    <w:p>
-      <w:pPr>
-        <w:rPr>
-          <w:rFonts w:eastAsiaTheme="minorEastAsia"/>
-        </w:rPr>
-      </w:pPr>
-    </w:p>
-    <w:p>
-      <w:pPr>
-        <w:rPr>
-          <w:rFonts w:eastAsiaTheme="minorEastAsia"/>
-        </w:rPr>
-      </w:pPr>
-      <w:r>
-        <w:rPr>
-          <w:rFonts w:eastAsiaTheme="minorEastAsia"/>
-        </w:rPr>
-        <w:t>Затем был смоделирована 3D модель СА 1 ступени.</w:t>
-      </w:r>
-    </w:p>
-    <w:p>
-      <w:pPr>
-        <w:rPr>
-          <w:rFonts w:eastAsiaTheme="minorEastAsia"/>
-        </w:rPr>
-      </w:pPr>
-      <w:r>
-        <w:rPr>
-          <w:rFonts w:eastAsiaTheme="minorEastAsia"/>
-        </w:rPr>
-        <w:t xml:space="preserve">Чертежи представлены здесь </w:t>
-      </w:r>
-    </w:p>
-    <w:p>
-      <w:pPr>
-        <w:rPr>
-          <w:rFonts w:eastAsiaTheme="minorEastAsia"/>
-        </w:rPr>
-      </w:pPr>
-    </w:p>
-    <w:p>
-      <w:pPr>
-        <w:rPr>
-          <w:rFonts w:eastAsiaTheme="minorEastAsia"/>
-        </w:rPr>
-      </w:pPr>
-      <w:r>
-        <w:rPr>
-          <w:rFonts w:eastAsiaTheme="minorEastAsia"/>
-        </w:rPr>
         <w:t xml:space="preserve">Затем была просчитана тепловая защита СА 1 ступени. </w:t>
-      </w:r>
-    </w:p>
-    <w:p>
-      <w:pPr>
-        <w:rPr>
-          <w:rFonts w:eastAsiaTheme="minorEastAsia"/>
-        </w:rPr>
-      </w:pPr>
-      <w:r>
-        <w:rPr>
-          <w:rFonts w:eastAsiaTheme="minorEastAsia"/>
-        </w:rPr>
-        <w:t xml:space="preserve">Сначала конвективным охлаждением, затем по </w:t>
-      </w:r>
-      <w:proofErr w:type="spellStart"/>
-      <w:r>
-        <w:rPr>
-          <w:rFonts w:eastAsiaTheme="minorEastAsia"/>
-        </w:rPr>
-        <w:t>неудовлетверенности</w:t>
-      </w:r>
-      <w:proofErr w:type="spellEnd"/>
-      <w:r>
-        <w:rPr>
-          <w:rFonts w:eastAsiaTheme="minorEastAsia"/>
-        </w:rPr>
-        <w:t xml:space="preserve"> данного метода конвективно-пленочное охлаждение по методике Иванова.</w:t>
-      </w:r>
-    </w:p>
-    <w:p>
-      <w:pPr>
-        <w:rPr>
-          <w:rFonts w:eastAsiaTheme="minorEastAsia"/>
-        </w:rPr>
-      </w:pPr>
-      <w:r>
-        <w:rPr>
-          <w:rFonts w:eastAsiaTheme="minorEastAsia"/>
-        </w:rPr>
-        <w:t>Результаты охлаждения представлены на данном листе.</w:t>
       </w:r>
     </w:p>
     <w:p>
@@ -1418,12 +1054,6 @@
           <w:rFonts w:eastAsiaTheme="minorEastAsia"/>
         </w:rPr>
       </w:pPr>
-      <w:r>
-        <w:rPr>
-          <w:rFonts w:eastAsiaTheme="minorEastAsia"/>
-        </w:rPr>
-        <w:br w:type="page"/>
-      </w:r>
     </w:p>
     <w:p>
       <w:pPr>
@@ -1439,7 +1069,6 @@
           <w:sz w:val="26"/>
           <w:szCs w:val="26"/>
         </w:rPr>
-        <w:lastRenderedPageBreak/>
         <w:t xml:space="preserve">Новизна от основное отличие моей работы от других заключается в написание расчетной программы цикла </w:t>
       </w:r>
       <w:r>
@@ -1491,7 +1120,7 @@
           <w:sz w:val="26"/>
           <w:szCs w:val="26"/>
         </w:rPr>
-        <w:t>Для моих исходных данных оптимальной точкой степени повышения полного давления в К является 11.9, позволяющая получить ее в двух ступенях ЦБК, добиться приемлемого расхода воздуха и горючего, и достаточного теплоперепада для 2хступенчатой ТВД.</w:t>
+        <w:t>При проектировании такой маленькой ЛМ остро встал вопрос вида проточной части, однозначным ответим на который стал закон постоянного диаметра втулки, позволяющий добиться приемлемой высоты Л первой ступени.</w:t>
       </w:r>
     </w:p>
     <w:p>
@@ -1508,163 +1137,7 @@
           <w:sz w:val="26"/>
           <w:szCs w:val="26"/>
         </w:rPr>
-        <w:t>Все рассчитанные хар-ки цикла были учтены и уточнены в расчете ТВД.</w:t>
-      </w:r>
-    </w:p>
-    <w:p>
-      <w:pPr>
-        <w:rPr>
-          <w:rFonts w:cs="Times New Roman"/>
-          <w:sz w:val="26"/>
-          <w:szCs w:val="26"/>
-        </w:rPr>
-      </w:pPr>
-      <w:r>
-        <w:rPr>
-          <w:rFonts w:cs="Times New Roman"/>
-          <w:sz w:val="26"/>
-          <w:szCs w:val="26"/>
-        </w:rPr>
-        <w:t>Основные хар-ки ТВД представлены на 1ом листе:</w:t>
-      </w:r>
-    </w:p>
-    <w:p>
-      <w:pPr>
-        <w:rPr>
-          <w:rFonts w:cs="Times New Roman"/>
-          <w:sz w:val="26"/>
-          <w:szCs w:val="26"/>
-        </w:rPr>
-      </w:pPr>
-      <w:r>
-        <w:rPr>
-          <w:rFonts w:cs="Times New Roman"/>
-          <w:sz w:val="26"/>
-          <w:szCs w:val="26"/>
-        </w:rPr>
-        <w:t>При проектировании такой маленькой ЛМ остро встал вопрос вида проточной части, однозначным ответим на который стал закон постоянного диаметра втулки, позволяющий добиться приемлемой высоты Л первой ступени.</w:t>
-      </w:r>
-    </w:p>
-    <w:p>
-      <w:pPr>
-        <w:rPr>
-          <w:rFonts w:cs="Times New Roman"/>
-          <w:sz w:val="26"/>
-          <w:szCs w:val="26"/>
-        </w:rPr>
-      </w:pPr>
-      <w:r>
-        <w:rPr>
-          <w:rFonts w:cs="Times New Roman"/>
-          <w:sz w:val="26"/>
-          <w:szCs w:val="26"/>
-        </w:rPr>
-        <w:t xml:space="preserve">Расчет Т выполнен по ср. сечению, представляющим собой </w:t>
-      </w:r>
-      <w:proofErr w:type="gramStart"/>
-      <w:r>
-        <w:rPr>
-          <w:rFonts w:cs="Times New Roman"/>
-          <w:sz w:val="26"/>
-          <w:szCs w:val="26"/>
-        </w:rPr>
-        <w:t>средне-арифметическое</w:t>
-      </w:r>
-      <w:proofErr w:type="gramEnd"/>
-      <w:r>
-        <w:rPr>
-          <w:rFonts w:cs="Times New Roman"/>
-          <w:sz w:val="26"/>
-          <w:szCs w:val="26"/>
-        </w:rPr>
-        <w:t xml:space="preserve"> отношение диаметров втулки и периферии, а затем </w:t>
-      </w:r>
-      <w:proofErr w:type="spellStart"/>
-      <w:r>
-        <w:rPr>
-          <w:rFonts w:cs="Times New Roman"/>
-          <w:sz w:val="26"/>
-          <w:szCs w:val="26"/>
-        </w:rPr>
-        <w:t>перерасчитан</w:t>
-      </w:r>
-      <w:proofErr w:type="spellEnd"/>
-      <w:r>
-        <w:rPr>
-          <w:rFonts w:cs="Times New Roman"/>
-          <w:sz w:val="26"/>
-          <w:szCs w:val="26"/>
-        </w:rPr>
-        <w:t xml:space="preserve"> по высоте Л по методике, изложенной в лекциях Бари </w:t>
-      </w:r>
-      <w:proofErr w:type="spellStart"/>
-      <w:r>
-        <w:rPr>
-          <w:rFonts w:cs="Times New Roman"/>
-          <w:sz w:val="26"/>
-          <w:szCs w:val="26"/>
-        </w:rPr>
-        <w:t>Амруловича</w:t>
-      </w:r>
-      <w:proofErr w:type="spellEnd"/>
-      <w:r>
-        <w:rPr>
-          <w:rFonts w:cs="Times New Roman"/>
-          <w:sz w:val="26"/>
-          <w:szCs w:val="26"/>
-        </w:rPr>
-        <w:t xml:space="preserve">, </w:t>
-      </w:r>
-    </w:p>
-    <w:p>
-      <w:pPr>
-        <w:rPr>
-          <w:rFonts w:cs="Times New Roman"/>
-          <w:sz w:val="26"/>
-          <w:szCs w:val="26"/>
-        </w:rPr>
-      </w:pPr>
-      <w:r>
-        <w:rPr>
-          <w:rFonts w:cs="Times New Roman"/>
-          <w:sz w:val="26"/>
-          <w:szCs w:val="26"/>
-        </w:rPr>
         <w:t>Далее были построены треугольники скоростей по найденным параметрам. Пример треугольников 2ой ступени вы можете видеть на данном листе.</w:t>
-      </w:r>
-    </w:p>
-    <w:p>
-      <w:pPr>
-        <w:rPr>
-          <w:rFonts w:cs="Times New Roman"/>
-          <w:sz w:val="26"/>
-          <w:szCs w:val="26"/>
-        </w:rPr>
-      </w:pPr>
-      <w:r>
-        <w:rPr>
-          <w:rFonts w:cs="Times New Roman"/>
-          <w:sz w:val="26"/>
-          <w:szCs w:val="26"/>
-        </w:rPr>
-        <w:t>Исходя из рекомендаций той же литературы найдены количества Л каждой ступени, не допускающие резонансные колебания. Далее были построены профили Л на соответственных на треугольниках скоростей.</w:t>
-      </w:r>
-    </w:p>
-    <w:p>
-      <w:pPr>
-        <w:rPr>
-          <w:rFonts w:cs="Times New Roman"/>
-          <w:sz w:val="26"/>
-          <w:szCs w:val="26"/>
-        </w:rPr>
-      </w:pPr>
-      <w:r>
-        <w:rPr>
-          <w:rFonts w:cs="Times New Roman"/>
-          <w:sz w:val="26"/>
-          <w:szCs w:val="26"/>
-        </w:rPr>
-        <w:t>Последним пунктом данного проектирования был расчет на прочность Д 2 ступени, методом 2х расчетов. Результатом которого вышли напряжения, не превышающие 600 МПа, являющиеся пределом длительной прочности выбранного материала при заданном ресурсе в 12000 часов и расчетной температуре Д.</w:t>
       </w:r>
     </w:p>
     <w:p>

--- a/docs/speach.docx
+++ b/docs/speach.docx
@@ -161,6 +161,15 @@
       </w:r>
     </w:p>
     <w:p>
+      <w:pPr>
+        <w:pStyle w:val="a8"/>
+        <w:ind w:left="709" w:firstLine="0"/>
+      </w:pPr>
+      <w:r>
+        <w:t>--------------------------------------------------------------------------------------------------------------------------</w:t>
+      </w:r>
+    </w:p>
+    <w:p>
       <w:r>
         <w:t xml:space="preserve">Добрый день, </w:t>
       </w:r>
@@ -243,7 +252,13 @@
         </w:numPr>
       </w:pPr>
       <w:r>
-        <w:t>Универсальности применения: для пассажирский и транспортных ЛА.</w:t>
+        <w:t>Универсально</w:t>
+      </w:r>
+      <w:r>
+        <w:t>сти применения: для пассажирских</w:t>
+      </w:r>
+      <w:r>
+        <w:t xml:space="preserve"> и транспортных ЛА.</w:t>
       </w:r>
       <w:r>
         <w:t xml:space="preserve"> (компоновка)</w:t>
@@ -324,13 +339,19 @@
         <w:rPr>
           <w:rFonts w:cs="Times New Roman"/>
         </w:rPr>
-        <w:t>схема ГТД, вариативно рассчитан термодинамический цикл</w:t>
-      </w:r>
-      <w:r>
-        <w:rPr>
-          <w:rFonts w:cs="Times New Roman"/>
-        </w:rPr>
-        <w:t xml:space="preserve"> универсального ГТД</w:t>
+        <w:t xml:space="preserve">схема </w:t>
+      </w:r>
+      <w:r>
+        <w:rPr>
+          <w:rFonts w:cs="Times New Roman"/>
+        </w:rPr>
+        <w:t>двигателя</w:t>
+      </w:r>
+      <w:r>
+        <w:rPr>
+          <w:rFonts w:cs="Times New Roman"/>
+        </w:rPr>
+        <w:t>, вариативно рассчитан термодинамический цикл</w:t>
       </w:r>
       <w:r>
         <w:rPr>
@@ -341,8 +362,45 @@
       <w:r>
         <w:rPr>
           <w:rFonts w:cs="Times New Roman"/>
-        </w:rPr>
-        <w:t>с определением оптимальных параметров и последующим поузловым расчетом</w:t>
+          <w:b/>
+        </w:rPr>
+        <w:t>универсального</w:t>
+      </w:r>
+      <w:r>
+        <w:rPr>
+          <w:rFonts w:cs="Times New Roman"/>
+        </w:rPr>
+        <w:t xml:space="preserve"> ГТД</w:t>
+      </w:r>
+      <w:r>
+        <w:rPr>
+          <w:rFonts w:cs="Times New Roman"/>
+        </w:rPr>
+        <w:t xml:space="preserve"> </w:t>
+      </w:r>
+      <w:r>
+        <w:rPr>
+          <w:rFonts w:cs="Times New Roman"/>
+        </w:rPr>
+        <w:t xml:space="preserve">с определением оптимальных параметров </w:t>
+      </w:r>
+      <w:r>
+        <w:rPr>
+          <w:rFonts w:cs="Times New Roman"/>
+        </w:rPr>
+        <w:t xml:space="preserve">при помощи матрицы корреляции </w:t>
+      </w:r>
+      <w:r>
+        <w:rPr>
+          <w:rFonts w:cs="Times New Roman"/>
+        </w:rPr>
+        <w:t xml:space="preserve">и последующим </w:t>
+      </w:r>
+      <w:r>
+        <w:rPr>
+          <w:rFonts w:cs="Times New Roman"/>
+        </w:rPr>
+        <w:t>поузловым расчетом</w:t>
       </w:r>
       <w:r>
         <w:rPr>
@@ -351,7 +409,7 @@
         <w:t xml:space="preserve">. </w:t>
       </w:r>
       <w:r>
-        <w:t xml:space="preserve">Результаты расчета цикла и выбранная расчетная точка представлена на </w:t>
+        <w:t xml:space="preserve">Результаты цикла и выбранная расчетная точка представлена на </w:t>
       </w:r>
       <w:r>
         <w:t xml:space="preserve">данном </w:t>
@@ -374,9 +432,206 @@
       <w:r>
         <w:rPr>
           <w:rFonts w:cs="Times New Roman"/>
-          <w:highlight w:val="yellow"/>
-        </w:rPr>
-        <w:t>Выбор данной точки профилирования связан с АП и Требованиями</w:t>
+        </w:rPr>
+        <w:t>Выбор данной точки</w:t>
+      </w:r>
+      <w:r>
+        <w:rPr>
+          <w:rFonts w:cs="Times New Roman"/>
+        </w:rPr>
+        <w:t xml:space="preserve"> связан с</w:t>
+      </w:r>
+      <w:r>
+        <w:rPr>
+          <w:rFonts w:cs="Times New Roman"/>
+        </w:rPr>
+        <w:t xml:space="preserve"> требованиями международных (</w:t>
+      </w:r>
+      <w:r>
+        <w:rPr>
+          <w:rFonts w:cs="Times New Roman"/>
+          <w:lang w:val="en-US"/>
+        </w:rPr>
+        <w:t>ICAO</w:t>
+      </w:r>
+      <w:r>
+        <w:rPr>
+          <w:rFonts w:cs="Times New Roman"/>
+        </w:rPr>
+        <w:t xml:space="preserve">, </w:t>
+      </w:r>
+      <w:r>
+        <w:rPr>
+          <w:rFonts w:cs="Times New Roman"/>
+          <w:lang w:val="en-US"/>
+        </w:rPr>
+        <w:t>FAA</w:t>
+      </w:r>
+      <w:r>
+        <w:rPr>
+          <w:rFonts w:cs="Times New Roman"/>
+        </w:rPr>
+        <w:t xml:space="preserve">, </w:t>
+      </w:r>
+      <w:r>
+        <w:rPr>
+          <w:rFonts w:cs="Times New Roman"/>
+          <w:lang w:val="en-US"/>
+        </w:rPr>
+        <w:t>EASA</w:t>
+      </w:r>
+      <w:r>
+        <w:rPr>
+          <w:rFonts w:cs="Times New Roman"/>
+        </w:rPr>
+        <w:t xml:space="preserve">) и </w:t>
+      </w:r>
+      <w:r>
+        <w:rPr>
+          <w:rFonts w:cs="Times New Roman"/>
+        </w:rPr>
+        <w:t>отраслевых</w:t>
+      </w:r>
+      <w:r>
+        <w:rPr>
+          <w:rFonts w:cs="Times New Roman"/>
+        </w:rPr>
+        <w:t xml:space="preserve"> </w:t>
+      </w:r>
+      <w:r>
+        <w:rPr>
+          <w:rFonts w:cs="Times New Roman"/>
+        </w:rPr>
+        <w:t>(</w:t>
+      </w:r>
+      <w:r>
+        <w:rPr>
+          <w:rFonts w:cs="Times New Roman"/>
+        </w:rPr>
+        <w:t>АП</w:t>
+      </w:r>
+      <w:r>
+        <w:rPr>
+          <w:rFonts w:cs="Times New Roman"/>
+        </w:rPr>
+        <w:t>, ГОСТ</w:t>
+      </w:r>
+      <w:r>
+        <w:rPr>
+          <w:rFonts w:cs="Times New Roman"/>
+        </w:rPr>
+        <w:t>) стандартов</w:t>
+      </w:r>
+      <w:r>
+        <w:rPr>
+          <w:rFonts w:cs="Times New Roman"/>
+        </w:rPr>
+        <w:t xml:space="preserve">, </w:t>
+      </w:r>
+      <w:r>
+        <w:rPr>
+          <w:rFonts w:cs="Times New Roman"/>
+        </w:rPr>
+        <w:t>требующими</w:t>
+      </w:r>
+      <w:r>
+        <w:rPr>
+          <w:rFonts w:cs="Times New Roman"/>
+        </w:rPr>
+        <w:t xml:space="preserve"> </w:t>
+      </w:r>
+      <w:r>
+        <w:rPr>
+          <w:rFonts w:cs="Times New Roman"/>
+        </w:rPr>
+        <w:t xml:space="preserve">не превышение определенного </w:t>
+      </w:r>
+      <w:r>
+        <w:rPr>
+          <w:rFonts w:cs="Times New Roman"/>
+        </w:rPr>
+        <w:t>у</w:t>
+      </w:r>
+      <w:r>
+        <w:rPr>
+          <w:rFonts w:cs="Times New Roman"/>
+        </w:rPr>
+        <w:t>ровня ш</w:t>
+      </w:r>
+      <w:r>
+        <w:rPr>
+          <w:rFonts w:cs="Times New Roman"/>
+        </w:rPr>
+        <w:t>у</w:t>
+      </w:r>
+      <w:r>
+        <w:rPr>
+          <w:rFonts w:cs="Times New Roman"/>
+        </w:rPr>
+        <w:t xml:space="preserve">ма </w:t>
+      </w:r>
+      <w:r>
+        <w:rPr>
+          <w:rFonts w:cs="Times New Roman"/>
+        </w:rPr>
+        <w:t>и гарантир</w:t>
+      </w:r>
+      <w:r>
+        <w:rPr>
+          <w:rFonts w:cs="Times New Roman"/>
+        </w:rPr>
+        <w:t>у</w:t>
+      </w:r>
+      <w:r>
+        <w:rPr>
+          <w:rFonts w:cs="Times New Roman"/>
+        </w:rPr>
+        <w:t xml:space="preserve">ющими сохранение Л Вл </w:t>
+      </w:r>
+      <w:r>
+        <w:rPr>
+          <w:rFonts w:cs="Times New Roman"/>
+        </w:rPr>
+        <w:t>внутри</w:t>
+      </w:r>
+      <w:r>
+        <w:rPr>
+          <w:rFonts w:cs="Times New Roman"/>
+        </w:rPr>
+        <w:t xml:space="preserve"> </w:t>
+      </w:r>
+      <w:r>
+        <w:rPr>
+          <w:rFonts w:cs="Times New Roman"/>
+        </w:rPr>
+        <w:t>корпуса</w:t>
+      </w:r>
+      <w:r>
+        <w:rPr>
+          <w:rFonts w:cs="Times New Roman"/>
+        </w:rPr>
+        <w:t xml:space="preserve"> двигателя</w:t>
+      </w:r>
+      <w:r>
+        <w:rPr>
+          <w:rFonts w:cs="Times New Roman"/>
+        </w:rPr>
+        <w:t xml:space="preserve"> и</w:t>
+      </w:r>
+      <w:r>
+        <w:t xml:space="preserve"> </w:t>
+      </w:r>
+      <w:r>
+        <w:t>что в итоге лимитирует</w:t>
+      </w:r>
+      <w:r>
+        <w:t xml:space="preserve"> предельную окружную скорость</w:t>
+      </w:r>
+      <w:r>
+        <w:t xml:space="preserve"> Л</w:t>
+      </w:r>
+      <w:r>
+        <w:t xml:space="preserve"> на периферии</w:t>
       </w:r>
       <w:r>
         <w:rPr>
@@ -394,67 +649,45 @@
         <w:rPr>
           <w:rFonts w:cs="Times New Roman"/>
         </w:rPr>
-        <w:t xml:space="preserve">Проведено сравнение с прототипами. </w:t>
-      </w:r>
-      <w:r>
-        <w:rPr>
-          <w:rFonts w:cs="Times New Roman"/>
-        </w:rPr>
-        <w:t xml:space="preserve">Все лопаточные аппараты </w:t>
-      </w:r>
-      <w:r>
-        <w:rPr>
-          <w:rFonts w:cs="Times New Roman"/>
-        </w:rPr>
-        <w:t xml:space="preserve">рассчитаны </w:t>
-      </w:r>
-      <w:r>
-        <w:rPr>
-          <w:rFonts w:cs="Times New Roman"/>
-        </w:rPr>
-        <w:t>по высоте</w:t>
-      </w:r>
-      <w:r>
-        <w:rPr>
-          <w:rFonts w:cs="Times New Roman"/>
-        </w:rPr>
-        <w:t>. На данных листах показан</w:t>
-      </w:r>
-      <w:r>
-        <w:rPr>
-          <w:rFonts w:cs="Times New Roman"/>
-        </w:rPr>
-        <w:t>о профилирование</w:t>
-      </w:r>
-      <w:r>
-        <w:rPr>
-          <w:rFonts w:cs="Times New Roman"/>
-        </w:rPr>
-        <w:t xml:space="preserve"> 1 сту</w:t>
-      </w:r>
-      <w:r>
-        <w:rPr>
-          <w:rFonts w:cs="Times New Roman"/>
-        </w:rPr>
-        <w:t>пени</w:t>
-      </w:r>
-      <w:r>
-        <w:rPr>
-          <w:rFonts w:cs="Times New Roman"/>
-        </w:rPr>
-        <w:t xml:space="preserve"> КВД и последняя сту</w:t>
-      </w:r>
-      <w:r>
-        <w:rPr>
-          <w:rFonts w:cs="Times New Roman"/>
-        </w:rPr>
-        <w:t>пени</w:t>
-      </w:r>
-      <w:r>
-        <w:rPr>
-          <w:rFonts w:cs="Times New Roman"/>
-        </w:rPr>
-        <w:t xml:space="preserve"> ТНД.</w:t>
+        <w:t>Выбраны степен</w:t>
+      </w:r>
+      <w:r>
+        <w:rPr>
+          <w:rFonts w:cs="Times New Roman"/>
+        </w:rPr>
+        <w:t>ь</w:t>
+      </w:r>
+      <w:r>
+        <w:rPr>
+          <w:rFonts w:cs="Times New Roman"/>
+        </w:rPr>
+        <w:t xml:space="preserve"> повыш</w:t>
+      </w:r>
+      <w:r>
+        <w:rPr>
+          <w:rFonts w:cs="Times New Roman"/>
+        </w:rPr>
+        <w:t xml:space="preserve">ения давления Вл 1.6 и </w:t>
+      </w:r>
+      <w:proofErr w:type="spellStart"/>
+      <w:r>
+        <w:rPr>
+          <w:rFonts w:cs="Times New Roman"/>
+        </w:rPr>
+        <w:t>двухконтурность</w:t>
+      </w:r>
+      <w:proofErr w:type="spellEnd"/>
+      <w:r>
+        <w:rPr>
+          <w:rFonts w:cs="Times New Roman"/>
+        </w:rPr>
+        <w:t xml:space="preserve"> 6</w:t>
+      </w:r>
+      <w:r>
+        <w:rPr>
+          <w:rFonts w:cs="Times New Roman"/>
+        </w:rPr>
+        <w:t xml:space="preserve">. </w:t>
       </w:r>
     </w:p>
     <w:p>
@@ -467,24 +700,154 @@
         <w:rPr>
           <w:rFonts w:cs="Times New Roman"/>
         </w:rPr>
-        <w:t>Разработаны чертежи продольного и поперечных разрезов, компоновки ДТРД с и</w:t>
-      </w:r>
-      <w:r>
-        <w:rPr>
-          <w:rFonts w:cs="Times New Roman"/>
-        </w:rPr>
-        <w:t>зображением ЛА, профилирования лопаток и дисков</w:t>
-      </w:r>
-      <w:r>
-        <w:rPr>
-          <w:rFonts w:cs="Times New Roman"/>
-        </w:rPr>
-        <w:t>.</w:t>
+        <w:t xml:space="preserve">Все лопаточные аппараты </w:t>
+      </w:r>
+      <w:r>
+        <w:rPr>
+          <w:rFonts w:cs="Times New Roman"/>
+        </w:rPr>
+        <w:t xml:space="preserve">рассчитаны </w:t>
+      </w:r>
+      <w:r>
+        <w:rPr>
+          <w:rFonts w:cs="Times New Roman"/>
+        </w:rPr>
+        <w:t>по высоте</w:t>
+      </w:r>
+      <w:r>
+        <w:rPr>
+          <w:rFonts w:cs="Times New Roman"/>
+        </w:rPr>
+        <w:t>. На данных листах показан</w:t>
+      </w:r>
+      <w:r>
+        <w:rPr>
+          <w:rFonts w:cs="Times New Roman"/>
+        </w:rPr>
+        <w:t>о профилирование</w:t>
+      </w:r>
+      <w:r>
+        <w:rPr>
+          <w:rFonts w:cs="Times New Roman"/>
+        </w:rPr>
+        <w:t xml:space="preserve"> 1 сту</w:t>
+      </w:r>
+      <w:r>
+        <w:rPr>
+          <w:rFonts w:cs="Times New Roman"/>
+        </w:rPr>
+        <w:t>пени</w:t>
+      </w:r>
+      <w:r>
+        <w:rPr>
+          <w:rFonts w:cs="Times New Roman"/>
+        </w:rPr>
+        <w:t xml:space="preserve"> КВД и последней</w:t>
+      </w:r>
+      <w:r>
+        <w:rPr>
+          <w:rFonts w:cs="Times New Roman"/>
+        </w:rPr>
+        <w:t xml:space="preserve"> сту</w:t>
+      </w:r>
+      <w:r>
+        <w:rPr>
+          <w:rFonts w:cs="Times New Roman"/>
+        </w:rPr>
+        <w:t>пени</w:t>
+      </w:r>
+      <w:r>
+        <w:rPr>
+          <w:rFonts w:cs="Times New Roman"/>
+        </w:rPr>
+        <w:t xml:space="preserve"> ТНД</w:t>
+      </w:r>
+      <w:r>
+        <w:rPr>
+          <w:rFonts w:cs="Times New Roman"/>
+        </w:rPr>
+        <w:t xml:space="preserve"> при помощи моей программы профилирования аэродинамических профилей.</w:t>
       </w:r>
     </w:p>
     <w:p>
       <w:pPr>
         <w:rPr>
+          <w:rFonts w:cs="Times New Roman"/>
+        </w:rPr>
+      </w:pPr>
+      <w:r>
+        <w:rPr>
+          <w:rFonts w:cs="Times New Roman"/>
+        </w:rPr>
+        <w:t>Разработаны чертежи продольного и поперечных разрезов, компоновки ДТРД с и</w:t>
+      </w:r>
+      <w:r>
+        <w:rPr>
+          <w:rFonts w:cs="Times New Roman"/>
+        </w:rPr>
+        <w:t>зображением ЛА, профилирования лопаток и дисков</w:t>
+      </w:r>
+      <w:r>
+        <w:rPr>
+          <w:rFonts w:cs="Times New Roman"/>
+        </w:rPr>
+        <w:t>.</w:t>
+      </w:r>
+    </w:p>
+    <w:p>
+      <w:pPr>
+        <w:rPr>
+          <w:rFonts w:cs="Times New Roman"/>
+        </w:rPr>
+      </w:pPr>
+      <w:r>
+        <w:rPr>
+          <w:rFonts w:cs="Times New Roman"/>
+        </w:rPr>
+        <w:t xml:space="preserve">В </w:t>
+      </w:r>
+      <w:r>
+        <w:rPr>
+          <w:rFonts w:cs="Times New Roman"/>
+        </w:rPr>
+        <w:t>результате</w:t>
+      </w:r>
+      <w:r>
+        <w:rPr>
+          <w:rFonts w:cs="Times New Roman"/>
+        </w:rPr>
+        <w:t xml:space="preserve"> которого </w:t>
+      </w:r>
+      <w:r>
+        <w:rPr>
+          <w:rFonts w:cs="Times New Roman"/>
+        </w:rPr>
+        <w:t>получился</w:t>
+      </w:r>
+      <w:r>
+        <w:rPr>
+          <w:rFonts w:cs="Times New Roman"/>
+        </w:rPr>
+        <w:t xml:space="preserve"> ДТРД с Вл 1.6 степенью повышения давления, 3х </w:t>
+      </w:r>
+      <w:r>
+        <w:rPr>
+          <w:rFonts w:cs="Times New Roman"/>
+        </w:rPr>
+        <w:t>ступенчатый</w:t>
+      </w:r>
+      <w:bookmarkStart w:id="0" w:name="_GoBack"/>
+      <w:bookmarkEnd w:id="0"/>
+      <w:r>
+        <w:rPr>
+          <w:rFonts w:cs="Times New Roman"/>
+        </w:rPr>
+        <w:t xml:space="preserve"> КНД </w:t>
+      </w:r>
+    </w:p>
+    <w:p>
+      <w:pPr>
+        <w:rPr>
           <w:rFonts w:eastAsiaTheme="minorEastAsia"/>
         </w:rPr>
       </w:pPr>
@@ -549,7 +912,19 @@
         <w:rPr>
           <w:rFonts w:cs="Times New Roman"/>
         </w:rPr>
-        <w:t xml:space="preserve">Первая часть научно-исследовательского раздела посвящена выводу основных уравнений, использованных в расчетах, в </w:t>
+        <w:t>Первая часть научно-исследовательского раздела посвящена выводу основных уравн</w:t>
+      </w:r>
+      <w:r>
+        <w:rPr>
+          <w:rFonts w:cs="Times New Roman"/>
+        </w:rPr>
+        <w:t>ений, использованных в расчетах. В</w:t>
+      </w:r>
+      <w:r>
+        <w:rPr>
+          <w:rFonts w:cs="Times New Roman"/>
+        </w:rPr>
+        <w:t xml:space="preserve"> </w:t>
       </w:r>
       <w:r>
         <w:rPr>
@@ -562,21 +937,25 @@
         <w:rPr>
           <w:rFonts w:cs="Times New Roman"/>
         </w:rPr>
-        <w:t>ур</w:t>
-      </w:r>
-      <w:bookmarkStart w:id="0" w:name="_GoBack"/>
-      <w:bookmarkEnd w:id="0"/>
-      <w:r>
-        <w:rPr>
-          <w:rFonts w:cs="Times New Roman"/>
-        </w:rPr>
-        <w:t xml:space="preserve">авнения профилирования </w:t>
-      </w:r>
-      <w:r>
-        <w:rPr>
-          <w:rFonts w:cs="Times New Roman"/>
-        </w:rPr>
-        <w:t>лопаток компрессора</w:t>
+        <w:t xml:space="preserve">уравнения профилирования </w:t>
+      </w:r>
+      <w:r>
+        <w:rPr>
+          <w:rFonts w:cs="Times New Roman"/>
+        </w:rPr>
+        <w:t>Л</w:t>
+      </w:r>
+      <w:r>
+        <w:rPr>
+          <w:rFonts w:cs="Times New Roman"/>
+        </w:rPr>
+        <w:t xml:space="preserve"> </w:t>
+      </w:r>
+      <w:r>
+        <w:rPr>
+          <w:rFonts w:cs="Times New Roman"/>
+        </w:rPr>
+        <w:t>К</w:t>
       </w:r>
       <w:r>
         <w:rPr>
@@ -588,7 +967,7 @@
         <w:rPr>
           <w:rFonts w:cs="Times New Roman"/>
         </w:rPr>
-        <w:t>турбины</w:t>
+        <w:t>Т</w:t>
       </w:r>
       <w:r>
         <w:rPr>
@@ -614,13 +993,20 @@
         <w:rPr>
           <w:rFonts w:cs="Times New Roman"/>
         </w:rPr>
+        <w:lastRenderedPageBreak/>
         <w:t>Во второй части научно-исследовательского раздел</w:t>
       </w:r>
       <w:r>
         <w:rPr>
           <w:rFonts w:cs="Times New Roman"/>
         </w:rPr>
-        <w:t>а выполнен расчет на прочность лопаток</w:t>
+        <w:t xml:space="preserve">а выполнен расчет на прочность </w:t>
+      </w:r>
+      <w:r>
+        <w:rPr>
+          <w:rFonts w:cs="Times New Roman"/>
+        </w:rPr>
+        <w:t>Л</w:t>
       </w:r>
       <w:r>
         <w:rPr>
@@ -645,7 +1031,13 @@
         <w:rPr>
           <w:rFonts w:cs="Times New Roman"/>
         </w:rPr>
-        <w:t>а выполнен расчет на прочность диска</w:t>
+        <w:t xml:space="preserve">а выполнен расчет на прочность </w:t>
+      </w:r>
+      <w:r>
+        <w:rPr>
+          <w:rFonts w:cs="Times New Roman"/>
+        </w:rPr>
+        <w:t>Д</w:t>
       </w:r>
       <w:r>
         <w:rPr>
@@ -743,7 +1135,6 @@
         <w:rPr>
           <w:rFonts w:cs="Times New Roman"/>
         </w:rPr>
-        <w:lastRenderedPageBreak/>
         <w:t>Пятая часть научно-исследовательского раздела посвящена</w:t>
       </w:r>
       <w:r>
@@ -809,6 +1200,30 @@
         </w:rPr>
         <w:t>для прогнозирования выбросов.</w:t>
       </w:r>
+      <w:r>
+        <w:rPr>
+          <w:rFonts w:cs="Times New Roman"/>
+          <w:color w:val="000000" w:themeColor="text1"/>
+        </w:rPr>
+        <w:t xml:space="preserve"> Для проектируемого ГТД концентрация СО составила, а </w:t>
+      </w:r>
+      <w:r>
+        <w:rPr>
+          <w:rFonts w:cs="Times New Roman"/>
+          <w:color w:val="000000" w:themeColor="text1"/>
+          <w:lang w:val="en-US"/>
+        </w:rPr>
+        <w:t xml:space="preserve">NOx </w:t>
+      </w:r>
+      <w:proofErr w:type="gramStart"/>
+      <w:r>
+        <w:rPr>
+          <w:rFonts w:cs="Times New Roman"/>
+          <w:color w:val="000000" w:themeColor="text1"/>
+        </w:rPr>
+        <w:t>- .</w:t>
+      </w:r>
+      <w:proofErr w:type="gramEnd"/>
     </w:p>
     <w:p>
       <w:pPr>
@@ -831,7 +1246,7 @@
           <w:color w:val="000000"/>
           <w:szCs w:val="24"/>
         </w:rPr>
-        <w:t>диска</w:t>
+        <w:t>Д</w:t>
       </w:r>
       <w:r>
         <w:rPr>
@@ -919,20 +1334,91 @@
     </w:p>
     <w:p>
       <w:pPr>
-        <w:ind w:firstLine="708"/>
+        <w:rPr>
+          <w:szCs w:val="24"/>
+        </w:rPr>
+      </w:pPr>
+      <w:r>
         <w:rPr>
           <w:rFonts w:cs="Times New Roman"/>
           <w:color w:val="000000"/>
           <w:szCs w:val="24"/>
         </w:rPr>
-      </w:pPr>
+        <w:t>В организационно-экономической части ВКР проведён технико-экономический анализ разрабатываемого двигателя. Сделано сравнение технико-экономических характеристик с наиболее близким по параметрам двигателем-аналогом. Построены графики затрат на приобретение и эксплуатацию данных ГТД, с предварительным расчётом себестоимости и эксплуатационных расходов.</w:t>
+      </w:r>
       <w:r>
         <w:rPr>
           <w:rFonts w:cs="Times New Roman"/>
           <w:color w:val="000000"/>
           <w:szCs w:val="24"/>
         </w:rPr>
-        <w:t>В организационно-экономической части ВКР проведён технико-экономический анализ разрабатываемого двигателя. Сделано сравнение технико-экономических характеристик с наиболее близким по параметрам двигателем-аналогом. Построены графики затрат на приобретение и эксплуатацию данных ГТД, с предварительным расчётом себестоимости и эксплуатационных расходов.</w:t>
+        <w:t xml:space="preserve"> И</w:t>
+      </w:r>
+      <w:r>
+        <w:rPr>
+          <w:szCs w:val="24"/>
+        </w:rPr>
+        <w:t>з расчета себестоимостей, затрат на приобретение и эксплуатацию проектируемого двигателя и его аналога</w:t>
+      </w:r>
+      <w:r>
+        <w:rPr>
+          <w:szCs w:val="24"/>
+        </w:rPr>
+        <w:t xml:space="preserve"> </w:t>
+      </w:r>
+      <w:r>
+        <w:rPr>
+          <w:szCs w:val="24"/>
+        </w:rPr>
+        <w:t>следует,</w:t>
+      </w:r>
+      <w:r>
+        <w:rPr>
+          <w:szCs w:val="24"/>
+        </w:rPr>
+        <w:t xml:space="preserve"> что</w:t>
+      </w:r>
+      <w:r>
+        <w:rPr>
+          <w:szCs w:val="24"/>
+        </w:rPr>
+        <w:t xml:space="preserve"> проектируемый двигатель требует несколько б</w:t>
+      </w:r>
+      <w:r>
+        <w:rPr>
+          <w:szCs w:val="24"/>
+        </w:rPr>
+        <w:t>ольших затрат на приобретение, однако</w:t>
+      </w:r>
+      <w:r>
+        <w:rPr>
+          <w:szCs w:val="24"/>
+        </w:rPr>
+        <w:t xml:space="preserve"> эксплуатация в тече</w:t>
+      </w:r>
+      <w:r>
+        <w:rPr>
+          <w:szCs w:val="24"/>
+        </w:rPr>
+        <w:t>нии уже первого года показывает</w:t>
+      </w:r>
+      <w:r>
+        <w:rPr>
+          <w:szCs w:val="24"/>
+        </w:rPr>
+        <w:t xml:space="preserve"> выгоду</w:t>
+      </w:r>
+      <w:r>
+        <w:rPr>
+          <w:szCs w:val="24"/>
+        </w:rPr>
+        <w:t xml:space="preserve"> по сравнению с аналогом</w:t>
+      </w:r>
+      <w:r>
+        <w:rPr>
+          <w:szCs w:val="24"/>
+        </w:rPr>
+        <w:t>.</w:t>
       </w:r>
     </w:p>
     <w:p>
@@ -971,21 +1457,7 @@
           <w:rFonts w:eastAsiaTheme="minorEastAsia"/>
           <w:iCs/>
         </w:rPr>
-        <w:t xml:space="preserve">Уважаемые члены комиссии, на этом мой доклад закончен, готов ответить на </w:t>
-      </w:r>
-      <w:r>
-        <w:rPr>
-          <w:rFonts w:eastAsiaTheme="minorEastAsia"/>
-          <w:iCs/>
-        </w:rPr>
-        <w:t>В</w:t>
-      </w:r>
-      <w:r>
-        <w:rPr>
-          <w:rFonts w:eastAsiaTheme="minorEastAsia"/>
-          <w:iCs/>
-        </w:rPr>
-        <w:t>аши вопросы.</w:t>
+        <w:t>Уважаемые члены комиссии, на этом мой доклад закончен, готов ответить на Ваши вопросы.</w:t>
       </w:r>
     </w:p>
     <w:p>
@@ -993,172 +1465,6 @@
         <w:spacing w:after="160" w:line="259" w:lineRule="auto"/>
         <w:ind w:firstLine="0"/>
         <w:jc w:val="left"/>
-        <w:rPr>
-          <w:rFonts w:eastAsiaTheme="minorEastAsia"/>
-        </w:rPr>
-      </w:pPr>
-      <w:r>
-        <w:rPr>
-          <w:rFonts w:eastAsiaTheme="minorEastAsia"/>
-        </w:rPr>
-        <w:br w:type="page"/>
-      </w:r>
-    </w:p>
-    <w:p>
-      <w:pPr>
-        <w:rPr>
-          <w:rFonts w:eastAsiaTheme="minorEastAsia"/>
-        </w:rPr>
-      </w:pPr>
-      <w:r>
-        <w:rPr>
-          <w:rFonts w:eastAsiaTheme="minorEastAsia"/>
-        </w:rPr>
-        <w:lastRenderedPageBreak/>
-        <w:t xml:space="preserve">Далее была просчитана матрица корреляции, </w:t>
-      </w:r>
-      <w:proofErr w:type="spellStart"/>
-      <w:r>
-        <w:rPr>
-          <w:rFonts w:eastAsiaTheme="minorEastAsia"/>
-        </w:rPr>
-        <w:t>позволивщая</w:t>
-      </w:r>
-      <w:proofErr w:type="spellEnd"/>
-      <w:r>
-        <w:rPr>
-          <w:rFonts w:eastAsiaTheme="minorEastAsia"/>
-        </w:rPr>
-        <w:t xml:space="preserve"> оценить влияние параметров на друг друга и сузить параметры варьирования до двух.</w:t>
-      </w:r>
-    </w:p>
-    <w:p>
-      <w:pPr>
-        <w:rPr>
-          <w:rFonts w:eastAsiaTheme="minorEastAsia"/>
-        </w:rPr>
-      </w:pPr>
-      <w:r>
-        <w:rPr>
-          <w:rFonts w:eastAsiaTheme="minorEastAsia"/>
-        </w:rPr>
-        <w:t xml:space="preserve">Затем была просчитана тепловая защита СА 1 ступени. </w:t>
-      </w:r>
-    </w:p>
-    <w:p>
-      <w:pPr>
-        <w:spacing w:after="160" w:line="259" w:lineRule="auto"/>
-        <w:ind w:firstLine="0"/>
-        <w:jc w:val="left"/>
-        <w:rPr>
-          <w:rFonts w:eastAsiaTheme="minorEastAsia"/>
-        </w:rPr>
-      </w:pPr>
-    </w:p>
-    <w:p>
-      <w:pPr>
-        <w:rPr>
-          <w:rFonts w:cs="Times New Roman"/>
-          <w:sz w:val="26"/>
-          <w:szCs w:val="26"/>
-        </w:rPr>
-      </w:pPr>
-      <w:r>
-        <w:rPr>
-          <w:rFonts w:cs="Times New Roman"/>
-          <w:sz w:val="26"/>
-          <w:szCs w:val="26"/>
-        </w:rPr>
-        <w:t xml:space="preserve">Новизна от основное отличие моей работы от других заключается в написание расчетной программы цикла </w:t>
-      </w:r>
-      <w:r>
-        <w:rPr>
-          <w:rFonts w:cs="Times New Roman"/>
-          <w:b/>
-          <w:sz w:val="26"/>
-          <w:szCs w:val="26"/>
-        </w:rPr>
-        <w:t>для любой схемы</w:t>
-      </w:r>
-      <w:r>
-        <w:rPr>
-          <w:rFonts w:cs="Times New Roman"/>
-          <w:sz w:val="26"/>
-          <w:szCs w:val="26"/>
-        </w:rPr>
-        <w:t xml:space="preserve"> двигателя не зависимо от его применения. Исходная схема двигателя/установки представляет собой максимально плотной с точки зрения узлов, входящих в нее. Программа учитывает не только основные узлы газогенератора, но и опционально подключаемые редуктора, теплообменные аппараты, компрессоры среднего и низкого давлений, вентилятор, турбины среднего и низкого давлений, свободной турбины, а также соплами первого и второго контура с соответственными для каждого исходными характеристиками. При отсутствии в частной схеме какого-либо компонента, он считается с идеальными параметрами, представляющими собой результаты вида отсутствия узла: н-р: при отсутствии в схеме КНД, его степень повышения полного давления автоматически принимается равной 1, точно так же, как и его КПД. </w:t>
-      </w:r>
-    </w:p>
-    <w:p>
-      <w:pPr>
-        <w:rPr>
-          <w:rFonts w:cs="Times New Roman"/>
-          <w:sz w:val="26"/>
-          <w:szCs w:val="26"/>
-        </w:rPr>
-      </w:pPr>
-      <w:r>
-        <w:rPr>
-          <w:rFonts w:cs="Times New Roman"/>
-          <w:sz w:val="26"/>
-          <w:szCs w:val="26"/>
-        </w:rPr>
-        <w:t>Более подробно вы можете ознакомится с данной программой в моей РПЗ.</w:t>
-      </w:r>
-    </w:p>
-    <w:p>
-      <w:pPr>
-        <w:rPr>
-          <w:rFonts w:cs="Times New Roman"/>
-          <w:sz w:val="26"/>
-          <w:szCs w:val="26"/>
-        </w:rPr>
-      </w:pPr>
-      <w:r>
-        <w:rPr>
-          <w:rFonts w:cs="Times New Roman"/>
-          <w:sz w:val="26"/>
-          <w:szCs w:val="26"/>
-        </w:rPr>
-        <w:t>При проектировании такой маленькой ЛМ остро встал вопрос вида проточной части, однозначным ответим на который стал закон постоянного диаметра втулки, позволяющий добиться приемлемой высоты Л первой ступени.</w:t>
-      </w:r>
-    </w:p>
-    <w:p>
-      <w:pPr>
-        <w:rPr>
-          <w:rFonts w:cs="Times New Roman"/>
-          <w:sz w:val="26"/>
-          <w:szCs w:val="26"/>
-        </w:rPr>
-      </w:pPr>
-      <w:r>
-        <w:rPr>
-          <w:rFonts w:cs="Times New Roman"/>
-          <w:sz w:val="26"/>
-          <w:szCs w:val="26"/>
-        </w:rPr>
-        <w:t>Далее были построены треугольники скоростей по найденным параметрам. Пример треугольников 2ой ступени вы можете видеть на данном листе.</w:t>
-      </w:r>
-    </w:p>
-    <w:p>
-      <w:pPr>
-        <w:rPr>
-          <w:rFonts w:cs="Times New Roman"/>
-          <w:sz w:val="26"/>
-          <w:szCs w:val="26"/>
-        </w:rPr>
-      </w:pPr>
-      <w:r>
-        <w:rPr>
-          <w:rFonts w:cs="Times New Roman"/>
-          <w:sz w:val="26"/>
-          <w:szCs w:val="26"/>
-        </w:rPr>
-        <w:t>Более подробно расчет вы можете посмотреть в моей РПЗ.</w:t>
-      </w:r>
-    </w:p>
-    <w:p>
-      <w:pPr>
         <w:rPr>
           <w:rFonts w:eastAsiaTheme="minorEastAsia"/>
         </w:rPr>

--- a/docs/speach.docx
+++ b/docs/speach.docx
@@ -616,7 +616,7 @@
         <w:rPr>
           <w:rFonts w:cs="Times New Roman"/>
         </w:rPr>
-        <w:t xml:space="preserve"> и</w:t>
+        <w:t>,</w:t>
       </w:r>
       <w:r>
         <w:t xml:space="preserve"> </w:t>
@@ -779,634 +779,702 @@
         <w:rPr>
           <w:rFonts w:cs="Times New Roman"/>
         </w:rPr>
-        <w:t>Разработаны чертежи продольного и поперечных разрезов, компоновки ДТРД с и</w:t>
-      </w:r>
-      <w:r>
-        <w:rPr>
-          <w:rFonts w:cs="Times New Roman"/>
-        </w:rPr>
-        <w:t>зображением ЛА, профилирования лопаток и дисков</w:t>
-      </w:r>
-      <w:r>
-        <w:rPr>
-          <w:rFonts w:cs="Times New Roman"/>
-        </w:rPr>
-        <w:t>.</w:t>
+        <w:t xml:space="preserve">В </w:t>
+      </w:r>
+      <w:r>
+        <w:rPr>
+          <w:rFonts w:cs="Times New Roman"/>
+        </w:rPr>
+        <w:t>результате</w:t>
+      </w:r>
+      <w:r>
+        <w:rPr>
+          <w:rFonts w:cs="Times New Roman"/>
+        </w:rPr>
+        <w:t xml:space="preserve"> </w:t>
+      </w:r>
+      <w:r>
+        <w:rPr>
+          <w:rFonts w:cs="Times New Roman"/>
+        </w:rPr>
+        <w:t>чего</w:t>
+      </w:r>
+      <w:r>
+        <w:rPr>
+          <w:rFonts w:cs="Times New Roman"/>
+        </w:rPr>
+        <w:t xml:space="preserve"> </w:t>
+      </w:r>
+      <w:r>
+        <w:rPr>
+          <w:rFonts w:cs="Times New Roman"/>
+        </w:rPr>
+        <w:t>получился</w:t>
+      </w:r>
+      <w:r>
+        <w:rPr>
+          <w:rFonts w:cs="Times New Roman"/>
+        </w:rPr>
+        <w:t xml:space="preserve"> ДТРД с</w:t>
+      </w:r>
+      <w:r>
+        <w:rPr>
+          <w:rFonts w:cs="Times New Roman"/>
+        </w:rPr>
+        <w:t xml:space="preserve"> </w:t>
+      </w:r>
+      <w:r>
+        <w:rPr>
+          <w:rFonts w:cs="Times New Roman"/>
+        </w:rPr>
+        <w:t xml:space="preserve">Вл 1.6 степенью повышения давления, 3х </w:t>
+      </w:r>
+      <w:r>
+        <w:rPr>
+          <w:rFonts w:cs="Times New Roman"/>
+        </w:rPr>
+        <w:t>ступенчатый</w:t>
+      </w:r>
+      <w:r>
+        <w:rPr>
+          <w:rFonts w:cs="Times New Roman"/>
+        </w:rPr>
+        <w:t xml:space="preserve"> КНД</w:t>
+      </w:r>
+      <w:r>
+        <w:rPr>
+          <w:rFonts w:cs="Times New Roman"/>
+        </w:rPr>
+        <w:t>, 9и ступенчатого КВД. Суммарная степень повышения давления 28.8. А также одноступенчатая ТВД и 4х ступенчатая ТНД.</w:t>
+      </w:r>
+      <w:r>
+        <w:rPr>
+          <w:rFonts w:cs="Times New Roman"/>
+        </w:rPr>
+        <w:t xml:space="preserve"> </w:t>
       </w:r>
     </w:p>
     <w:p>
       <w:pPr>
         <w:rPr>
-          <w:rFonts w:cs="Times New Roman"/>
-        </w:rPr>
-      </w:pPr>
-      <w:r>
-        <w:rPr>
-          <w:rFonts w:cs="Times New Roman"/>
-        </w:rPr>
-        <w:t xml:space="preserve">В </w:t>
-      </w:r>
-      <w:r>
-        <w:rPr>
-          <w:rFonts w:cs="Times New Roman"/>
-        </w:rPr>
-        <w:t>результате</w:t>
-      </w:r>
-      <w:r>
-        <w:rPr>
-          <w:rFonts w:cs="Times New Roman"/>
-        </w:rPr>
-        <w:t xml:space="preserve"> которого </w:t>
-      </w:r>
-      <w:r>
-        <w:rPr>
-          <w:rFonts w:cs="Times New Roman"/>
-        </w:rPr>
-        <w:t>получился</w:t>
-      </w:r>
-      <w:r>
-        <w:rPr>
-          <w:rFonts w:cs="Times New Roman"/>
-        </w:rPr>
-        <w:t xml:space="preserve"> ДТРД с Вл 1.6 степенью повышения давления, 3х </w:t>
-      </w:r>
-      <w:r>
-        <w:rPr>
-          <w:rFonts w:cs="Times New Roman"/>
-        </w:rPr>
-        <w:t>ступенчатый</w:t>
+          <w:rFonts w:eastAsiaTheme="minorEastAsia"/>
+        </w:rPr>
+      </w:pPr>
+      <w:r>
+        <w:rPr>
+          <w:rFonts w:eastAsiaTheme="minorEastAsia"/>
+        </w:rPr>
+        <w:t xml:space="preserve">После получения геометрических размеров узлов двигателя, разработан </w:t>
+      </w:r>
+      <w:r>
+        <w:rPr>
+          <w:rFonts w:eastAsiaTheme="minorEastAsia"/>
+        </w:rPr>
+        <w:t xml:space="preserve">компоновочный </w:t>
+      </w:r>
+      <w:r>
+        <w:rPr>
+          <w:rFonts w:eastAsiaTheme="minorEastAsia"/>
+        </w:rPr>
+        <w:t>чертеж общего вида</w:t>
+      </w:r>
+      <w:r>
+        <w:rPr>
+          <w:rFonts w:eastAsiaTheme="minorEastAsia"/>
+        </w:rPr>
+        <w:t xml:space="preserve"> </w:t>
+      </w:r>
+      <w:r>
+        <w:rPr>
+          <w:rFonts w:eastAsiaTheme="minorEastAsia"/>
+        </w:rPr>
+        <w:t xml:space="preserve">для пассажирского самолета </w:t>
+      </w:r>
+      <w:r>
+        <w:rPr>
+          <w:rFonts w:eastAsiaTheme="minorEastAsia"/>
+          <w:lang w:val="en-US"/>
+        </w:rPr>
+        <w:t>SSJ</w:t>
+      </w:r>
+      <w:r>
+        <w:rPr>
+          <w:rFonts w:eastAsiaTheme="minorEastAsia"/>
+        </w:rPr>
+        <w:t xml:space="preserve">-100 </w:t>
+      </w:r>
+      <w:r>
+        <w:rPr>
+          <w:rFonts w:eastAsiaTheme="minorEastAsia"/>
+        </w:rPr>
+        <w:t>и транспортного самолета Бе-200.</w:t>
+      </w:r>
+    </w:p>
+    <w:p>
+      <w:pPr>
+        <w:spacing w:after="160" w:line="259" w:lineRule="auto"/>
+        <w:ind w:firstLine="0"/>
+        <w:jc w:val="left"/>
+        <w:rPr>
+          <w:rFonts w:cs="Times New Roman"/>
+        </w:rPr>
+      </w:pPr>
+      <w:r>
+        <w:rPr>
+          <w:rFonts w:cs="Times New Roman"/>
+        </w:rPr>
+        <w:br w:type="page"/>
+      </w:r>
+    </w:p>
+    <w:p>
+      <w:pPr>
+        <w:rPr>
+          <w:rFonts w:cs="Times New Roman"/>
+          <w:color w:val="000000" w:themeColor="text1"/>
+        </w:rPr>
+      </w:pPr>
+      <w:r>
+        <w:rPr>
+          <w:rFonts w:cs="Times New Roman"/>
+        </w:rPr>
+        <w:lastRenderedPageBreak/>
+        <w:t>Первая часть научно-исследовательского раздела посвящена выводу основных уравн</w:t>
+      </w:r>
+      <w:r>
+        <w:rPr>
+          <w:rFonts w:cs="Times New Roman"/>
+        </w:rPr>
+        <w:t>ений, использованных в расчетах. В</w:t>
+      </w:r>
+      <w:r>
+        <w:rPr>
+          <w:rFonts w:cs="Times New Roman"/>
+        </w:rPr>
+        <w:t xml:space="preserve"> </w:t>
+      </w:r>
+      <w:r>
+        <w:rPr>
+          <w:rFonts w:cs="Times New Roman"/>
+          <w:color w:val="000000" w:themeColor="text1"/>
+        </w:rPr>
+        <w:t xml:space="preserve">том числе </w:t>
+      </w:r>
+      <w:r>
+        <w:rPr>
+          <w:rFonts w:cs="Times New Roman"/>
+        </w:rPr>
+        <w:t xml:space="preserve">уравнения профилирования </w:t>
+      </w:r>
+      <w:r>
+        <w:rPr>
+          <w:rFonts w:cs="Times New Roman"/>
+        </w:rPr>
+        <w:t>Л</w:t>
+      </w:r>
+      <w:r>
+        <w:rPr>
+          <w:rFonts w:cs="Times New Roman"/>
+        </w:rPr>
+        <w:t xml:space="preserve"> </w:t>
+      </w:r>
+      <w:r>
+        <w:rPr>
+          <w:rFonts w:cs="Times New Roman"/>
+        </w:rPr>
+        <w:t>К</w:t>
+      </w:r>
+      <w:r>
+        <w:rPr>
+          <w:rFonts w:cs="Times New Roman"/>
+        </w:rPr>
+        <w:t xml:space="preserve"> и </w:t>
+      </w:r>
+      <w:r>
+        <w:rPr>
+          <w:rFonts w:cs="Times New Roman"/>
+        </w:rPr>
+        <w:t>Т</w:t>
+      </w:r>
+      <w:r>
+        <w:rPr>
+          <w:rFonts w:cs="Times New Roman"/>
+        </w:rPr>
+        <w:t xml:space="preserve"> по высоте </w:t>
+      </w:r>
+      <w:r>
+        <w:rPr>
+          <w:rFonts w:cs="Times New Roman"/>
+          <w:color w:val="000000" w:themeColor="text1"/>
+        </w:rPr>
+        <w:t>на основе конических сечений.</w:t>
+      </w:r>
+    </w:p>
+    <w:p>
+      <w:pPr>
+        <w:rPr>
+          <w:rFonts w:cs="Times New Roman"/>
+        </w:rPr>
+      </w:pPr>
+      <w:r>
+        <w:rPr>
+          <w:rFonts w:cs="Times New Roman"/>
+        </w:rPr>
+        <w:t>Во второй части научно-исследовательского раздел</w:t>
+      </w:r>
+      <w:r>
+        <w:rPr>
+          <w:rFonts w:cs="Times New Roman"/>
+        </w:rPr>
+        <w:t xml:space="preserve">а выполнен расчет на прочность </w:t>
+      </w:r>
+      <w:r>
+        <w:rPr>
+          <w:rFonts w:cs="Times New Roman"/>
+        </w:rPr>
+        <w:t>Л</w:t>
+      </w:r>
+      <w:r>
+        <w:rPr>
+          <w:rFonts w:cs="Times New Roman"/>
+        </w:rPr>
+        <w:t xml:space="preserve"> КВД 1 ступени</w:t>
+      </w:r>
+      <w:r>
+        <w:rPr>
+          <w:rFonts w:cs="Times New Roman"/>
+        </w:rPr>
+        <w:t xml:space="preserve"> с определением ее равнопрочности</w:t>
+      </w:r>
+      <w:r>
+        <w:rPr>
+          <w:rFonts w:cs="Times New Roman"/>
+        </w:rPr>
+        <w:t>.</w:t>
+      </w:r>
+    </w:p>
+    <w:p>
+      <w:pPr>
+        <w:rPr>
+          <w:rFonts w:cs="Times New Roman"/>
+        </w:rPr>
+      </w:pPr>
+      <w:r>
+        <w:rPr>
+          <w:rFonts w:cs="Times New Roman"/>
+        </w:rPr>
+        <w:t>В третьей части научно-исследовательского раздел</w:t>
+      </w:r>
+      <w:r>
+        <w:rPr>
+          <w:rFonts w:cs="Times New Roman"/>
+        </w:rPr>
+        <w:t xml:space="preserve">а выполнен расчет на прочность </w:t>
+      </w:r>
+      <w:r>
+        <w:rPr>
+          <w:rFonts w:cs="Times New Roman"/>
+        </w:rPr>
+        <w:t>Д</w:t>
+      </w:r>
+      <w:r>
+        <w:rPr>
+          <w:rFonts w:cs="Times New Roman"/>
+        </w:rPr>
+        <w:t xml:space="preserve"> ТВД с использованием метода двух расчетов и МКЭ при помощи программного комплекса </w:t>
+      </w:r>
+      <w:r>
+        <w:rPr>
+          <w:rFonts w:cs="Times New Roman"/>
+          <w:lang w:val="en-US"/>
+        </w:rPr>
+        <w:t>ANSYS</w:t>
+      </w:r>
+      <w:r>
+        <w:rPr>
+          <w:rFonts w:cs="Times New Roman"/>
+        </w:rPr>
+        <w:t xml:space="preserve"> </w:t>
+      </w:r>
+      <w:r>
+        <w:rPr>
+          <w:rFonts w:cs="Times New Roman"/>
+          <w:lang w:val="en-US"/>
+        </w:rPr>
+        <w:t>Static</w:t>
+      </w:r>
+      <w:r>
+        <w:rPr>
+          <w:rFonts w:cs="Times New Roman"/>
+        </w:rPr>
+        <w:t xml:space="preserve"> </w:t>
+      </w:r>
+      <w:r>
+        <w:rPr>
+          <w:rFonts w:cs="Times New Roman"/>
+          <w:lang w:val="en-US"/>
+        </w:rPr>
+        <w:t>Structural</w:t>
+      </w:r>
+      <w:r>
+        <w:rPr>
+          <w:rFonts w:cs="Times New Roman"/>
+        </w:rPr>
+        <w:t>.</w:t>
+      </w:r>
+      <w:r>
+        <w:rPr>
+          <w:rFonts w:cs="Times New Roman"/>
+        </w:rPr>
+        <w:t xml:space="preserve"> Минимальный коэф. запаса составил 1.28 на втулке Д. </w:t>
+      </w:r>
+    </w:p>
+    <w:p>
+      <w:pPr>
+        <w:rPr>
+          <w:rFonts w:cs="Times New Roman"/>
+        </w:rPr>
+      </w:pPr>
+      <w:r>
+        <w:rPr>
+          <w:rFonts w:cs="Times New Roman"/>
+        </w:rPr>
+        <w:t xml:space="preserve">В четвертой части научно-исследовательского раздела выполнен газодинамический расчет 1 ступени КВД с помощью программного комплекса </w:t>
+      </w:r>
+      <w:r>
+        <w:rPr>
+          <w:rFonts w:cs="Times New Roman"/>
+          <w:lang w:val="en-US"/>
+        </w:rPr>
+        <w:t>ANSYS</w:t>
+      </w:r>
+      <w:r>
+        <w:rPr>
+          <w:rFonts w:cs="Times New Roman"/>
+        </w:rPr>
+        <w:t xml:space="preserve"> </w:t>
+      </w:r>
+      <w:r>
+        <w:rPr>
+          <w:rFonts w:cs="Times New Roman"/>
+          <w:lang w:val="en-US"/>
+        </w:rPr>
+        <w:t>CFX</w:t>
+      </w:r>
+      <w:r>
+        <w:rPr>
+          <w:rFonts w:cs="Times New Roman"/>
+        </w:rPr>
+        <w:t>, а также осуществлена его доработка и получена характеристика при номинальной частоте вращения.</w:t>
+      </w:r>
+    </w:p>
+    <w:p>
+      <w:pPr>
+        <w:rPr>
+          <w:rFonts w:cs="Times New Roman"/>
+          <w:color w:val="000000" w:themeColor="text1"/>
+        </w:rPr>
+      </w:pPr>
+      <w:r>
+        <w:rPr>
+          <w:rFonts w:cs="Times New Roman"/>
+        </w:rPr>
+        <w:t>Пятая часть научно-исследовательского раздела посвящена</w:t>
+      </w:r>
+      <w:r>
+        <w:rPr>
+          <w:rFonts w:cs="Times New Roman"/>
+        </w:rPr>
+        <w:t xml:space="preserve"> исследованию влияния газодинамических</w:t>
+      </w:r>
+      <w:r>
+        <w:rPr>
+          <w:rFonts w:cs="Times New Roman"/>
+        </w:rPr>
+        <w:t xml:space="preserve"> параметров тракта</w:t>
+      </w:r>
+      <w:r>
+        <w:rPr>
+          <w:rFonts w:cs="Times New Roman"/>
+        </w:rPr>
+        <w:t xml:space="preserve"> ГТД на выбросы </w:t>
+      </w:r>
+      <w:r>
+        <w:rPr>
+          <w:rFonts w:cs="Times New Roman"/>
+          <w:lang w:val="en-US"/>
+        </w:rPr>
+        <w:t>CO</w:t>
+      </w:r>
+      <w:r>
+        <w:rPr>
+          <w:rFonts w:cs="Times New Roman"/>
+        </w:rPr>
+        <w:t xml:space="preserve"> и </w:t>
+      </w:r>
+      <w:r>
+        <w:rPr>
+          <w:rFonts w:cs="Times New Roman"/>
+          <w:lang w:val="en-US"/>
+        </w:rPr>
+        <w:t>NOx</w:t>
+      </w:r>
+      <w:r>
+        <w:rPr>
+          <w:rFonts w:cs="Times New Roman"/>
+        </w:rPr>
+        <w:t>. Был проведен реверсивный дата-инжиниринг новых данный, используемых для решения обратной задачи</w:t>
+      </w:r>
+      <w:r>
+        <w:rPr>
+          <w:rFonts w:cs="Times New Roman"/>
+        </w:rPr>
+        <w:t>,</w:t>
+      </w:r>
+      <w:r>
+        <w:rPr>
+          <w:rFonts w:cs="Times New Roman"/>
+        </w:rPr>
+        <w:t xml:space="preserve"> выявлены доминирующие признаки. Подобран лучший регрессионной классический алгоритм машинного обучения </w:t>
+      </w:r>
+      <w:r>
+        <w:rPr>
+          <w:rFonts w:cs="Times New Roman"/>
+          <w:color w:val="000000" w:themeColor="text1"/>
+        </w:rPr>
+        <w:t>для прогнозирования выбросов.</w:t>
+      </w:r>
+      <w:r>
+        <w:rPr>
+          <w:rFonts w:cs="Times New Roman"/>
+          <w:color w:val="000000" w:themeColor="text1"/>
+        </w:rPr>
+        <w:t xml:space="preserve"> Для проектируемого Д</w:t>
+      </w:r>
+      <w:r>
+        <w:rPr>
+          <w:rFonts w:cs="Times New Roman"/>
+          <w:color w:val="000000" w:themeColor="text1"/>
+        </w:rPr>
+        <w:t>ТРД</w:t>
+      </w:r>
+      <w:r>
+        <w:rPr>
+          <w:rFonts w:cs="Times New Roman"/>
+          <w:color w:val="000000" w:themeColor="text1"/>
+        </w:rPr>
+        <w:t xml:space="preserve"> концентрация СО составила, а </w:t>
+      </w:r>
+      <w:r>
+        <w:rPr>
+          <w:rFonts w:cs="Times New Roman"/>
+          <w:color w:val="000000" w:themeColor="text1"/>
+          <w:lang w:val="en-US"/>
+        </w:rPr>
+        <w:t>NOx</w:t>
+      </w:r>
+      <w:r>
+        <w:rPr>
+          <w:rFonts w:cs="Times New Roman"/>
+          <w:color w:val="000000" w:themeColor="text1"/>
+        </w:rPr>
+        <w:t xml:space="preserve"> </w:t>
+      </w:r>
+      <w:r>
+        <w:rPr>
+          <w:rFonts w:cs="Times New Roman"/>
+          <w:color w:val="000000" w:themeColor="text1"/>
+        </w:rPr>
+        <w:t>- .</w:t>
+      </w:r>
+    </w:p>
+    <w:p>
+      <w:pPr>
+        <w:rPr>
+          <w:rFonts w:cs="Times New Roman"/>
+          <w:color w:val="000000" w:themeColor="text1"/>
+        </w:rPr>
+      </w:pPr>
+      <w:r>
+        <w:rPr>
+          <w:rFonts w:cs="Times New Roman"/>
+          <w:color w:val="000000"/>
+          <w:szCs w:val="24"/>
+        </w:rPr>
+        <w:t xml:space="preserve">В технологической части ВКР разработан рабочий чертеж </w:t>
+      </w:r>
+      <w:r>
+        <w:rPr>
+          <w:rFonts w:cs="Times New Roman"/>
+          <w:color w:val="000000"/>
+          <w:szCs w:val="24"/>
+        </w:rPr>
+        <w:t>Д</w:t>
+      </w:r>
+      <w:r>
+        <w:rPr>
+          <w:rFonts w:cs="Times New Roman"/>
+          <w:color w:val="000000"/>
+          <w:szCs w:val="24"/>
+        </w:rPr>
+        <w:t xml:space="preserve"> ТВД </w:t>
+      </w:r>
+      <w:r>
+        <w:rPr>
+          <w:rFonts w:cs="Times New Roman"/>
+          <w:color w:val="000000" w:themeColor="text1"/>
+        </w:rPr>
+        <w:t>с указанием технических требований.</w:t>
+      </w:r>
+      <w:r>
+        <w:rPr>
+          <w:rFonts w:cs="Times New Roman"/>
+          <w:color w:val="000000"/>
+          <w:szCs w:val="24"/>
+        </w:rPr>
+        <w:t xml:space="preserve"> </w:t>
+      </w:r>
+      <w:r>
+        <w:rPr>
+          <w:rFonts w:cs="Times New Roman"/>
+          <w:color w:val="000000" w:themeColor="text1"/>
+        </w:rPr>
+        <w:t>Составлен</w:t>
+      </w:r>
+      <w:r>
+        <w:rPr>
+          <w:rFonts w:cs="Times New Roman"/>
+          <w:color w:val="000000"/>
+          <w:szCs w:val="24"/>
+        </w:rPr>
+        <w:t xml:space="preserve"> маршрутный технологический процесс </w:t>
+      </w:r>
+      <w:r>
+        <w:rPr>
+          <w:rFonts w:cs="Times New Roman"/>
+          <w:color w:val="000000"/>
+          <w:szCs w:val="24"/>
+        </w:rPr>
+        <w:t xml:space="preserve">его </w:t>
+      </w:r>
+      <w:r>
+        <w:rPr>
+          <w:rFonts w:cs="Times New Roman"/>
+          <w:color w:val="000000"/>
+          <w:szCs w:val="24"/>
+        </w:rPr>
+        <w:t>изго</w:t>
+      </w:r>
+      <w:r>
+        <w:rPr>
+          <w:rFonts w:cs="Times New Roman"/>
+          <w:color w:val="000000"/>
+          <w:szCs w:val="24"/>
+        </w:rPr>
+        <w:t xml:space="preserve">товления, </w:t>
+      </w:r>
+      <w:r>
+        <w:rPr>
+          <w:rFonts w:cs="Times New Roman"/>
+          <w:color w:val="000000" w:themeColor="text1"/>
+        </w:rPr>
+        <w:t>включая расчет операций сверления</w:t>
+      </w:r>
+      <w:r>
+        <w:rPr>
+          <w:rFonts w:cs="Times New Roman"/>
+          <w:color w:val="000000" w:themeColor="text1"/>
+        </w:rPr>
+        <w:t xml:space="preserve"> и точения</w:t>
+      </w:r>
+      <w:r>
+        <w:rPr>
+          <w:rFonts w:cs="Times New Roman"/>
+          <w:color w:val="000000" w:themeColor="text1"/>
+        </w:rPr>
+        <w:t>.</w:t>
+      </w:r>
+    </w:p>
+    <w:p>
+      <w:pPr>
+        <w:rPr>
+          <w:szCs w:val="24"/>
+        </w:rPr>
+      </w:pPr>
+      <w:r>
+        <w:rPr>
+          <w:rFonts w:cs="Times New Roman"/>
+          <w:color w:val="000000"/>
+          <w:szCs w:val="24"/>
+        </w:rPr>
+        <w:t>В организационно-экономической части ВКР проведён технико-экономический анализ разрабатываемого двигателя. Сделано сравнение технико-экономических характеристик с наиболее близким по параметрам двигателем-аналогом. Построены графики затрат на приобре</w:t>
+      </w:r>
+      <w:r>
+        <w:rPr>
+          <w:rFonts w:cs="Times New Roman"/>
+          <w:color w:val="000000"/>
+          <w:szCs w:val="24"/>
+        </w:rPr>
+        <w:t>тение и эксплуатацию данных ГТД</w:t>
+      </w:r>
+      <w:r>
+        <w:rPr>
+          <w:rFonts w:cs="Times New Roman"/>
+          <w:color w:val="000000"/>
+          <w:szCs w:val="24"/>
+        </w:rPr>
+        <w:t>.</w:t>
+      </w:r>
+      <w:r>
+        <w:rPr>
+          <w:rFonts w:cs="Times New Roman"/>
+          <w:color w:val="000000"/>
+          <w:szCs w:val="24"/>
+        </w:rPr>
+        <w:t xml:space="preserve"> И</w:t>
+      </w:r>
+      <w:r>
+        <w:rPr>
+          <w:szCs w:val="24"/>
+        </w:rPr>
+        <w:t xml:space="preserve">з расчета </w:t>
       </w:r>
       <w:bookmarkStart w:id="0" w:name="_GoBack"/>
       <w:bookmarkEnd w:id="0"/>
       <w:r>
         <w:rPr>
-          <w:rFonts w:cs="Times New Roman"/>
-        </w:rPr>
-        <w:t xml:space="preserve"> КНД </w:t>
-      </w:r>
-    </w:p>
-    <w:p>
-      <w:pPr>
-        <w:rPr>
-          <w:rFonts w:eastAsiaTheme="minorEastAsia"/>
-        </w:rPr>
-      </w:pPr>
-      <w:r>
-        <w:rPr>
-          <w:rFonts w:eastAsiaTheme="minorEastAsia"/>
-        </w:rPr>
-        <w:t xml:space="preserve">После получения геометрических размеров узлов двигателя, разработан </w:t>
-      </w:r>
-      <w:r>
-        <w:rPr>
-          <w:rFonts w:eastAsiaTheme="minorEastAsia"/>
-        </w:rPr>
-        <w:t xml:space="preserve">компоновочный </w:t>
-      </w:r>
-      <w:r>
-        <w:rPr>
-          <w:rFonts w:eastAsiaTheme="minorEastAsia"/>
-        </w:rPr>
-        <w:t>чертеж общего вида</w:t>
-      </w:r>
-      <w:r>
-        <w:rPr>
-          <w:rFonts w:eastAsiaTheme="minorEastAsia"/>
-        </w:rPr>
-        <w:t xml:space="preserve"> </w:t>
-      </w:r>
-      <w:r>
-        <w:rPr>
-          <w:rFonts w:eastAsiaTheme="minorEastAsia"/>
-        </w:rPr>
-        <w:t xml:space="preserve">для пассажирского самолета </w:t>
-      </w:r>
-      <w:r>
-        <w:rPr>
-          <w:rFonts w:eastAsiaTheme="minorEastAsia"/>
-          <w:lang w:val="en-US"/>
-        </w:rPr>
-        <w:t>SSJ</w:t>
-      </w:r>
-      <w:r>
-        <w:rPr>
-          <w:rFonts w:eastAsiaTheme="minorEastAsia"/>
-        </w:rPr>
-        <w:t xml:space="preserve">-100 </w:t>
-      </w:r>
-      <w:r>
-        <w:rPr>
-          <w:rFonts w:eastAsiaTheme="minorEastAsia"/>
-        </w:rPr>
-        <w:t>и транспортного самолета Бе-200.</w:t>
-      </w:r>
-    </w:p>
-    <w:p>
-      <w:pPr>
-        <w:rPr>
-          <w:rFonts w:cs="Times New Roman"/>
-          <w:color w:val="000000" w:themeColor="text1"/>
-        </w:rPr>
-      </w:pPr>
-      <w:r>
-        <w:rPr>
-          <w:rFonts w:cs="Times New Roman"/>
-        </w:rPr>
-        <w:t>Первая часть научно-исследовательского раздела посвящена выводу основных уравн</w:t>
-      </w:r>
-      <w:r>
-        <w:rPr>
-          <w:rFonts w:cs="Times New Roman"/>
-        </w:rPr>
-        <w:t>ений, использованных в расчетах. В</w:t>
-      </w:r>
-      <w:r>
-        <w:rPr>
-          <w:rFonts w:cs="Times New Roman"/>
-        </w:rPr>
-        <w:t xml:space="preserve"> </w:t>
-      </w:r>
-      <w:r>
-        <w:rPr>
-          <w:rFonts w:cs="Times New Roman"/>
-          <w:color w:val="000000" w:themeColor="text1"/>
-        </w:rPr>
-        <w:t xml:space="preserve">том числе </w:t>
-      </w:r>
-      <w:r>
-        <w:rPr>
-          <w:rFonts w:cs="Times New Roman"/>
-        </w:rPr>
-        <w:t xml:space="preserve">уравнения профилирования </w:t>
-      </w:r>
-      <w:r>
-        <w:rPr>
-          <w:rFonts w:cs="Times New Roman"/>
-        </w:rPr>
-        <w:t>Л</w:t>
-      </w:r>
-      <w:r>
-        <w:rPr>
-          <w:rFonts w:cs="Times New Roman"/>
-        </w:rPr>
-        <w:t xml:space="preserve"> </w:t>
-      </w:r>
-      <w:r>
-        <w:rPr>
-          <w:rFonts w:cs="Times New Roman"/>
-        </w:rPr>
-        <w:t>К</w:t>
-      </w:r>
-      <w:r>
-        <w:rPr>
-          <w:rFonts w:cs="Times New Roman"/>
-        </w:rPr>
-        <w:t xml:space="preserve"> и </w:t>
-      </w:r>
-      <w:r>
-        <w:rPr>
-          <w:rFonts w:cs="Times New Roman"/>
-        </w:rPr>
-        <w:t>Т</w:t>
-      </w:r>
-      <w:r>
-        <w:rPr>
-          <w:rFonts w:cs="Times New Roman"/>
-        </w:rPr>
-        <w:t xml:space="preserve"> по высоте </w:t>
-      </w:r>
-      <w:r>
-        <w:rPr>
-          <w:rFonts w:cs="Times New Roman"/>
-          <w:color w:val="000000" w:themeColor="text1"/>
-        </w:rPr>
-        <w:t>на основе конических сечений.</w:t>
-      </w:r>
-    </w:p>
-    <w:p>
-      <w:pPr>
-        <w:rPr>
-          <w:rFonts w:cs="Times New Roman"/>
-        </w:rPr>
-      </w:pPr>
-      <w:r>
-        <w:rPr>
-          <w:rFonts w:cs="Times New Roman"/>
-        </w:rPr>
-        <w:lastRenderedPageBreak/>
-        <w:t>Во второй части научно-исследовательского раздел</w:t>
-      </w:r>
-      <w:r>
-        <w:rPr>
-          <w:rFonts w:cs="Times New Roman"/>
-        </w:rPr>
-        <w:t xml:space="preserve">а выполнен расчет на прочность </w:t>
-      </w:r>
-      <w:r>
-        <w:rPr>
-          <w:rFonts w:cs="Times New Roman"/>
-        </w:rPr>
-        <w:t>Л</w:t>
-      </w:r>
-      <w:r>
-        <w:rPr>
-          <w:rFonts w:cs="Times New Roman"/>
-        </w:rPr>
-        <w:t xml:space="preserve"> КВД 1 ступени.</w:t>
-      </w:r>
-    </w:p>
-    <w:p>
-      <w:pPr>
-        <w:rPr>
-          <w:rFonts w:cs="Times New Roman"/>
-        </w:rPr>
-      </w:pPr>
-      <w:r>
-        <w:rPr>
-          <w:rFonts w:cs="Times New Roman"/>
-        </w:rPr>
-        <w:t>В третьей части научно-исследовательского раздел</w:t>
-      </w:r>
-      <w:r>
-        <w:rPr>
-          <w:rFonts w:cs="Times New Roman"/>
-        </w:rPr>
-        <w:t xml:space="preserve">а выполнен расчет на прочность </w:t>
-      </w:r>
-      <w:r>
-        <w:rPr>
-          <w:rFonts w:cs="Times New Roman"/>
-        </w:rPr>
-        <w:t>Д</w:t>
-      </w:r>
-      <w:r>
-        <w:rPr>
-          <w:rFonts w:cs="Times New Roman"/>
-        </w:rPr>
-        <w:t xml:space="preserve"> ТВД с использованием метода двух расчетов и МКЭ при помощи программного комплекса </w:t>
-      </w:r>
-      <w:r>
-        <w:rPr>
-          <w:rFonts w:cs="Times New Roman"/>
-          <w:lang w:val="en-US"/>
-        </w:rPr>
-        <w:t>ANSYS</w:t>
-      </w:r>
-      <w:r>
-        <w:rPr>
-          <w:rFonts w:cs="Times New Roman"/>
-        </w:rPr>
-        <w:t xml:space="preserve"> </w:t>
-      </w:r>
-      <w:r>
-        <w:rPr>
-          <w:rFonts w:cs="Times New Roman"/>
-          <w:lang w:val="en-US"/>
-        </w:rPr>
-        <w:t>Static</w:t>
-      </w:r>
-      <w:r>
-        <w:rPr>
-          <w:rFonts w:cs="Times New Roman"/>
-        </w:rPr>
-        <w:t xml:space="preserve"> </w:t>
-      </w:r>
-      <w:r>
-        <w:rPr>
-          <w:rFonts w:cs="Times New Roman"/>
-          <w:lang w:val="en-US"/>
-        </w:rPr>
-        <w:t>Structural</w:t>
-      </w:r>
-      <w:r>
-        <w:rPr>
-          <w:rFonts w:cs="Times New Roman"/>
-        </w:rPr>
-        <w:t>.</w:t>
-      </w:r>
-    </w:p>
-    <w:p>
-      <w:pPr>
-        <w:rPr>
-          <w:rFonts w:cs="Times New Roman"/>
-        </w:rPr>
-      </w:pPr>
-      <w:r>
-        <w:rPr>
-          <w:rFonts w:cs="Times New Roman"/>
-        </w:rPr>
-        <w:t xml:space="preserve">В четвертой части научно-исследовательского раздела выполнен газодинамический расчет 1 ступени КВД с помощью программного комплекса </w:t>
-      </w:r>
-      <w:r>
-        <w:rPr>
-          <w:rFonts w:cs="Times New Roman"/>
-          <w:lang w:val="en-US"/>
-        </w:rPr>
-        <w:t>ANSYS</w:t>
-      </w:r>
-      <w:r>
-        <w:rPr>
-          <w:rFonts w:cs="Times New Roman"/>
-        </w:rPr>
-        <w:t xml:space="preserve"> </w:t>
-      </w:r>
-      <w:r>
-        <w:rPr>
-          <w:rFonts w:cs="Times New Roman"/>
-          <w:lang w:val="en-US"/>
-        </w:rPr>
-        <w:t>CFX</w:t>
-      </w:r>
-      <w:r>
-        <w:rPr>
-          <w:rFonts w:cs="Times New Roman"/>
-        </w:rPr>
-        <w:t>, а также осуществлена его доработка и получена характеристика при номинальной частоте вращения.</w:t>
-      </w:r>
-    </w:p>
-    <w:p>
-      <w:pPr>
-        <w:rPr>
-          <w:rFonts w:cs="Times New Roman"/>
-          <w:color w:val="000000" w:themeColor="text1"/>
-        </w:rPr>
-      </w:pPr>
-      <w:r>
-        <w:rPr>
-          <w:rFonts w:cs="Times New Roman"/>
-        </w:rPr>
-        <w:t>Пятая часть научно-исследовательского раздела посвящена</w:t>
-      </w:r>
-      <w:r>
-        <w:rPr>
-          <w:rFonts w:cs="Times New Roman"/>
-        </w:rPr>
-        <w:t xml:space="preserve"> исследованию влияния газодинамических</w:t>
-      </w:r>
-      <w:r>
-        <w:rPr>
-          <w:rFonts w:cs="Times New Roman"/>
-        </w:rPr>
-        <w:t xml:space="preserve"> параметров тракта</w:t>
-      </w:r>
-      <w:r>
-        <w:rPr>
-          <w:rFonts w:cs="Times New Roman"/>
-        </w:rPr>
-        <w:t xml:space="preserve"> ГТД на выбросы </w:t>
-      </w:r>
-      <w:r>
-        <w:rPr>
-          <w:rFonts w:cs="Times New Roman"/>
-          <w:lang w:val="en-US"/>
-        </w:rPr>
-        <w:t>CO</w:t>
-      </w:r>
-      <w:r>
-        <w:rPr>
-          <w:rFonts w:cs="Times New Roman"/>
-        </w:rPr>
-        <w:t xml:space="preserve"> и </w:t>
-      </w:r>
-      <w:r>
-        <w:rPr>
-          <w:rFonts w:cs="Times New Roman"/>
-          <w:lang w:val="en-US"/>
-        </w:rPr>
-        <w:t>NOx</w:t>
-      </w:r>
-      <w:r>
-        <w:rPr>
-          <w:rFonts w:cs="Times New Roman"/>
-        </w:rPr>
-        <w:t>. Был проведен реверсивный дата-инжиниринг новых данный, используемых для решения обратной задачи</w:t>
-      </w:r>
-      <w:r>
-        <w:rPr>
-          <w:rFonts w:cs="Times New Roman"/>
-        </w:rPr>
-        <w:t>,</w:t>
-      </w:r>
-      <w:r>
-        <w:rPr>
-          <w:rFonts w:cs="Times New Roman"/>
-        </w:rPr>
-        <w:t xml:space="preserve"> выявлены доминирующие признаки. Подобран лучший регрессионной классический алгоритм машинного обучения </w:t>
-      </w:r>
-      <w:r>
-        <w:rPr>
-          <w:rFonts w:cs="Times New Roman"/>
-          <w:color w:val="000000" w:themeColor="text1"/>
-        </w:rPr>
-        <w:t>для прогнозирования выбросов.</w:t>
-      </w:r>
-      <w:r>
-        <w:rPr>
-          <w:rFonts w:cs="Times New Roman"/>
-          <w:color w:val="000000" w:themeColor="text1"/>
-        </w:rPr>
-        <w:t xml:space="preserve"> Для проектируемого ГТД концентрация СО составила, а </w:t>
-      </w:r>
-      <w:r>
-        <w:rPr>
-          <w:rFonts w:cs="Times New Roman"/>
-          <w:color w:val="000000" w:themeColor="text1"/>
-          <w:lang w:val="en-US"/>
-        </w:rPr>
-        <w:t xml:space="preserve">NOx </w:t>
-      </w:r>
-      <w:proofErr w:type="gramStart"/>
-      <w:r>
-        <w:rPr>
-          <w:rFonts w:cs="Times New Roman"/>
-          <w:color w:val="000000" w:themeColor="text1"/>
-        </w:rPr>
-        <w:t>- .</w:t>
-      </w:r>
-      <w:proofErr w:type="gramEnd"/>
-    </w:p>
-    <w:p>
-      <w:pPr>
-        <w:rPr>
-          <w:rFonts w:cs="Times New Roman"/>
-          <w:color w:val="000000" w:themeColor="text1"/>
-        </w:rPr>
-      </w:pPr>
-      <w:r>
-        <w:rPr>
-          <w:rFonts w:cs="Times New Roman"/>
-          <w:color w:val="000000"/>
           <w:szCs w:val="24"/>
         </w:rPr>
-        <w:t xml:space="preserve">В технологической части ВКР разработан рабочий чертеж </w:t>
-      </w:r>
-      <w:r>
-        <w:rPr>
-          <w:rFonts w:cs="Times New Roman"/>
-          <w:color w:val="000000"/>
+        <w:t>следует,</w:t>
+      </w:r>
+      <w:r>
+        <w:rPr>
           <w:szCs w:val="24"/>
         </w:rPr>
-        <w:t>Д</w:t>
-      </w:r>
-      <w:r>
-        <w:rPr>
-          <w:rFonts w:cs="Times New Roman"/>
-          <w:color w:val="000000"/>
+        <w:t xml:space="preserve"> что</w:t>
+      </w:r>
+      <w:r>
+        <w:rPr>
           <w:szCs w:val="24"/>
         </w:rPr>
-        <w:t xml:space="preserve"> ТВД </w:t>
-      </w:r>
-      <w:r>
-        <w:rPr>
-          <w:rFonts w:cs="Times New Roman"/>
-          <w:color w:val="000000" w:themeColor="text1"/>
-        </w:rPr>
-        <w:t>с указанием технических требований.</w:t>
-      </w:r>
-      <w:r>
-        <w:rPr>
-          <w:rFonts w:cs="Times New Roman"/>
-          <w:color w:val="000000"/>
+        <w:t xml:space="preserve"> проектируемый двигатель требует несколько б</w:t>
+      </w:r>
+      <w:r>
+        <w:rPr>
           <w:szCs w:val="24"/>
         </w:rPr>
-        <w:t xml:space="preserve"> </w:t>
-      </w:r>
-      <w:r>
-        <w:rPr>
-          <w:rFonts w:cs="Times New Roman"/>
-          <w:color w:val="000000" w:themeColor="text1"/>
-        </w:rPr>
-        <w:t>Составлен</w:t>
-      </w:r>
-      <w:r>
-        <w:rPr>
-          <w:rFonts w:cs="Times New Roman"/>
-          <w:color w:val="000000"/>
+        <w:t>ольших затрат на приобретение, однако</w:t>
+      </w:r>
+      <w:r>
+        <w:rPr>
           <w:szCs w:val="24"/>
         </w:rPr>
-        <w:t xml:space="preserve"> маршрутный технологический процесс </w:t>
-      </w:r>
-      <w:r>
-        <w:rPr>
-          <w:rFonts w:cs="Times New Roman"/>
-          <w:color w:val="000000"/>
+        <w:t xml:space="preserve"> эксплуатация в тече</w:t>
+      </w:r>
+      <w:r>
+        <w:rPr>
           <w:szCs w:val="24"/>
         </w:rPr>
-        <w:t xml:space="preserve">его </w:t>
-      </w:r>
-      <w:r>
-        <w:rPr>
-          <w:rFonts w:cs="Times New Roman"/>
-          <w:color w:val="000000"/>
-          <w:szCs w:val="24"/>
-        </w:rPr>
-        <w:t>изго</w:t>
-      </w:r>
-      <w:r>
-        <w:rPr>
-          <w:rFonts w:cs="Times New Roman"/>
-          <w:color w:val="000000"/>
-          <w:szCs w:val="24"/>
-        </w:rPr>
-        <w:t xml:space="preserve">товления, </w:t>
-      </w:r>
-      <w:r>
-        <w:rPr>
-          <w:rFonts w:cs="Times New Roman"/>
-          <w:color w:val="000000" w:themeColor="text1"/>
-        </w:rPr>
-        <w:t>включая расчет операций сверления</w:t>
-      </w:r>
-      <w:r>
-        <w:rPr>
-          <w:rFonts w:cs="Times New Roman"/>
-          <w:color w:val="000000" w:themeColor="text1"/>
-        </w:rPr>
-        <w:t xml:space="preserve"> и точения</w:t>
-      </w:r>
-      <w:r>
-        <w:rPr>
-          <w:rFonts w:cs="Times New Roman"/>
-          <w:color w:val="000000" w:themeColor="text1"/>
-        </w:rPr>
-        <w:t xml:space="preserve"> и разработку соответствующих эскизов.</w:t>
-      </w:r>
-    </w:p>
-    <w:p>
-      <w:pPr>
-        <w:rPr>
-          <w:szCs w:val="24"/>
-        </w:rPr>
-      </w:pPr>
-      <w:r>
-        <w:rPr>
-          <w:rFonts w:cs="Times New Roman"/>
-          <w:color w:val="000000"/>
-          <w:szCs w:val="24"/>
-        </w:rPr>
-        <w:t>В организационно-экономической части ВКР проведён технико-экономический анализ разрабатываемого двигателя. Сделано сравнение технико-экономических характеристик с наиболее близким по параметрам двигателем-аналогом. Построены графики затрат на приобретение и эксплуатацию данных ГТД, с предварительным расчётом себестоимости и эксплуатационных расходов.</w:t>
-      </w:r>
-      <w:r>
-        <w:rPr>
-          <w:rFonts w:cs="Times New Roman"/>
-          <w:color w:val="000000"/>
-          <w:szCs w:val="24"/>
-        </w:rPr>
-        <w:t xml:space="preserve"> И</w:t>
-      </w:r>
-      <w:r>
-        <w:rPr>
-          <w:szCs w:val="24"/>
-        </w:rPr>
-        <w:t>з расчета себестоимостей, затрат на приобретение и эксплуатацию проектируемого двигателя и его аналога</w:t>
-      </w:r>
-      <w:r>
-        <w:rPr>
-          <w:szCs w:val="24"/>
-        </w:rPr>
-        <w:t xml:space="preserve"> </w:t>
-      </w:r>
-      <w:r>
-        <w:rPr>
-          <w:szCs w:val="24"/>
-        </w:rPr>
-        <w:t>следует,</w:t>
-      </w:r>
-      <w:r>
-        <w:rPr>
-          <w:szCs w:val="24"/>
-        </w:rPr>
-        <w:t xml:space="preserve"> что</w:t>
-      </w:r>
-      <w:r>
-        <w:rPr>
-          <w:szCs w:val="24"/>
-        </w:rPr>
-        <w:t xml:space="preserve"> проектируемый двигатель требует несколько б</w:t>
-      </w:r>
-      <w:r>
-        <w:rPr>
-          <w:szCs w:val="24"/>
-        </w:rPr>
-        <w:t>ольших затрат на приобретение, однако</w:t>
-      </w:r>
-      <w:r>
-        <w:rPr>
-          <w:szCs w:val="24"/>
-        </w:rPr>
-        <w:t xml:space="preserve"> эксплуатация в тече</w:t>
-      </w:r>
-      <w:r>
-        <w:rPr>
-          <w:szCs w:val="24"/>
-        </w:rPr>
-        <w:t>нии уже первого года показывает</w:t>
-      </w:r>
-      <w:r>
-        <w:rPr>
-          <w:szCs w:val="24"/>
-        </w:rPr>
-        <w:t xml:space="preserve"> выгоду</w:t>
+        <w:t>нии уже первого года показывает выгоду</w:t>
       </w:r>
       <w:r>
         <w:rPr>

--- a/docs/speach.docx
+++ b/docs/speach.docx
@@ -280,6 +280,20 @@
       <w:r>
         <w:t>Тип ГТД: ДТРД</w:t>
       </w:r>
+      <w:r>
+        <w:t xml:space="preserve"> </w:t>
+      </w:r>
+      <w:r>
+        <w:t xml:space="preserve">для </w:t>
+      </w:r>
+      <w:proofErr w:type="spellStart"/>
+      <w:r>
+        <w:t>ближне</w:t>
+      </w:r>
+      <w:proofErr w:type="spellEnd"/>
+      <w:r>
+        <w:t>- и среднемагистрального самолета.</w:t>
+      </w:r>
     </w:p>
     <w:p>
       <w:pPr>
@@ -298,6 +312,9 @@
       <w:r>
         <w:t xml:space="preserve"> режиме: 8 тонн</w:t>
       </w:r>
+      <w:r>
+        <w:t>.</w:t>
+      </w:r>
     </w:p>
     <w:p>
       <w:pPr>
@@ -310,6 +327,9 @@
       <w:r>
         <w:t>Полная температура после КС: 1773 К</w:t>
       </w:r>
+      <w:r>
+        <w:t>.</w:t>
+      </w:r>
     </w:p>
     <w:p>
       <w:pPr>
@@ -827,7 +847,7 @@
         <w:rPr>
           <w:rFonts w:cs="Times New Roman"/>
         </w:rPr>
-        <w:t xml:space="preserve">Вл 1.6 степенью повышения давления, 3х </w:t>
+        <w:t xml:space="preserve">Вл, 3х </w:t>
       </w:r>
       <w:r>
         <w:rPr>
@@ -1043,7 +1063,25 @@
         <w:rPr>
           <w:rFonts w:cs="Times New Roman"/>
         </w:rPr>
-        <w:t xml:space="preserve"> с определением ее равнопрочности</w:t>
+        <w:t xml:space="preserve"> с определением </w:t>
+      </w:r>
+      <w:r>
+        <w:rPr>
+          <w:rFonts w:cs="Times New Roman"/>
+        </w:rPr>
+        <w:t xml:space="preserve">равнопрочного закона </w:t>
+      </w:r>
+      <w:r>
+        <w:rPr>
+          <w:rFonts w:cs="Times New Roman"/>
+        </w:rPr>
+        <w:t xml:space="preserve">ее </w:t>
+      </w:r>
+      <w:r>
+        <w:rPr>
+          <w:rFonts w:cs="Times New Roman"/>
+        </w:rPr>
+        <w:t>профилирования</w:t>
       </w:r>
       <w:r>
         <w:rPr>
@@ -1248,21 +1286,56 @@
           <w:rFonts w:cs="Times New Roman"/>
           <w:color w:val="000000" w:themeColor="text1"/>
         </w:rPr>
-        <w:t xml:space="preserve"> Для проектируемого Д</w:t>
+        <w:t xml:space="preserve"> </w:t>
       </w:r>
       <w:r>
         <w:rPr>
           <w:rFonts w:cs="Times New Roman"/>
           <w:color w:val="000000" w:themeColor="text1"/>
         </w:rPr>
-        <w:t>ТРД</w:t>
+        <w:t>К</w:t>
       </w:r>
       <w:r>
         <w:rPr>
           <w:rFonts w:cs="Times New Roman"/>
           <w:color w:val="000000" w:themeColor="text1"/>
         </w:rPr>
-        <w:t xml:space="preserve"> концентрация СО составила, а </w:t>
+        <w:t xml:space="preserve">онцентрация СО </w:t>
+      </w:r>
+      <w:r>
+        <w:rPr>
+          <w:rFonts w:cs="Times New Roman"/>
+          <w:color w:val="000000" w:themeColor="text1"/>
+        </w:rPr>
+        <w:t>д</w:t>
+      </w:r>
+      <w:r>
+        <w:rPr>
+          <w:rFonts w:cs="Times New Roman"/>
+          <w:color w:val="000000" w:themeColor="text1"/>
+        </w:rPr>
+        <w:t xml:space="preserve">ля проектируемого ДТРД </w:t>
+      </w:r>
+      <w:r>
+        <w:rPr>
+          <w:rFonts w:cs="Times New Roman"/>
+          <w:color w:val="000000" w:themeColor="text1"/>
+        </w:rPr>
+        <w:t>составила</w:t>
+      </w:r>
+      <w:r>
+        <w:rPr>
+          <w:rFonts w:cs="Times New Roman"/>
+          <w:color w:val="000000" w:themeColor="text1"/>
+        </w:rPr>
+        <w:t xml:space="preserve"> 0.84 мг/м3</w:t>
+      </w:r>
+      <w:r>
+        <w:rPr>
+          <w:rFonts w:cs="Times New Roman"/>
+          <w:color w:val="000000" w:themeColor="text1"/>
+        </w:rPr>
+        <w:t xml:space="preserve">, а </w:t>
       </w:r>
       <w:r>
         <w:rPr>
@@ -1284,7 +1357,42 @@
           <w:rFonts w:cs="Times New Roman"/>
           <w:color w:val="000000" w:themeColor="text1"/>
         </w:rPr>
-        <w:t>- .</w:t>
+        <w:t>–</w:t>
+      </w:r>
+      <w:r>
+        <w:rPr>
+          <w:rFonts w:cs="Times New Roman"/>
+          <w:color w:val="000000" w:themeColor="text1"/>
+        </w:rPr>
+        <w:t xml:space="preserve"> </w:t>
+      </w:r>
+      <w:r>
+        <w:rPr>
+          <w:rFonts w:cs="Times New Roman"/>
+          <w:color w:val="000000" w:themeColor="text1"/>
+        </w:rPr>
+        <w:t>70.</w:t>
+      </w:r>
+      <w:r>
+        <w:rPr>
+          <w:rFonts w:cs="Times New Roman"/>
+          <w:color w:val="000000" w:themeColor="text1"/>
+        </w:rPr>
+        <w:t>22</w:t>
+      </w:r>
+      <w:r>
+        <w:rPr>
+          <w:rFonts w:cs="Times New Roman"/>
+          <w:color w:val="000000" w:themeColor="text1"/>
+        </w:rPr>
+        <w:t xml:space="preserve"> мг/м3</w:t>
+      </w:r>
+      <w:r>
+        <w:rPr>
+          <w:rFonts w:cs="Times New Roman"/>
+          <w:color w:val="000000" w:themeColor="text1"/>
+        </w:rPr>
+        <w:t>.</w:t>
       </w:r>
     </w:p>
     <w:p>
@@ -1406,7 +1514,7 @@
           <w:color w:val="000000"/>
           <w:szCs w:val="24"/>
         </w:rPr>
-        <w:t>В организационно-экономической части ВКР проведён технико-экономический анализ разрабатываемого двигателя. Сделано сравнение технико-экономических характеристик с наиболее близким по параметрам двигателем-аналогом. Построены графики затрат на приобре</w:t>
+        <w:t>В организационно-экономической части ВКР проведён технико-экономический анализ разрабатываемого двигателя. Сделано сравнение с наиболее близким по параметрам двигателем-аналогом</w:t>
       </w:r>
       <w:r>
         <w:rPr>
@@ -1414,49 +1522,90 @@
           <w:color w:val="000000"/>
           <w:szCs w:val="24"/>
         </w:rPr>
-        <w:t>тение и эксплуатацию данных ГТД</w:t>
-      </w:r>
+        <w:t xml:space="preserve"> </w:t>
+      </w:r>
+      <w:proofErr w:type="spellStart"/>
       <w:r>
         <w:rPr>
           <w:rFonts w:cs="Times New Roman"/>
           <w:color w:val="000000"/>
           <w:szCs w:val="24"/>
-        </w:rPr>
-        <w:t>.</w:t>
-      </w:r>
+          <w:lang w:val="en-US"/>
+        </w:rPr>
+        <w:t>SaM</w:t>
+      </w:r>
+      <w:proofErr w:type="spellEnd"/>
       <w:r>
         <w:rPr>
           <w:rFonts w:cs="Times New Roman"/>
           <w:color w:val="000000"/>
           <w:szCs w:val="24"/>
         </w:rPr>
+        <w:t>-146</w:t>
+      </w:r>
+      <w:r>
+        <w:rPr>
+          <w:rFonts w:cs="Times New Roman"/>
+          <w:color w:val="000000"/>
+          <w:szCs w:val="24"/>
+        </w:rPr>
+        <w:t>. Построены графики затрат на приобре</w:t>
+      </w:r>
+      <w:r>
+        <w:rPr>
+          <w:rFonts w:cs="Times New Roman"/>
+          <w:color w:val="000000"/>
+          <w:szCs w:val="24"/>
+        </w:rPr>
+        <w:t>тение и эксплуатацию данных ГТД</w:t>
+      </w:r>
+      <w:r>
+        <w:rPr>
+          <w:rFonts w:cs="Times New Roman"/>
+          <w:color w:val="000000"/>
+          <w:szCs w:val="24"/>
+        </w:rPr>
+        <w:t>.</w:t>
+      </w:r>
+      <w:r>
+        <w:rPr>
+          <w:rFonts w:cs="Times New Roman"/>
+          <w:color w:val="000000"/>
+          <w:szCs w:val="24"/>
+        </w:rPr>
         <w:t xml:space="preserve"> И</w:t>
       </w:r>
       <w:r>
         <w:rPr>
           <w:szCs w:val="24"/>
         </w:rPr>
-        <w:t xml:space="preserve">з расчета </w:t>
+        <w:t>з расчета следует,</w:t>
+      </w:r>
+      <w:r>
+        <w:rPr>
+          <w:szCs w:val="24"/>
+        </w:rPr>
+        <w:t xml:space="preserve"> что</w:t>
+      </w:r>
+      <w:r>
+        <w:rPr>
+          <w:szCs w:val="24"/>
+        </w:rPr>
+        <w:t xml:space="preserve"> проектируемый двигатель требует </w:t>
       </w:r>
       <w:bookmarkStart w:id="0" w:name="_GoBack"/>
+      <w:r>
+        <w:rPr>
+          <w:szCs w:val="24"/>
+        </w:rPr>
+        <w:t xml:space="preserve">несколько </w:t>
+      </w:r>
       <w:bookmarkEnd w:id="0"/>
       <w:r>
         <w:rPr>
           <w:szCs w:val="24"/>
         </w:rPr>
-        <w:t>следует,</w:t>
-      </w:r>
-      <w:r>
-        <w:rPr>
-          <w:szCs w:val="24"/>
-        </w:rPr>
-        <w:t xml:space="preserve"> что</w:t>
-      </w:r>
-      <w:r>
-        <w:rPr>
-          <w:szCs w:val="24"/>
-        </w:rPr>
-        <w:t xml:space="preserve"> проектируемый двигатель требует несколько б</w:t>
+        <w:t>б</w:t>
       </w:r>
       <w:r>
         <w:rPr>
